--- a/BAB 4.docx
+++ b/BAB 4.docx
@@ -59,23 +59,7 @@
           <w:b/>
           <w:bCs/>
         </w:rPr>
-        <w:t xml:space="preserve">LINK </w:t>
-      </w:r>
-      <w:proofErr w:type="gramStart"/>
-      <w:r>
-        <w:rPr>
-          <w:b/>
-          <w:bCs/>
-        </w:rPr>
-        <w:t>GITHUB :</w:t>
-      </w:r>
-      <w:proofErr w:type="gramEnd"/>
-      <w:r>
-        <w:rPr>
-          <w:b/>
-          <w:bCs/>
-        </w:rPr>
-        <w:t xml:space="preserve"> </w:t>
+        <w:t xml:space="preserve">LINK GITHUB : </w:t>
       </w:r>
       <w:hyperlink r:id="rId8" w:history="1">
         <w:r>
@@ -175,23 +159,7 @@
         <w:t>Use Case Diagram</w:t>
       </w:r>
       <w:r>
-        <w:t xml:space="preserve"> pada </w:t>
-      </w:r>
-      <w:proofErr w:type="spellStart"/>
-      <w:r>
-        <w:t>Sistem</w:t>
-      </w:r>
-      <w:proofErr w:type="spellEnd"/>
-      <w:r>
-        <w:t xml:space="preserve"> </w:t>
-      </w:r>
-      <w:proofErr w:type="spellStart"/>
-      <w:r>
-        <w:t>Reservasi</w:t>
-      </w:r>
-      <w:proofErr w:type="spellEnd"/>
-      <w:r>
-        <w:t xml:space="preserve"> </w:t>
+        <w:t xml:space="preserve"> pada Sistem Reservasi </w:t>
       </w:r>
       <w:r>
         <w:rPr>
@@ -200,1463 +168,16 @@
         <w:t>Sport Center</w:t>
       </w:r>
       <w:r>
-        <w:t xml:space="preserve"> </w:t>
-      </w:r>
-      <w:proofErr w:type="spellStart"/>
-      <w:r>
-        <w:t>Kampus</w:t>
-      </w:r>
-      <w:proofErr w:type="spellEnd"/>
-    </w:p>
-    <w:p>
-      <w:pPr>
-        <w:ind w:firstLine="360"/>
-        <w:jc w:val="both"/>
-      </w:pPr>
-      <w:r>
-        <w:t xml:space="preserve">Gambar 1 </w:t>
-      </w:r>
-      <w:proofErr w:type="spellStart"/>
-      <w:r>
-        <w:t>merupakan</w:t>
-      </w:r>
-      <w:proofErr w:type="spellEnd"/>
-      <w:r>
-        <w:t xml:space="preserve"> </w:t>
-      </w:r>
-      <w:r>
-        <w:rPr>
-          <w:rStyle w:val="Emphasis"/>
-        </w:rPr>
-        <w:t>Use Case Diagram</w:t>
-      </w:r>
-      <w:r>
-        <w:t xml:space="preserve"> pada </w:t>
-      </w:r>
-      <w:proofErr w:type="spellStart"/>
-      <w:r>
-        <w:t>Sistem</w:t>
-      </w:r>
-      <w:proofErr w:type="spellEnd"/>
-      <w:r>
-        <w:t xml:space="preserve"> </w:t>
-      </w:r>
-      <w:proofErr w:type="spellStart"/>
-      <w:r>
-        <w:t>Reservasi</w:t>
-      </w:r>
-      <w:proofErr w:type="spellEnd"/>
-      <w:r>
-        <w:t xml:space="preserve"> </w:t>
-      </w:r>
-      <w:r>
-        <w:rPr>
-          <w:rStyle w:val="Emphasis"/>
-        </w:rPr>
-        <w:t>Sport Center</w:t>
-      </w:r>
-      <w:r>
-        <w:t xml:space="preserve"> </w:t>
-      </w:r>
-      <w:proofErr w:type="spellStart"/>
-      <w:r>
-        <w:t>Kampus</w:t>
-      </w:r>
-      <w:proofErr w:type="spellEnd"/>
-      <w:r>
-        <w:t xml:space="preserve"> yang </w:t>
-      </w:r>
-      <w:proofErr w:type="spellStart"/>
-      <w:r>
-        <w:t>menggambarkan</w:t>
-      </w:r>
-      <w:proofErr w:type="spellEnd"/>
-      <w:r>
-        <w:t xml:space="preserve"> </w:t>
-      </w:r>
-      <w:proofErr w:type="spellStart"/>
-      <w:r>
-        <w:t>interaksi</w:t>
-      </w:r>
-      <w:proofErr w:type="spellEnd"/>
-      <w:r>
-        <w:t xml:space="preserve"> </w:t>
-      </w:r>
-      <w:proofErr w:type="spellStart"/>
-      <w:r>
-        <w:t>antara</w:t>
-      </w:r>
-      <w:proofErr w:type="spellEnd"/>
-      <w:r>
-        <w:t xml:space="preserve"> </w:t>
-      </w:r>
-      <w:proofErr w:type="spellStart"/>
-      <w:r>
-        <w:t>aktor</w:t>
-      </w:r>
-      <w:proofErr w:type="spellEnd"/>
-      <w:r>
-        <w:t xml:space="preserve"> </w:t>
-      </w:r>
-      <w:proofErr w:type="spellStart"/>
-      <w:r>
-        <w:t>dengan</w:t>
-      </w:r>
-      <w:proofErr w:type="spellEnd"/>
-      <w:r>
-        <w:t xml:space="preserve"> </w:t>
-      </w:r>
-      <w:proofErr w:type="spellStart"/>
-      <w:r>
-        <w:t>sistem</w:t>
-      </w:r>
-      <w:proofErr w:type="spellEnd"/>
-      <w:r>
-        <w:t xml:space="preserve"> </w:t>
-      </w:r>
-      <w:proofErr w:type="spellStart"/>
-      <w:r>
-        <w:t>serta</w:t>
-      </w:r>
-      <w:proofErr w:type="spellEnd"/>
-      <w:r>
-        <w:t xml:space="preserve"> </w:t>
-      </w:r>
-      <w:proofErr w:type="spellStart"/>
-      <w:r>
-        <w:t>fungsi-fungsi</w:t>
-      </w:r>
-      <w:proofErr w:type="spellEnd"/>
-      <w:r>
-        <w:t xml:space="preserve"> yang </w:t>
-      </w:r>
-      <w:proofErr w:type="spellStart"/>
-      <w:r>
-        <w:t>dapat</w:t>
-      </w:r>
-      <w:proofErr w:type="spellEnd"/>
-      <w:r>
-        <w:t xml:space="preserve"> </w:t>
-      </w:r>
-      <w:proofErr w:type="spellStart"/>
-      <w:r>
-        <w:t>dijalankan</w:t>
-      </w:r>
-      <w:proofErr w:type="spellEnd"/>
-      <w:r>
-        <w:t xml:space="preserve">. Pada diagram </w:t>
-      </w:r>
-      <w:proofErr w:type="spellStart"/>
-      <w:r>
-        <w:t>ini</w:t>
-      </w:r>
-      <w:proofErr w:type="spellEnd"/>
-      <w:r>
-        <w:t xml:space="preserve"> </w:t>
-      </w:r>
-      <w:proofErr w:type="spellStart"/>
-      <w:r>
-        <w:t>terdapat</w:t>
-      </w:r>
-      <w:proofErr w:type="spellEnd"/>
-      <w:r>
-        <w:t xml:space="preserve"> </w:t>
-      </w:r>
-      <w:proofErr w:type="spellStart"/>
-      <w:r>
-        <w:t>dua</w:t>
-      </w:r>
-      <w:proofErr w:type="spellEnd"/>
-      <w:r>
-        <w:t xml:space="preserve"> </w:t>
-      </w:r>
-      <w:proofErr w:type="spellStart"/>
-      <w:r>
-        <w:t>aktor</w:t>
-      </w:r>
-      <w:proofErr w:type="spellEnd"/>
-      <w:r>
-        <w:t xml:space="preserve"> </w:t>
-      </w:r>
-      <w:proofErr w:type="spellStart"/>
-      <w:r>
-        <w:t>utama</w:t>
-      </w:r>
-      <w:proofErr w:type="spellEnd"/>
-      <w:r>
-        <w:t xml:space="preserve">, </w:t>
-      </w:r>
-      <w:proofErr w:type="spellStart"/>
-      <w:r>
-        <w:t>yaitu</w:t>
-      </w:r>
-      <w:proofErr w:type="spellEnd"/>
-      <w:r>
-        <w:t xml:space="preserve"> </w:t>
-      </w:r>
-      <w:r>
-        <w:rPr>
-          <w:rStyle w:val="Emphasis"/>
-        </w:rPr>
-        <w:t>Member</w:t>
-      </w:r>
-      <w:r>
-        <w:t xml:space="preserve"> dan </w:t>
-      </w:r>
-      <w:r>
-        <w:rPr>
-          <w:rStyle w:val="Emphasis"/>
-        </w:rPr>
-        <w:t>Receptionist</w:t>
-      </w:r>
-      <w:r>
-        <w:t xml:space="preserve">. </w:t>
-      </w:r>
-      <w:proofErr w:type="spellStart"/>
-      <w:r>
-        <w:t>Aktor</w:t>
-      </w:r>
-      <w:proofErr w:type="spellEnd"/>
-      <w:r>
-        <w:t xml:space="preserve"> </w:t>
-      </w:r>
-      <w:r>
-        <w:rPr>
-          <w:rStyle w:val="Emphasis"/>
-        </w:rPr>
-        <w:t>Member</w:t>
-      </w:r>
-      <w:r>
-        <w:t xml:space="preserve"> </w:t>
-      </w:r>
-      <w:proofErr w:type="spellStart"/>
-      <w:r>
-        <w:t>memiliki</w:t>
-      </w:r>
-      <w:proofErr w:type="spellEnd"/>
-      <w:r>
-        <w:t xml:space="preserve"> </w:t>
-      </w:r>
-      <w:proofErr w:type="spellStart"/>
-      <w:r>
-        <w:t>hak</w:t>
-      </w:r>
-      <w:proofErr w:type="spellEnd"/>
-      <w:r>
-        <w:t xml:space="preserve"> </w:t>
-      </w:r>
-      <w:proofErr w:type="spellStart"/>
-      <w:r>
-        <w:t>akses</w:t>
-      </w:r>
-      <w:proofErr w:type="spellEnd"/>
-      <w:r>
-        <w:t xml:space="preserve"> </w:t>
-      </w:r>
-      <w:proofErr w:type="spellStart"/>
-      <w:r>
-        <w:t>untuk</w:t>
-      </w:r>
-      <w:proofErr w:type="spellEnd"/>
-      <w:r>
-        <w:t xml:space="preserve"> </w:t>
-      </w:r>
-      <w:proofErr w:type="spellStart"/>
-      <w:r>
-        <w:t>melakukan</w:t>
-      </w:r>
-      <w:proofErr w:type="spellEnd"/>
-      <w:r>
-        <w:t xml:space="preserve"> </w:t>
-      </w:r>
-      <w:r>
-        <w:rPr>
-          <w:rStyle w:val="Emphasis"/>
-        </w:rPr>
-        <w:t>login</w:t>
-      </w:r>
-      <w:r>
-        <w:t xml:space="preserve">, </w:t>
-      </w:r>
-      <w:proofErr w:type="spellStart"/>
-      <w:r>
-        <w:t>melakukan</w:t>
-      </w:r>
-      <w:proofErr w:type="spellEnd"/>
-      <w:r>
-        <w:t xml:space="preserve"> </w:t>
-      </w:r>
-      <w:r>
-        <w:rPr>
-          <w:rStyle w:val="Emphasis"/>
-        </w:rPr>
-        <w:t>booking</w:t>
-      </w:r>
-      <w:r>
-        <w:t xml:space="preserve"> </w:t>
-      </w:r>
-      <w:proofErr w:type="spellStart"/>
-      <w:r>
-        <w:t>lapangan</w:t>
-      </w:r>
-      <w:proofErr w:type="spellEnd"/>
-      <w:r>
-        <w:t xml:space="preserve">, </w:t>
-      </w:r>
-      <w:proofErr w:type="spellStart"/>
-      <w:r>
-        <w:t>membatalkan</w:t>
-      </w:r>
-      <w:proofErr w:type="spellEnd"/>
-      <w:r>
-        <w:t xml:space="preserve"> </w:t>
-      </w:r>
-      <w:r>
-        <w:rPr>
-          <w:rStyle w:val="Emphasis"/>
-        </w:rPr>
-        <w:t>booking</w:t>
-      </w:r>
-      <w:r>
-        <w:t xml:space="preserve">, </w:t>
-      </w:r>
-      <w:proofErr w:type="spellStart"/>
-      <w:r>
-        <w:t>serta</w:t>
-      </w:r>
-      <w:proofErr w:type="spellEnd"/>
-      <w:r>
-        <w:t xml:space="preserve"> </w:t>
-      </w:r>
-      <w:proofErr w:type="spellStart"/>
-      <w:r>
-        <w:t>mengecek</w:t>
-      </w:r>
-      <w:proofErr w:type="spellEnd"/>
-      <w:r>
-        <w:t xml:space="preserve"> </w:t>
-      </w:r>
-      <w:proofErr w:type="spellStart"/>
-      <w:r>
-        <w:t>saldo</w:t>
-      </w:r>
-      <w:proofErr w:type="spellEnd"/>
-      <w:r>
-        <w:t xml:space="preserve"> </w:t>
-      </w:r>
-      <w:proofErr w:type="spellStart"/>
-      <w:r>
-        <w:t>akun</w:t>
-      </w:r>
-      <w:proofErr w:type="spellEnd"/>
-      <w:r>
-        <w:t xml:space="preserve">. </w:t>
-      </w:r>
-      <w:proofErr w:type="spellStart"/>
-      <w:r>
-        <w:t>Dalam</w:t>
-      </w:r>
-      <w:proofErr w:type="spellEnd"/>
-      <w:r>
-        <w:t xml:space="preserve"> proses </w:t>
-      </w:r>
-      <w:r>
-        <w:rPr>
-          <w:rStyle w:val="Emphasis"/>
-        </w:rPr>
-        <w:t>booking</w:t>
-      </w:r>
-      <w:r>
-        <w:t xml:space="preserve">, </w:t>
-      </w:r>
-      <w:r>
-        <w:rPr>
-          <w:rStyle w:val="Emphasis"/>
-        </w:rPr>
-        <w:t>member</w:t>
-      </w:r>
-      <w:r>
-        <w:t xml:space="preserve"> </w:t>
-      </w:r>
-      <w:proofErr w:type="spellStart"/>
-      <w:r>
-        <w:t>harus</w:t>
-      </w:r>
-      <w:proofErr w:type="spellEnd"/>
-      <w:r>
-        <w:t xml:space="preserve"> </w:t>
-      </w:r>
-      <w:proofErr w:type="spellStart"/>
-      <w:r>
-        <w:t>terlebih</w:t>
-      </w:r>
-      <w:proofErr w:type="spellEnd"/>
-      <w:r>
-        <w:t xml:space="preserve"> </w:t>
-      </w:r>
-      <w:proofErr w:type="spellStart"/>
-      <w:r>
-        <w:t>dahulu</w:t>
-      </w:r>
-      <w:proofErr w:type="spellEnd"/>
-      <w:r>
-        <w:t xml:space="preserve"> </w:t>
-      </w:r>
-      <w:proofErr w:type="spellStart"/>
-      <w:r>
-        <w:t>memilih</w:t>
-      </w:r>
-      <w:proofErr w:type="spellEnd"/>
-      <w:r>
-        <w:t xml:space="preserve"> </w:t>
-      </w:r>
-      <w:proofErr w:type="spellStart"/>
-      <w:r>
-        <w:t>lapangan</w:t>
-      </w:r>
-      <w:proofErr w:type="spellEnd"/>
-      <w:r>
-        <w:t xml:space="preserve">, </w:t>
-      </w:r>
-      <w:proofErr w:type="spellStart"/>
-      <w:r>
-        <w:t>kemudian</w:t>
-      </w:r>
-      <w:proofErr w:type="spellEnd"/>
-      <w:r>
-        <w:t xml:space="preserve"> </w:t>
-      </w:r>
-      <w:proofErr w:type="spellStart"/>
-      <w:r>
-        <w:t>memilih</w:t>
-      </w:r>
-      <w:proofErr w:type="spellEnd"/>
-      <w:r>
-        <w:t xml:space="preserve"> </w:t>
-      </w:r>
-      <w:proofErr w:type="spellStart"/>
-      <w:r>
-        <w:t>jadwal</w:t>
-      </w:r>
-      <w:proofErr w:type="spellEnd"/>
-      <w:r>
-        <w:t xml:space="preserve"> yang </w:t>
-      </w:r>
-      <w:proofErr w:type="spellStart"/>
-      <w:r>
-        <w:t>tersedia</w:t>
-      </w:r>
-      <w:proofErr w:type="spellEnd"/>
-      <w:r>
-        <w:t xml:space="preserve">, dan </w:t>
-      </w:r>
-      <w:proofErr w:type="spellStart"/>
-      <w:r>
-        <w:t>selanjutnya</w:t>
-      </w:r>
-      <w:proofErr w:type="spellEnd"/>
-      <w:r>
-        <w:t xml:space="preserve"> </w:t>
-      </w:r>
-      <w:proofErr w:type="spellStart"/>
-      <w:r>
-        <w:t>melakukan</w:t>
-      </w:r>
-      <w:proofErr w:type="spellEnd"/>
-      <w:r>
-        <w:t xml:space="preserve"> </w:t>
-      </w:r>
-      <w:r>
-        <w:rPr>
-          <w:rStyle w:val="Emphasis"/>
-        </w:rPr>
-        <w:t>payment</w:t>
-      </w:r>
-      <w:r>
-        <w:t xml:space="preserve"> agar proses </w:t>
-      </w:r>
-      <w:proofErr w:type="spellStart"/>
-      <w:r>
-        <w:t>reservasi</w:t>
-      </w:r>
-      <w:proofErr w:type="spellEnd"/>
-      <w:r>
-        <w:t xml:space="preserve"> </w:t>
-      </w:r>
-      <w:proofErr w:type="spellStart"/>
-      <w:r>
-        <w:t>dapat</w:t>
-      </w:r>
-      <w:proofErr w:type="spellEnd"/>
-      <w:r>
-        <w:t xml:space="preserve"> </w:t>
-      </w:r>
-      <w:proofErr w:type="spellStart"/>
-      <w:r>
-        <w:t>diproses</w:t>
-      </w:r>
-      <w:proofErr w:type="spellEnd"/>
-      <w:r>
-        <w:t xml:space="preserve"> oleh </w:t>
-      </w:r>
-      <w:proofErr w:type="spellStart"/>
-      <w:r>
-        <w:t>sistem</w:t>
-      </w:r>
-      <w:proofErr w:type="spellEnd"/>
-      <w:r>
-        <w:t xml:space="preserve">. </w:t>
-      </w:r>
-      <w:proofErr w:type="spellStart"/>
-      <w:r>
-        <w:t>Selain</w:t>
-      </w:r>
-      <w:proofErr w:type="spellEnd"/>
-      <w:r>
-        <w:t xml:space="preserve"> </w:t>
-      </w:r>
-      <w:proofErr w:type="spellStart"/>
-      <w:r>
-        <w:t>itu</w:t>
-      </w:r>
-      <w:proofErr w:type="spellEnd"/>
-      <w:r>
-        <w:t xml:space="preserve">, </w:t>
-      </w:r>
-      <w:r>
-        <w:rPr>
-          <w:rStyle w:val="Emphasis"/>
-        </w:rPr>
-        <w:t>member</w:t>
-      </w:r>
-      <w:r>
-        <w:t xml:space="preserve"> juga </w:t>
-      </w:r>
-      <w:proofErr w:type="spellStart"/>
-      <w:r>
-        <w:t>dapat</w:t>
-      </w:r>
-      <w:proofErr w:type="spellEnd"/>
-      <w:r>
-        <w:t xml:space="preserve"> </w:t>
-      </w:r>
-      <w:proofErr w:type="spellStart"/>
-      <w:r>
-        <w:t>melakukan</w:t>
-      </w:r>
-      <w:proofErr w:type="spellEnd"/>
-      <w:r>
-        <w:t xml:space="preserve"> </w:t>
-      </w:r>
-      <w:proofErr w:type="spellStart"/>
-      <w:r>
-        <w:t>pengecekan</w:t>
-      </w:r>
-      <w:proofErr w:type="spellEnd"/>
-      <w:r>
-        <w:t xml:space="preserve"> </w:t>
-      </w:r>
-      <w:proofErr w:type="spellStart"/>
-      <w:r>
-        <w:t>saldo</w:t>
-      </w:r>
-      <w:proofErr w:type="spellEnd"/>
-      <w:r>
-        <w:t xml:space="preserve"> yang </w:t>
-      </w:r>
-      <w:proofErr w:type="spellStart"/>
-      <w:r>
-        <w:t>disertai</w:t>
-      </w:r>
-      <w:proofErr w:type="spellEnd"/>
-      <w:r>
-        <w:t xml:space="preserve"> </w:t>
-      </w:r>
-      <w:proofErr w:type="spellStart"/>
-      <w:r>
-        <w:t>dengan</w:t>
-      </w:r>
-      <w:proofErr w:type="spellEnd"/>
-      <w:r>
-        <w:t xml:space="preserve"> </w:t>
-      </w:r>
-      <w:proofErr w:type="spellStart"/>
-      <w:r>
-        <w:t>informasi</w:t>
-      </w:r>
-      <w:proofErr w:type="spellEnd"/>
-      <w:r>
-        <w:t xml:space="preserve"> </w:t>
-      </w:r>
-      <w:proofErr w:type="spellStart"/>
-      <w:r>
-        <w:t>ketersediaan</w:t>
-      </w:r>
-      <w:proofErr w:type="spellEnd"/>
-      <w:r>
-        <w:t xml:space="preserve"> </w:t>
-      </w:r>
-      <w:proofErr w:type="spellStart"/>
-      <w:r>
-        <w:t>jadwal</w:t>
-      </w:r>
-      <w:proofErr w:type="spellEnd"/>
-      <w:r>
-        <w:t xml:space="preserve"> </w:t>
-      </w:r>
-      <w:proofErr w:type="spellStart"/>
-      <w:r>
-        <w:t>sebagai</w:t>
-      </w:r>
-      <w:proofErr w:type="spellEnd"/>
-      <w:r>
-        <w:t xml:space="preserve"> </w:t>
-      </w:r>
-      <w:proofErr w:type="spellStart"/>
-      <w:r>
-        <w:t>acuan</w:t>
-      </w:r>
-      <w:proofErr w:type="spellEnd"/>
-      <w:r>
-        <w:t xml:space="preserve"> </w:t>
-      </w:r>
-      <w:proofErr w:type="spellStart"/>
-      <w:r>
-        <w:t>sebelum</w:t>
-      </w:r>
-      <w:proofErr w:type="spellEnd"/>
-      <w:r>
-        <w:t xml:space="preserve"> </w:t>
-      </w:r>
-      <w:proofErr w:type="spellStart"/>
-      <w:r>
-        <w:t>melakukan</w:t>
-      </w:r>
-      <w:proofErr w:type="spellEnd"/>
-      <w:r>
-        <w:t xml:space="preserve"> </w:t>
-      </w:r>
-      <w:proofErr w:type="spellStart"/>
-      <w:r>
-        <w:t>pemesanan</w:t>
-      </w:r>
-      <w:proofErr w:type="spellEnd"/>
-      <w:r>
-        <w:t>.</w:t>
+        <w:t xml:space="preserve"> Kampus</w:t>
       </w:r>
     </w:p>
     <w:p>
       <w:pPr>
-        <w:ind w:firstLine="360"/>
-        <w:jc w:val="both"/>
-      </w:pPr>
-      <w:proofErr w:type="spellStart"/>
+        <w:pStyle w:val="ListParagraph"/>
+        <w:jc w:val="center"/>
+      </w:pPr>
       <w:r>
-        <w:t>Sementara</w:t>
-      </w:r>
-      <w:proofErr w:type="spellEnd"/>
-      <w:r>
-        <w:t xml:space="preserve"> </w:t>
-      </w:r>
-      <w:proofErr w:type="spellStart"/>
-      <w:r>
-        <w:t>itu</w:t>
-      </w:r>
-      <w:proofErr w:type="spellEnd"/>
-      <w:r>
-        <w:t xml:space="preserve">, </w:t>
-      </w:r>
-      <w:proofErr w:type="spellStart"/>
-      <w:r>
-        <w:t>aktor</w:t>
-      </w:r>
-      <w:proofErr w:type="spellEnd"/>
-      <w:r>
-        <w:t xml:space="preserve"> </w:t>
-      </w:r>
-      <w:r>
-        <w:rPr>
-          <w:rStyle w:val="Emphasis"/>
-        </w:rPr>
-        <w:t>Receptionist</w:t>
-      </w:r>
-      <w:r>
-        <w:t xml:space="preserve"> </w:t>
-      </w:r>
-      <w:proofErr w:type="spellStart"/>
-      <w:r>
-        <w:t>bertugas</w:t>
-      </w:r>
-      <w:proofErr w:type="spellEnd"/>
-      <w:r>
-        <w:t xml:space="preserve"> </w:t>
-      </w:r>
-      <w:proofErr w:type="spellStart"/>
-      <w:r>
-        <w:t>mengelola</w:t>
-      </w:r>
-      <w:proofErr w:type="spellEnd"/>
-      <w:r>
-        <w:t xml:space="preserve"> proses </w:t>
-      </w:r>
-      <w:proofErr w:type="spellStart"/>
-      <w:r>
-        <w:t>reservasi</w:t>
-      </w:r>
-      <w:proofErr w:type="spellEnd"/>
-      <w:r>
-        <w:t xml:space="preserve"> yang </w:t>
-      </w:r>
-      <w:proofErr w:type="spellStart"/>
-      <w:r>
-        <w:t>telah</w:t>
-      </w:r>
-      <w:proofErr w:type="spellEnd"/>
-      <w:r>
-        <w:t xml:space="preserve"> </w:t>
-      </w:r>
-      <w:proofErr w:type="spellStart"/>
-      <w:r>
-        <w:t>dilakukan</w:t>
-      </w:r>
-      <w:proofErr w:type="spellEnd"/>
-      <w:r>
-        <w:t xml:space="preserve"> oleh </w:t>
-      </w:r>
-      <w:r>
-        <w:rPr>
-          <w:rStyle w:val="Emphasis"/>
-        </w:rPr>
-        <w:t>member</w:t>
-      </w:r>
-      <w:r>
-        <w:t xml:space="preserve">. </w:t>
-      </w:r>
-      <w:r>
-        <w:rPr>
-          <w:rStyle w:val="Emphasis"/>
-        </w:rPr>
-        <w:t>Receptionist</w:t>
-      </w:r>
-      <w:r>
-        <w:t xml:space="preserve"> </w:t>
-      </w:r>
-      <w:proofErr w:type="spellStart"/>
-      <w:r>
-        <w:t>memiliki</w:t>
-      </w:r>
-      <w:proofErr w:type="spellEnd"/>
-      <w:r>
-        <w:t xml:space="preserve"> </w:t>
-      </w:r>
-      <w:proofErr w:type="spellStart"/>
-      <w:r>
-        <w:t>hak</w:t>
-      </w:r>
-      <w:proofErr w:type="spellEnd"/>
-      <w:r>
-        <w:t xml:space="preserve"> </w:t>
-      </w:r>
-      <w:proofErr w:type="spellStart"/>
-      <w:r>
-        <w:t>akses</w:t>
-      </w:r>
-      <w:proofErr w:type="spellEnd"/>
-      <w:r>
-        <w:t xml:space="preserve"> </w:t>
-      </w:r>
-      <w:proofErr w:type="spellStart"/>
-      <w:r>
-        <w:t>untuk</w:t>
-      </w:r>
-      <w:proofErr w:type="spellEnd"/>
-      <w:r>
-        <w:t xml:space="preserve"> </w:t>
-      </w:r>
-      <w:proofErr w:type="spellStart"/>
-      <w:r>
-        <w:t>melakukan</w:t>
-      </w:r>
-      <w:proofErr w:type="spellEnd"/>
-      <w:r>
-        <w:t xml:space="preserve"> </w:t>
-      </w:r>
-      <w:proofErr w:type="spellStart"/>
-      <w:r>
-        <w:t>verifikasi</w:t>
-      </w:r>
-      <w:proofErr w:type="spellEnd"/>
-      <w:r>
-        <w:t xml:space="preserve"> </w:t>
-      </w:r>
-      <w:proofErr w:type="spellStart"/>
-      <w:r>
-        <w:t>pesanan</w:t>
-      </w:r>
-      <w:proofErr w:type="spellEnd"/>
-      <w:r>
-        <w:t xml:space="preserve"> dan </w:t>
-      </w:r>
-      <w:proofErr w:type="spellStart"/>
-      <w:r>
-        <w:t>menolak</w:t>
-      </w:r>
-      <w:proofErr w:type="spellEnd"/>
-      <w:r>
-        <w:t xml:space="preserve"> </w:t>
-      </w:r>
-      <w:r>
-        <w:rPr>
-          <w:rStyle w:val="Emphasis"/>
-        </w:rPr>
-        <w:t>booking</w:t>
-      </w:r>
-      <w:r>
-        <w:t xml:space="preserve"> </w:t>
-      </w:r>
-      <w:proofErr w:type="spellStart"/>
-      <w:r>
-        <w:t>apabila</w:t>
-      </w:r>
-      <w:proofErr w:type="spellEnd"/>
-      <w:r>
-        <w:t xml:space="preserve"> </w:t>
-      </w:r>
-      <w:proofErr w:type="spellStart"/>
-      <w:r>
-        <w:t>terdapat</w:t>
-      </w:r>
-      <w:proofErr w:type="spellEnd"/>
-      <w:r>
-        <w:t xml:space="preserve"> </w:t>
-      </w:r>
-      <w:proofErr w:type="spellStart"/>
-      <w:r>
-        <w:t>kendala</w:t>
-      </w:r>
-      <w:proofErr w:type="spellEnd"/>
-      <w:r>
-        <w:t xml:space="preserve"> </w:t>
-      </w:r>
-      <w:proofErr w:type="spellStart"/>
-      <w:r>
-        <w:t>atau</w:t>
-      </w:r>
-      <w:proofErr w:type="spellEnd"/>
-      <w:r>
-        <w:t xml:space="preserve"> </w:t>
-      </w:r>
-      <w:proofErr w:type="spellStart"/>
-      <w:r>
-        <w:t>persyaratan</w:t>
-      </w:r>
-      <w:proofErr w:type="spellEnd"/>
-      <w:r>
-        <w:t xml:space="preserve"> yang </w:t>
-      </w:r>
-      <w:proofErr w:type="spellStart"/>
-      <w:r>
-        <w:t>belum</w:t>
-      </w:r>
-      <w:proofErr w:type="spellEnd"/>
-      <w:r>
-        <w:t xml:space="preserve"> </w:t>
-      </w:r>
-      <w:proofErr w:type="spellStart"/>
-      <w:r>
-        <w:t>terpenuhi</w:t>
-      </w:r>
-      <w:proofErr w:type="spellEnd"/>
-      <w:r>
-        <w:t xml:space="preserve">. Pada proses </w:t>
-      </w:r>
-      <w:proofErr w:type="spellStart"/>
-      <w:r>
-        <w:t>verifikasi</w:t>
-      </w:r>
-      <w:proofErr w:type="spellEnd"/>
-      <w:r>
-        <w:t xml:space="preserve"> </w:t>
-      </w:r>
-      <w:proofErr w:type="spellStart"/>
-      <w:r>
-        <w:t>pesanan</w:t>
-      </w:r>
-      <w:proofErr w:type="spellEnd"/>
-      <w:r>
-        <w:t xml:space="preserve">, </w:t>
-      </w:r>
-      <w:proofErr w:type="spellStart"/>
-      <w:r>
-        <w:t>sistem</w:t>
-      </w:r>
-      <w:proofErr w:type="spellEnd"/>
-      <w:r>
-        <w:t xml:space="preserve"> </w:t>
-      </w:r>
-      <w:proofErr w:type="spellStart"/>
-      <w:r>
-        <w:t>akan</w:t>
-      </w:r>
-      <w:proofErr w:type="spellEnd"/>
-      <w:r>
-        <w:t xml:space="preserve"> </w:t>
-      </w:r>
-      <w:proofErr w:type="spellStart"/>
-      <w:r>
-        <w:t>secara</w:t>
-      </w:r>
-      <w:proofErr w:type="spellEnd"/>
-      <w:r>
-        <w:t xml:space="preserve"> </w:t>
-      </w:r>
-      <w:proofErr w:type="spellStart"/>
-      <w:r>
-        <w:t>otomatis</w:t>
-      </w:r>
-      <w:proofErr w:type="spellEnd"/>
-      <w:r>
-        <w:t xml:space="preserve"> </w:t>
-      </w:r>
-      <w:proofErr w:type="spellStart"/>
-      <w:r>
-        <w:t>menjalankan</w:t>
-      </w:r>
-      <w:proofErr w:type="spellEnd"/>
-      <w:r>
-        <w:t xml:space="preserve"> </w:t>
-      </w:r>
-      <w:proofErr w:type="spellStart"/>
-      <w:r>
-        <w:t>beberapa</w:t>
-      </w:r>
-      <w:proofErr w:type="spellEnd"/>
-      <w:r>
-        <w:t xml:space="preserve"> proses </w:t>
-      </w:r>
-      <w:proofErr w:type="spellStart"/>
-      <w:r>
-        <w:t>pendukung</w:t>
-      </w:r>
-      <w:proofErr w:type="spellEnd"/>
-      <w:r>
-        <w:t xml:space="preserve"> yang </w:t>
-      </w:r>
-      <w:proofErr w:type="spellStart"/>
-      <w:r>
-        <w:t>ditunjukkan</w:t>
-      </w:r>
-      <w:proofErr w:type="spellEnd"/>
-      <w:r>
-        <w:t xml:space="preserve"> </w:t>
-      </w:r>
-      <w:proofErr w:type="spellStart"/>
-      <w:r>
-        <w:t>melalui</w:t>
-      </w:r>
-      <w:proofErr w:type="spellEnd"/>
-      <w:r>
-        <w:t xml:space="preserve"> </w:t>
-      </w:r>
-      <w:proofErr w:type="spellStart"/>
-      <w:r>
-        <w:t>relasi</w:t>
-      </w:r>
-      <w:proofErr w:type="spellEnd"/>
-      <w:r>
-        <w:t xml:space="preserve"> </w:t>
-      </w:r>
-      <w:r>
-        <w:rPr>
-          <w:rStyle w:val="Emphasis"/>
-        </w:rPr>
-        <w:t>&lt;&lt;include&gt;&gt;</w:t>
-      </w:r>
-      <w:r>
-        <w:t xml:space="preserve">, </w:t>
-      </w:r>
-      <w:proofErr w:type="spellStart"/>
-      <w:r>
-        <w:t>yaitu</w:t>
-      </w:r>
-      <w:proofErr w:type="spellEnd"/>
-      <w:r>
-        <w:t xml:space="preserve"> </w:t>
-      </w:r>
-      <w:proofErr w:type="spellStart"/>
-      <w:r>
-        <w:t>pengecekan</w:t>
-      </w:r>
-      <w:proofErr w:type="spellEnd"/>
-      <w:r>
-        <w:t xml:space="preserve"> </w:t>
-      </w:r>
-      <w:proofErr w:type="spellStart"/>
-      <w:r>
-        <w:t>ketersediaan</w:t>
-      </w:r>
-      <w:proofErr w:type="spellEnd"/>
-      <w:r>
-        <w:t xml:space="preserve"> </w:t>
-      </w:r>
-      <w:proofErr w:type="spellStart"/>
-      <w:r>
-        <w:t>lapangan</w:t>
-      </w:r>
-      <w:proofErr w:type="spellEnd"/>
-      <w:r>
-        <w:t xml:space="preserve">, </w:t>
-      </w:r>
-      <w:proofErr w:type="spellStart"/>
-      <w:r>
-        <w:t>pengecekan</w:t>
-      </w:r>
-      <w:proofErr w:type="spellEnd"/>
-      <w:r>
-        <w:t xml:space="preserve"> </w:t>
-      </w:r>
-      <w:proofErr w:type="spellStart"/>
-      <w:r>
-        <w:t>ketersediaan</w:t>
-      </w:r>
-      <w:proofErr w:type="spellEnd"/>
-      <w:r>
-        <w:t xml:space="preserve"> </w:t>
-      </w:r>
-      <w:proofErr w:type="spellStart"/>
-      <w:r>
-        <w:t>jadwal</w:t>
-      </w:r>
-      <w:proofErr w:type="spellEnd"/>
-      <w:r>
-        <w:t xml:space="preserve">, dan </w:t>
-      </w:r>
-      <w:proofErr w:type="spellStart"/>
-      <w:r>
-        <w:t>verifikasi</w:t>
-      </w:r>
-      <w:proofErr w:type="spellEnd"/>
-      <w:r>
-        <w:t xml:space="preserve"> </w:t>
-      </w:r>
-      <w:r>
-        <w:rPr>
-          <w:rStyle w:val="Emphasis"/>
-        </w:rPr>
-        <w:t>payment</w:t>
-      </w:r>
-      <w:r>
-        <w:t xml:space="preserve">. </w:t>
-      </w:r>
-      <w:proofErr w:type="spellStart"/>
-      <w:r>
-        <w:t>Relasi</w:t>
-      </w:r>
-      <w:proofErr w:type="spellEnd"/>
-      <w:r>
-        <w:t xml:space="preserve"> </w:t>
-      </w:r>
-      <w:r>
-        <w:rPr>
-          <w:rStyle w:val="Emphasis"/>
-        </w:rPr>
-        <w:t>&lt;&lt;include&gt;&gt;</w:t>
-      </w:r>
-      <w:r>
-        <w:t xml:space="preserve"> </w:t>
-      </w:r>
-      <w:proofErr w:type="spellStart"/>
-      <w:r>
-        <w:t>menunjukkan</w:t>
-      </w:r>
-      <w:proofErr w:type="spellEnd"/>
-      <w:r>
-        <w:t xml:space="preserve"> </w:t>
-      </w:r>
-      <w:proofErr w:type="spellStart"/>
-      <w:r>
-        <w:t>bahwa</w:t>
-      </w:r>
-      <w:proofErr w:type="spellEnd"/>
-      <w:r>
-        <w:t xml:space="preserve"> proses-proses </w:t>
-      </w:r>
-      <w:proofErr w:type="spellStart"/>
-      <w:r>
-        <w:t>tersebut</w:t>
-      </w:r>
-      <w:proofErr w:type="spellEnd"/>
-      <w:r>
-        <w:t xml:space="preserve"> </w:t>
-      </w:r>
-      <w:proofErr w:type="spellStart"/>
-      <w:r>
-        <w:t>merupakan</w:t>
-      </w:r>
-      <w:proofErr w:type="spellEnd"/>
-      <w:r>
-        <w:t xml:space="preserve"> </w:t>
-      </w:r>
-      <w:proofErr w:type="spellStart"/>
-      <w:r>
-        <w:t>bagian</w:t>
-      </w:r>
-      <w:proofErr w:type="spellEnd"/>
-      <w:r>
-        <w:t xml:space="preserve"> yang </w:t>
-      </w:r>
-      <w:proofErr w:type="spellStart"/>
-      <w:r>
-        <w:t>wajib</w:t>
-      </w:r>
-      <w:proofErr w:type="spellEnd"/>
-      <w:r>
-        <w:t xml:space="preserve"> </w:t>
-      </w:r>
-      <w:proofErr w:type="spellStart"/>
-      <w:r>
-        <w:t>dilakukan</w:t>
-      </w:r>
-      <w:proofErr w:type="spellEnd"/>
-      <w:r>
-        <w:t xml:space="preserve"> </w:t>
-      </w:r>
-      <w:proofErr w:type="spellStart"/>
-      <w:r>
-        <w:t>sebelum</w:t>
-      </w:r>
-      <w:proofErr w:type="spellEnd"/>
-      <w:r>
-        <w:t xml:space="preserve"> </w:t>
-      </w:r>
-      <w:proofErr w:type="spellStart"/>
-      <w:r>
-        <w:t>pesanan</w:t>
-      </w:r>
-      <w:proofErr w:type="spellEnd"/>
-      <w:r>
-        <w:t xml:space="preserve"> </w:t>
-      </w:r>
-      <w:proofErr w:type="spellStart"/>
-      <w:r>
-        <w:t>dapat</w:t>
-      </w:r>
-      <w:proofErr w:type="spellEnd"/>
-      <w:r>
-        <w:t xml:space="preserve"> </w:t>
-      </w:r>
-      <w:proofErr w:type="spellStart"/>
-      <w:r>
-        <w:t>diverifikasi</w:t>
-      </w:r>
-      <w:proofErr w:type="spellEnd"/>
-      <w:r>
-        <w:t xml:space="preserve">. </w:t>
-      </w:r>
-      <w:proofErr w:type="spellStart"/>
-      <w:r>
-        <w:t>Dengan</w:t>
-      </w:r>
-      <w:proofErr w:type="spellEnd"/>
-      <w:r>
-        <w:t xml:space="preserve"> </w:t>
-      </w:r>
-      <w:proofErr w:type="spellStart"/>
-      <w:r>
-        <w:t>demikian</w:t>
-      </w:r>
-      <w:proofErr w:type="spellEnd"/>
-      <w:r>
-        <w:t xml:space="preserve">, </w:t>
-      </w:r>
-      <w:r>
-        <w:rPr>
-          <w:rStyle w:val="Emphasis"/>
-        </w:rPr>
-        <w:t>Use Case Diagram</w:t>
-      </w:r>
-      <w:r>
-        <w:t xml:space="preserve"> </w:t>
-      </w:r>
-      <w:proofErr w:type="spellStart"/>
-      <w:r>
-        <w:t>ini</w:t>
-      </w:r>
-      <w:proofErr w:type="spellEnd"/>
-      <w:r>
-        <w:t xml:space="preserve"> </w:t>
-      </w:r>
-      <w:proofErr w:type="spellStart"/>
-      <w:r>
-        <w:t>memberikan</w:t>
-      </w:r>
-      <w:proofErr w:type="spellEnd"/>
-      <w:r>
-        <w:t xml:space="preserve"> </w:t>
-      </w:r>
-      <w:proofErr w:type="spellStart"/>
-      <w:r>
-        <w:t>gambaran</w:t>
-      </w:r>
-      <w:proofErr w:type="spellEnd"/>
-      <w:r>
-        <w:t xml:space="preserve"> </w:t>
-      </w:r>
-      <w:proofErr w:type="spellStart"/>
-      <w:r>
-        <w:t>mengenai</w:t>
-      </w:r>
-      <w:proofErr w:type="spellEnd"/>
-      <w:r>
-        <w:t xml:space="preserve"> </w:t>
-      </w:r>
-      <w:proofErr w:type="spellStart"/>
-      <w:r>
-        <w:t>kebutuhan</w:t>
-      </w:r>
-      <w:proofErr w:type="spellEnd"/>
-      <w:r>
-        <w:t xml:space="preserve"> </w:t>
-      </w:r>
-      <w:proofErr w:type="spellStart"/>
-      <w:r>
-        <w:t>fungsional</w:t>
-      </w:r>
-      <w:proofErr w:type="spellEnd"/>
-      <w:r>
-        <w:t xml:space="preserve"> </w:t>
-      </w:r>
-      <w:proofErr w:type="spellStart"/>
-      <w:r>
-        <w:t>sistem</w:t>
-      </w:r>
-      <w:proofErr w:type="spellEnd"/>
-      <w:r>
-        <w:t xml:space="preserve">, </w:t>
-      </w:r>
-      <w:proofErr w:type="spellStart"/>
-      <w:r>
-        <w:t>alur</w:t>
-      </w:r>
-      <w:proofErr w:type="spellEnd"/>
-      <w:r>
-        <w:t xml:space="preserve"> proses </w:t>
-      </w:r>
-      <w:proofErr w:type="spellStart"/>
-      <w:r>
-        <w:t>reservasi</w:t>
-      </w:r>
-      <w:proofErr w:type="spellEnd"/>
-      <w:r>
-        <w:t xml:space="preserve">, </w:t>
-      </w:r>
-      <w:proofErr w:type="spellStart"/>
-      <w:r>
-        <w:t>serta</w:t>
-      </w:r>
-      <w:proofErr w:type="spellEnd"/>
-      <w:r>
-        <w:t xml:space="preserve"> </w:t>
-      </w:r>
-      <w:proofErr w:type="spellStart"/>
-      <w:r>
-        <w:t>pembagian</w:t>
-      </w:r>
-      <w:proofErr w:type="spellEnd"/>
-      <w:r>
-        <w:t xml:space="preserve"> </w:t>
-      </w:r>
-      <w:proofErr w:type="spellStart"/>
-      <w:r>
-        <w:t>peran</w:t>
-      </w:r>
-      <w:proofErr w:type="spellEnd"/>
-      <w:r>
-        <w:t xml:space="preserve"> </w:t>
-      </w:r>
-      <w:proofErr w:type="spellStart"/>
-      <w:r>
-        <w:t>antara</w:t>
-      </w:r>
-      <w:proofErr w:type="spellEnd"/>
-      <w:r>
-        <w:t xml:space="preserve"> </w:t>
-      </w:r>
-      <w:r>
-        <w:rPr>
-          <w:rStyle w:val="Emphasis"/>
-        </w:rPr>
-        <w:lastRenderedPageBreak/>
-        <w:t>Member</w:t>
-      </w:r>
-      <w:r>
-        <w:t xml:space="preserve"> </w:t>
-      </w:r>
-      <w:proofErr w:type="spellStart"/>
-      <w:r>
-        <w:t>sebagai</w:t>
-      </w:r>
-      <w:proofErr w:type="spellEnd"/>
-      <w:r>
-        <w:t xml:space="preserve"> </w:t>
-      </w:r>
-      <w:proofErr w:type="spellStart"/>
-      <w:r>
-        <w:t>pengguna</w:t>
-      </w:r>
-      <w:proofErr w:type="spellEnd"/>
-      <w:r>
-        <w:t xml:space="preserve"> </w:t>
-      </w:r>
-      <w:proofErr w:type="spellStart"/>
-      <w:r>
-        <w:t>layanan</w:t>
-      </w:r>
-      <w:proofErr w:type="spellEnd"/>
-      <w:r>
-        <w:t xml:space="preserve"> dan </w:t>
-      </w:r>
-      <w:r>
-        <w:rPr>
-          <w:rStyle w:val="Emphasis"/>
-        </w:rPr>
-        <w:t>Receptionist</w:t>
-      </w:r>
-      <w:r>
-        <w:t xml:space="preserve"> </w:t>
-      </w:r>
-      <w:proofErr w:type="spellStart"/>
-      <w:r>
-        <w:t>sebagai</w:t>
-      </w:r>
-      <w:proofErr w:type="spellEnd"/>
-      <w:r>
-        <w:t xml:space="preserve"> </w:t>
-      </w:r>
-      <w:proofErr w:type="spellStart"/>
-      <w:r>
-        <w:t>pengelola</w:t>
-      </w:r>
-      <w:proofErr w:type="spellEnd"/>
-      <w:r>
-        <w:t xml:space="preserve"> </w:t>
-      </w:r>
-      <w:proofErr w:type="spellStart"/>
-      <w:r>
-        <w:t>reservasi</w:t>
-      </w:r>
-      <w:proofErr w:type="spellEnd"/>
-      <w:r>
-        <w:t xml:space="preserve"> </w:t>
-      </w:r>
-      <w:proofErr w:type="spellStart"/>
-      <w:r>
-        <w:t>sehingga</w:t>
-      </w:r>
-      <w:proofErr w:type="spellEnd"/>
-      <w:r>
-        <w:t xml:space="preserve"> </w:t>
-      </w:r>
-      <w:proofErr w:type="spellStart"/>
-      <w:r>
-        <w:t>seluruh</w:t>
-      </w:r>
-      <w:proofErr w:type="spellEnd"/>
-      <w:r>
-        <w:t xml:space="preserve"> proses </w:t>
-      </w:r>
-      <w:proofErr w:type="spellStart"/>
-      <w:r>
-        <w:t>pemesanan</w:t>
-      </w:r>
-      <w:proofErr w:type="spellEnd"/>
-      <w:r>
-        <w:t xml:space="preserve"> </w:t>
-      </w:r>
-      <w:proofErr w:type="spellStart"/>
-      <w:r>
-        <w:t>lapangan</w:t>
-      </w:r>
-      <w:proofErr w:type="spellEnd"/>
-      <w:r>
-        <w:t xml:space="preserve"> </w:t>
-      </w:r>
-      <w:proofErr w:type="spellStart"/>
-      <w:r>
-        <w:t>olahraga</w:t>
-      </w:r>
-      <w:proofErr w:type="spellEnd"/>
-      <w:r>
-        <w:t xml:space="preserve"> </w:t>
-      </w:r>
-      <w:proofErr w:type="spellStart"/>
-      <w:r>
-        <w:t>dapat</w:t>
-      </w:r>
-      <w:proofErr w:type="spellEnd"/>
-      <w:r>
-        <w:t xml:space="preserve"> </w:t>
-      </w:r>
-      <w:proofErr w:type="spellStart"/>
-      <w:r>
-        <w:t>berjalan</w:t>
-      </w:r>
-      <w:proofErr w:type="spellEnd"/>
-      <w:r>
-        <w:t xml:space="preserve"> </w:t>
-      </w:r>
-      <w:proofErr w:type="spellStart"/>
-      <w:r>
-        <w:t>secara</w:t>
-      </w:r>
-      <w:proofErr w:type="spellEnd"/>
-      <w:r>
-        <w:t xml:space="preserve"> </w:t>
-      </w:r>
-      <w:proofErr w:type="spellStart"/>
-      <w:r>
-        <w:t>sistematis</w:t>
-      </w:r>
-      <w:proofErr w:type="spellEnd"/>
-      <w:r>
-        <w:t xml:space="preserve">, </w:t>
-      </w:r>
-      <w:proofErr w:type="spellStart"/>
-      <w:r>
-        <w:t>efektif</w:t>
-      </w:r>
-      <w:proofErr w:type="spellEnd"/>
-      <w:r>
-        <w:t xml:space="preserve">, dan </w:t>
-      </w:r>
-      <w:proofErr w:type="spellStart"/>
-      <w:r>
-        <w:t>terdokumentasi</w:t>
-      </w:r>
-      <w:proofErr w:type="spellEnd"/>
-      <w:r>
-        <w:t xml:space="preserve"> </w:t>
-      </w:r>
-      <w:proofErr w:type="spellStart"/>
-      <w:r>
-        <w:t>dengan</w:t>
-      </w:r>
-      <w:proofErr w:type="spellEnd"/>
-      <w:r>
-        <w:t xml:space="preserve"> </w:t>
-      </w:r>
-      <w:proofErr w:type="spellStart"/>
-      <w:r>
-        <w:t>baik</w:t>
-      </w:r>
-      <w:proofErr w:type="spellEnd"/>
-      <w:r>
-        <w:t>.</w:t>
-      </w:r>
-    </w:p>
-    <w:p>
-      <w:r>
-        <w:br w:type="page"/>
+        <w:br w:type="column"/>
       </w:r>
     </w:p>
     <w:p>
@@ -1668,7 +189,6 @@
         </w:numPr>
       </w:pPr>
       <w:r>
-        <w:lastRenderedPageBreak/>
         <w:t>Diagram Class</w:t>
       </w:r>
     </w:p>
@@ -1727,2030 +247,512 @@
     <w:p>
       <w:pPr>
         <w:pStyle w:val="ListParagraph"/>
-        <w:jc w:val="center"/>
-        <w:rPr>
-          <w:b/>
-          <w:bCs/>
-        </w:rPr>
-      </w:pPr>
-      <w:r>
-        <w:t xml:space="preserve">Gambar 2 </w:t>
-      </w:r>
-      <w:r>
-        <w:rPr>
-          <w:rStyle w:val="Emphasis"/>
-        </w:rPr>
-        <w:t>Class Diagram</w:t>
-      </w:r>
-      <w:r>
-        <w:t xml:space="preserve"> pada </w:t>
-      </w:r>
-      <w:proofErr w:type="spellStart"/>
-      <w:r>
-        <w:t>Sistem</w:t>
-      </w:r>
-      <w:proofErr w:type="spellEnd"/>
-      <w:r>
-        <w:t xml:space="preserve"> </w:t>
-      </w:r>
-      <w:proofErr w:type="spellStart"/>
-      <w:r>
-        <w:t>Reservasi</w:t>
-      </w:r>
-      <w:proofErr w:type="spellEnd"/>
-      <w:r>
-        <w:t xml:space="preserve"> </w:t>
-      </w:r>
-      <w:r>
-        <w:rPr>
-          <w:rStyle w:val="Emphasis"/>
-        </w:rPr>
-        <w:t>Sport Center</w:t>
-      </w:r>
-      <w:r>
-        <w:t xml:space="preserve"> </w:t>
-      </w:r>
-      <w:proofErr w:type="spellStart"/>
-      <w:r>
-        <w:t>Kampus</w:t>
-      </w:r>
-      <w:proofErr w:type="spellEnd"/>
-    </w:p>
-    <w:p>
-      <w:pPr>
-        <w:pStyle w:val="ListParagraph"/>
-      </w:pPr>
-    </w:p>
-    <w:p>
-      <w:pPr>
-        <w:pStyle w:val="ListParagraph"/>
         <w:ind w:firstLine="720"/>
         <w:jc w:val="both"/>
       </w:pPr>
       <w:r>
-        <w:t xml:space="preserve">Gambar 2 </w:t>
-      </w:r>
-      <w:proofErr w:type="spellStart"/>
-      <w:r>
-        <w:t>merupakan</w:t>
-      </w:r>
-      <w:proofErr w:type="spellEnd"/>
-      <w:r>
-        <w:t xml:space="preserve"> </w:t>
-      </w:r>
-      <w:r>
-        <w:rPr>
-          <w:rStyle w:val="Emphasis"/>
-        </w:rPr>
-        <w:t>Class Diagram</w:t>
-      </w:r>
-      <w:r>
-        <w:t xml:space="preserve"> pada </w:t>
-      </w:r>
-      <w:proofErr w:type="spellStart"/>
-      <w:r>
-        <w:t>Sistem</w:t>
-      </w:r>
-      <w:proofErr w:type="spellEnd"/>
-      <w:r>
-        <w:t xml:space="preserve"> </w:t>
-      </w:r>
-      <w:proofErr w:type="spellStart"/>
-      <w:r>
-        <w:t>Reservasi</w:t>
-      </w:r>
-      <w:proofErr w:type="spellEnd"/>
-      <w:r>
-        <w:t xml:space="preserve"> </w:t>
-      </w:r>
-      <w:r>
-        <w:rPr>
-          <w:rStyle w:val="Emphasis"/>
-        </w:rPr>
-        <w:t>Sport Center</w:t>
-      </w:r>
-      <w:r>
-        <w:t xml:space="preserve"> </w:t>
-      </w:r>
-      <w:proofErr w:type="spellStart"/>
-      <w:r>
-        <w:t>Kampus</w:t>
-      </w:r>
-      <w:proofErr w:type="spellEnd"/>
-      <w:r>
-        <w:t xml:space="preserve"> yang </w:t>
-      </w:r>
-      <w:proofErr w:type="spellStart"/>
-      <w:r>
-        <w:t>menggambarkan</w:t>
-      </w:r>
-      <w:proofErr w:type="spellEnd"/>
-      <w:r>
-        <w:t xml:space="preserve"> </w:t>
-      </w:r>
-      <w:proofErr w:type="spellStart"/>
-      <w:r>
-        <w:t>struktur</w:t>
-      </w:r>
-      <w:proofErr w:type="spellEnd"/>
-      <w:r>
-        <w:t xml:space="preserve"> </w:t>
-      </w:r>
-      <w:proofErr w:type="spellStart"/>
-      <w:r>
-        <w:t>kelas</w:t>
-      </w:r>
-      <w:proofErr w:type="spellEnd"/>
-      <w:r>
-        <w:t xml:space="preserve">, </w:t>
-      </w:r>
-      <w:proofErr w:type="spellStart"/>
-      <w:r>
-        <w:t>atribut</w:t>
-      </w:r>
-      <w:proofErr w:type="spellEnd"/>
-      <w:r>
-        <w:t xml:space="preserve">, </w:t>
-      </w:r>
-      <w:proofErr w:type="spellStart"/>
-      <w:r>
-        <w:t>metode</w:t>
-      </w:r>
-      <w:proofErr w:type="spellEnd"/>
-      <w:r>
-        <w:t xml:space="preserve">, </w:t>
-      </w:r>
-      <w:proofErr w:type="spellStart"/>
-      <w:r>
-        <w:t>serta</w:t>
-      </w:r>
-      <w:proofErr w:type="spellEnd"/>
-      <w:r>
-        <w:t xml:space="preserve"> </w:t>
-      </w:r>
-      <w:proofErr w:type="spellStart"/>
-      <w:r>
-        <w:t>hubungan</w:t>
-      </w:r>
-      <w:proofErr w:type="spellEnd"/>
-      <w:r>
-        <w:t xml:space="preserve"> </w:t>
-      </w:r>
-      <w:proofErr w:type="spellStart"/>
-      <w:r>
-        <w:t>antar</w:t>
-      </w:r>
-      <w:proofErr w:type="spellEnd"/>
-      <w:r>
-        <w:t xml:space="preserve"> </w:t>
-      </w:r>
-      <w:proofErr w:type="spellStart"/>
-      <w:r>
-        <w:t>kelas</w:t>
-      </w:r>
-      <w:proofErr w:type="spellEnd"/>
-      <w:r>
-        <w:t xml:space="preserve"> </w:t>
-      </w:r>
-      <w:proofErr w:type="spellStart"/>
-      <w:r>
-        <w:t>dalam</w:t>
-      </w:r>
-      <w:proofErr w:type="spellEnd"/>
-      <w:r>
-        <w:t xml:space="preserve"> </w:t>
-      </w:r>
-      <w:proofErr w:type="spellStart"/>
-      <w:r>
-        <w:t>sistem</w:t>
-      </w:r>
-      <w:proofErr w:type="spellEnd"/>
-      <w:r>
-        <w:t xml:space="preserve">. Diagram </w:t>
-      </w:r>
-      <w:proofErr w:type="spellStart"/>
-      <w:r>
-        <w:t>ini</w:t>
-      </w:r>
-      <w:proofErr w:type="spellEnd"/>
-      <w:r>
-        <w:t xml:space="preserve"> </w:t>
-      </w:r>
-      <w:proofErr w:type="spellStart"/>
-      <w:r>
-        <w:t>terdiri</w:t>
-      </w:r>
-      <w:proofErr w:type="spellEnd"/>
-      <w:r>
-        <w:t xml:space="preserve"> </w:t>
-      </w:r>
-      <w:proofErr w:type="spellStart"/>
-      <w:r>
-        <w:t>atas</w:t>
-      </w:r>
-      <w:proofErr w:type="spellEnd"/>
-      <w:r>
-        <w:t xml:space="preserve"> </w:t>
-      </w:r>
-      <w:proofErr w:type="spellStart"/>
-      <w:r>
-        <w:t>tiga</w:t>
-      </w:r>
-      <w:proofErr w:type="spellEnd"/>
-      <w:r>
-        <w:t xml:space="preserve"> </w:t>
-      </w:r>
-      <w:proofErr w:type="spellStart"/>
-      <w:r>
-        <w:t>kelas</w:t>
-      </w:r>
-      <w:proofErr w:type="spellEnd"/>
-      <w:r>
-        <w:t xml:space="preserve"> </w:t>
-      </w:r>
-      <w:proofErr w:type="spellStart"/>
-      <w:r>
-        <w:t>utama</w:t>
-      </w:r>
-      <w:proofErr w:type="spellEnd"/>
-      <w:r>
-        <w:t xml:space="preserve">, </w:t>
-      </w:r>
-      <w:proofErr w:type="spellStart"/>
-      <w:r>
-        <w:t>yaitu</w:t>
-      </w:r>
-      <w:proofErr w:type="spellEnd"/>
-      <w:r>
-        <w:t xml:space="preserve"> </w:t>
-      </w:r>
-      <w:r>
-        <w:rPr>
-          <w:rStyle w:val="Emphasis"/>
-        </w:rPr>
-        <w:t>Member</w:t>
-      </w:r>
-      <w:r>
-        <w:t xml:space="preserve">, </w:t>
-      </w:r>
-      <w:proofErr w:type="spellStart"/>
-      <w:r>
-        <w:rPr>
-          <w:rStyle w:val="Emphasis"/>
-        </w:rPr>
-        <w:t>Lapangan</w:t>
-      </w:r>
-      <w:proofErr w:type="spellEnd"/>
-      <w:r>
-        <w:t xml:space="preserve">, dan </w:t>
-      </w:r>
-      <w:r>
-        <w:rPr>
-          <w:rStyle w:val="Emphasis"/>
-        </w:rPr>
-        <w:t>Receptionist</w:t>
-      </w:r>
-      <w:r>
-        <w:t xml:space="preserve">. </w:t>
-      </w:r>
-      <w:proofErr w:type="spellStart"/>
-      <w:r>
-        <w:t>Setiap</w:t>
-      </w:r>
-      <w:proofErr w:type="spellEnd"/>
-      <w:r>
-        <w:t xml:space="preserve"> </w:t>
-      </w:r>
-      <w:proofErr w:type="spellStart"/>
-      <w:r>
-        <w:t>kelas</w:t>
-      </w:r>
-      <w:proofErr w:type="spellEnd"/>
-      <w:r>
-        <w:t xml:space="preserve"> </w:t>
-      </w:r>
-      <w:proofErr w:type="spellStart"/>
-      <w:r>
-        <w:t>memiliki</w:t>
-      </w:r>
-      <w:proofErr w:type="spellEnd"/>
-      <w:r>
-        <w:t xml:space="preserve"> </w:t>
-      </w:r>
-      <w:proofErr w:type="spellStart"/>
-      <w:r>
-        <w:t>atribut</w:t>
-      </w:r>
-      <w:proofErr w:type="spellEnd"/>
-      <w:r>
-        <w:t xml:space="preserve"> yang </w:t>
-      </w:r>
-      <w:proofErr w:type="spellStart"/>
-      <w:r>
-        <w:t>berfungsi</w:t>
-      </w:r>
-      <w:proofErr w:type="spellEnd"/>
-      <w:r>
-        <w:t xml:space="preserve"> </w:t>
-      </w:r>
-      <w:proofErr w:type="spellStart"/>
-      <w:r>
-        <w:t>untuk</w:t>
-      </w:r>
-      <w:proofErr w:type="spellEnd"/>
-      <w:r>
-        <w:t xml:space="preserve"> </w:t>
-      </w:r>
-      <w:proofErr w:type="spellStart"/>
-      <w:r>
-        <w:t>menyimpan</w:t>
-      </w:r>
-      <w:proofErr w:type="spellEnd"/>
-      <w:r>
-        <w:t xml:space="preserve"> data </w:t>
-      </w:r>
-      <w:proofErr w:type="spellStart"/>
-      <w:r>
-        <w:t>serta</w:t>
-      </w:r>
-      <w:proofErr w:type="spellEnd"/>
-      <w:r>
-        <w:t xml:space="preserve"> </w:t>
-      </w:r>
-      <w:proofErr w:type="spellStart"/>
-      <w:r>
-        <w:t>metode</w:t>
-      </w:r>
-      <w:proofErr w:type="spellEnd"/>
-      <w:r>
-        <w:t xml:space="preserve"> yang </w:t>
-      </w:r>
-      <w:proofErr w:type="spellStart"/>
-      <w:r>
-        <w:t>digunakan</w:t>
-      </w:r>
-      <w:proofErr w:type="spellEnd"/>
-      <w:r>
-        <w:t xml:space="preserve"> </w:t>
-      </w:r>
-      <w:proofErr w:type="spellStart"/>
-      <w:r>
-        <w:t>untuk</w:t>
-      </w:r>
-      <w:proofErr w:type="spellEnd"/>
-      <w:r>
-        <w:t xml:space="preserve"> </w:t>
-      </w:r>
-      <w:proofErr w:type="spellStart"/>
-      <w:r>
-        <w:t>menjalankan</w:t>
-      </w:r>
-      <w:proofErr w:type="spellEnd"/>
-      <w:r>
-        <w:t xml:space="preserve"> </w:t>
-      </w:r>
-      <w:proofErr w:type="spellStart"/>
-      <w:r>
-        <w:t>fungsi-fungsi</w:t>
-      </w:r>
-      <w:proofErr w:type="spellEnd"/>
-      <w:r>
-        <w:t xml:space="preserve"> </w:t>
-      </w:r>
-      <w:proofErr w:type="spellStart"/>
-      <w:r>
-        <w:t>tertentu</w:t>
-      </w:r>
-      <w:proofErr w:type="spellEnd"/>
-      <w:r>
-        <w:t xml:space="preserve"> </w:t>
-      </w:r>
-      <w:proofErr w:type="spellStart"/>
-      <w:r>
-        <w:t>sesuai</w:t>
-      </w:r>
-      <w:proofErr w:type="spellEnd"/>
-      <w:r>
-        <w:t xml:space="preserve"> </w:t>
-      </w:r>
-      <w:proofErr w:type="spellStart"/>
-      <w:r>
-        <w:t>dengan</w:t>
-      </w:r>
-      <w:proofErr w:type="spellEnd"/>
-      <w:r>
-        <w:t xml:space="preserve"> </w:t>
-      </w:r>
-      <w:proofErr w:type="spellStart"/>
-      <w:r>
-        <w:t>peran</w:t>
-      </w:r>
-      <w:proofErr w:type="spellEnd"/>
-      <w:r>
-        <w:t xml:space="preserve"> masing-masing. </w:t>
-      </w:r>
-      <w:proofErr w:type="spellStart"/>
-      <w:r>
-        <w:t>Selain</w:t>
-      </w:r>
-      <w:proofErr w:type="spellEnd"/>
-      <w:r>
-        <w:t xml:space="preserve"> </w:t>
-      </w:r>
-      <w:proofErr w:type="spellStart"/>
-      <w:r>
-        <w:t>itu</w:t>
-      </w:r>
-      <w:proofErr w:type="spellEnd"/>
-      <w:r>
-        <w:t xml:space="preserve">, diagram juga </w:t>
-      </w:r>
-      <w:proofErr w:type="spellStart"/>
-      <w:r>
-        <w:t>menunjukkan</w:t>
-      </w:r>
-      <w:proofErr w:type="spellEnd"/>
-      <w:r>
-        <w:t xml:space="preserve"> </w:t>
-      </w:r>
-      <w:proofErr w:type="spellStart"/>
-      <w:r>
-        <w:t>penggunaan</w:t>
-      </w:r>
-      <w:proofErr w:type="spellEnd"/>
-      <w:r>
-        <w:t xml:space="preserve"> </w:t>
-      </w:r>
-      <w:proofErr w:type="spellStart"/>
-      <w:r>
-        <w:t>simbol</w:t>
-      </w:r>
-      <w:proofErr w:type="spellEnd"/>
-      <w:r>
-        <w:t xml:space="preserve"> (+) yang </w:t>
-      </w:r>
-      <w:proofErr w:type="spellStart"/>
-      <w:r>
-        <w:t>menandakan</w:t>
-      </w:r>
-      <w:proofErr w:type="spellEnd"/>
-      <w:r>
-        <w:t xml:space="preserve"> </w:t>
-      </w:r>
-      <w:r>
-        <w:rPr>
-          <w:rStyle w:val="Emphasis"/>
-        </w:rPr>
-        <w:t>public</w:t>
-      </w:r>
-      <w:r>
-        <w:t xml:space="preserve"> </w:t>
-      </w:r>
-      <w:proofErr w:type="spellStart"/>
-      <w:r>
-        <w:t>atau</w:t>
-      </w:r>
-      <w:proofErr w:type="spellEnd"/>
-      <w:r>
-        <w:t xml:space="preserve"> </w:t>
-      </w:r>
-      <w:proofErr w:type="spellStart"/>
-      <w:r>
-        <w:t>dapat</w:t>
-      </w:r>
-      <w:proofErr w:type="spellEnd"/>
-      <w:r>
-        <w:t xml:space="preserve"> </w:t>
-      </w:r>
-      <w:proofErr w:type="spellStart"/>
-      <w:r>
-        <w:t>diakses</w:t>
-      </w:r>
-      <w:proofErr w:type="spellEnd"/>
-      <w:r>
-        <w:t xml:space="preserve"> oleh </w:t>
-      </w:r>
-      <w:proofErr w:type="spellStart"/>
-      <w:r>
-        <w:t>kelas</w:t>
-      </w:r>
-      <w:proofErr w:type="spellEnd"/>
-      <w:r>
-        <w:t xml:space="preserve"> lain, </w:t>
-      </w:r>
-      <w:proofErr w:type="spellStart"/>
-      <w:r>
-        <w:t>sedangkan</w:t>
-      </w:r>
-      <w:proofErr w:type="spellEnd"/>
-      <w:r>
-        <w:t xml:space="preserve"> </w:t>
-      </w:r>
-      <w:proofErr w:type="spellStart"/>
-      <w:r>
-        <w:t>simbol</w:t>
-      </w:r>
-      <w:proofErr w:type="spellEnd"/>
-      <w:r>
-        <w:t xml:space="preserve"> (-) </w:t>
-      </w:r>
-      <w:proofErr w:type="spellStart"/>
-      <w:r>
-        <w:t>menandakan</w:t>
-      </w:r>
-      <w:proofErr w:type="spellEnd"/>
-      <w:r>
-        <w:t xml:space="preserve"> </w:t>
-      </w:r>
-      <w:r>
-        <w:rPr>
-          <w:rStyle w:val="Emphasis"/>
-        </w:rPr>
-        <w:t>private</w:t>
-      </w:r>
-      <w:r>
-        <w:t xml:space="preserve"> </w:t>
-      </w:r>
-      <w:proofErr w:type="spellStart"/>
-      <w:r>
-        <w:t>atau</w:t>
-      </w:r>
-      <w:proofErr w:type="spellEnd"/>
-      <w:r>
-        <w:t xml:space="preserve"> </w:t>
-      </w:r>
-      <w:proofErr w:type="spellStart"/>
-      <w:r>
-        <w:t>hanya</w:t>
-      </w:r>
-      <w:proofErr w:type="spellEnd"/>
-      <w:r>
-        <w:t xml:space="preserve"> </w:t>
-      </w:r>
-      <w:proofErr w:type="spellStart"/>
-      <w:r>
-        <w:t>dapat</w:t>
-      </w:r>
-      <w:proofErr w:type="spellEnd"/>
-      <w:r>
-        <w:t xml:space="preserve"> </w:t>
-      </w:r>
-      <w:proofErr w:type="spellStart"/>
-      <w:r>
-        <w:t>diakses</w:t>
-      </w:r>
-      <w:proofErr w:type="spellEnd"/>
-      <w:r>
-        <w:t xml:space="preserve"> di </w:t>
-      </w:r>
-      <w:proofErr w:type="spellStart"/>
-      <w:r>
-        <w:t>dalam</w:t>
-      </w:r>
-      <w:proofErr w:type="spellEnd"/>
-      <w:r>
-        <w:t xml:space="preserve"> </w:t>
-      </w:r>
-      <w:proofErr w:type="spellStart"/>
-      <w:r>
-        <w:t>kelas</w:t>
-      </w:r>
-      <w:proofErr w:type="spellEnd"/>
-      <w:r>
-        <w:t xml:space="preserve"> </w:t>
-      </w:r>
-      <w:proofErr w:type="spellStart"/>
-      <w:r>
-        <w:t>itu</w:t>
-      </w:r>
-      <w:proofErr w:type="spellEnd"/>
-      <w:r>
-        <w:t xml:space="preserve"> </w:t>
-      </w:r>
-      <w:proofErr w:type="spellStart"/>
-      <w:r>
-        <w:t>sendiri</w:t>
-      </w:r>
-      <w:proofErr w:type="spellEnd"/>
-      <w:r>
-        <w:t>.</w:t>
+        <w:t>seluruh proses pemesanan dapat berlangsung secara terintegrasi dan terstruktur.</w:t>
       </w:r>
     </w:p>
     <w:p>
       <w:pPr>
+        <w:jc w:val="both"/>
+      </w:pPr>
+    </w:p>
+    <w:p>
+      <w:pPr>
         <w:pStyle w:val="ListParagraph"/>
-        <w:ind w:firstLine="720"/>
+        <w:numPr>
+          <w:ilvl w:val="0"/>
+          <w:numId w:val="24"/>
+        </w:numPr>
         <w:jc w:val="both"/>
       </w:pPr>
       <w:r>
-        <w:t xml:space="preserve">Kelas </w:t>
-      </w:r>
-      <w:r>
-        <w:rPr>
-          <w:rStyle w:val="Emphasis"/>
-        </w:rPr>
-        <w:t>Member</w:t>
-      </w:r>
-      <w:r>
-        <w:t xml:space="preserve"> </w:t>
-      </w:r>
-      <w:proofErr w:type="spellStart"/>
-      <w:r>
-        <w:t>memiliki</w:t>
-      </w:r>
-      <w:proofErr w:type="spellEnd"/>
-      <w:r>
-        <w:t xml:space="preserve"> </w:t>
-      </w:r>
-      <w:proofErr w:type="spellStart"/>
-      <w:r>
-        <w:t>atribut</w:t>
-      </w:r>
-      <w:proofErr w:type="spellEnd"/>
-      <w:r>
-        <w:t xml:space="preserve"> </w:t>
-      </w:r>
-      <w:proofErr w:type="spellStart"/>
-      <w:r>
-        <w:t>berupa</w:t>
-      </w:r>
-      <w:proofErr w:type="spellEnd"/>
-      <w:r>
-        <w:t xml:space="preserve"> </w:t>
-      </w:r>
-      <w:r>
-        <w:rPr>
-          <w:rStyle w:val="Emphasis"/>
-        </w:rPr>
-        <w:t>ID Member</w:t>
-      </w:r>
-      <w:r>
-        <w:t xml:space="preserve">, </w:t>
-      </w:r>
-      <w:r>
-        <w:rPr>
-          <w:rStyle w:val="Emphasis"/>
-        </w:rPr>
-        <w:t>Nama Member</w:t>
-      </w:r>
-      <w:r>
-        <w:t xml:space="preserve">, dan </w:t>
-      </w:r>
-      <w:proofErr w:type="spellStart"/>
-      <w:r>
-        <w:rPr>
-          <w:rStyle w:val="Emphasis"/>
-        </w:rPr>
-        <w:t>Saldo</w:t>
-      </w:r>
-      <w:proofErr w:type="spellEnd"/>
-      <w:r>
-        <w:t xml:space="preserve"> yang </w:t>
-      </w:r>
-      <w:proofErr w:type="spellStart"/>
-      <w:r>
-        <w:t>digunakan</w:t>
-      </w:r>
-      <w:proofErr w:type="spellEnd"/>
-      <w:r>
-        <w:t xml:space="preserve"> </w:t>
-      </w:r>
-      <w:proofErr w:type="spellStart"/>
-      <w:r>
-        <w:t>untuk</w:t>
-      </w:r>
-      <w:proofErr w:type="spellEnd"/>
-      <w:r>
-        <w:t xml:space="preserve"> </w:t>
-      </w:r>
-      <w:proofErr w:type="spellStart"/>
-      <w:r>
-        <w:t>menyimpan</w:t>
-      </w:r>
-      <w:proofErr w:type="spellEnd"/>
-      <w:r>
-        <w:t xml:space="preserve"> </w:t>
-      </w:r>
-      <w:proofErr w:type="spellStart"/>
-      <w:r>
-        <w:t>informasi</w:t>
-      </w:r>
-      <w:proofErr w:type="spellEnd"/>
-      <w:r>
-        <w:t xml:space="preserve"> </w:t>
-      </w:r>
-      <w:proofErr w:type="spellStart"/>
-      <w:r>
-        <w:t>pengguna</w:t>
-      </w:r>
-      <w:proofErr w:type="spellEnd"/>
-      <w:r>
-        <w:t xml:space="preserve">. Kelas </w:t>
-      </w:r>
-      <w:proofErr w:type="spellStart"/>
-      <w:r>
-        <w:t>ini</w:t>
-      </w:r>
-      <w:proofErr w:type="spellEnd"/>
-      <w:r>
-        <w:t xml:space="preserve"> juga </w:t>
-      </w:r>
-      <w:proofErr w:type="spellStart"/>
-      <w:r>
-        <w:t>memiliki</w:t>
-      </w:r>
-      <w:proofErr w:type="spellEnd"/>
-      <w:r>
-        <w:t xml:space="preserve"> </w:t>
-      </w:r>
-      <w:proofErr w:type="spellStart"/>
-      <w:r>
-        <w:t>beberapa</w:t>
-      </w:r>
-      <w:proofErr w:type="spellEnd"/>
-      <w:r>
-        <w:t xml:space="preserve"> </w:t>
-      </w:r>
-      <w:proofErr w:type="spellStart"/>
-      <w:r>
-        <w:t>metode</w:t>
-      </w:r>
-      <w:proofErr w:type="spellEnd"/>
-      <w:r>
-        <w:t xml:space="preserve">, </w:t>
-      </w:r>
-      <w:proofErr w:type="spellStart"/>
-      <w:r>
-        <w:t>yaitu</w:t>
-      </w:r>
-      <w:proofErr w:type="spellEnd"/>
-      <w:r>
-        <w:t xml:space="preserve"> </w:t>
-      </w:r>
-      <w:proofErr w:type="spellStart"/>
-      <w:proofErr w:type="gramStart"/>
-      <w:r>
-        <w:rPr>
-          <w:rStyle w:val="Emphasis"/>
-        </w:rPr>
-        <w:t>BookingLapangan</w:t>
-      </w:r>
-      <w:proofErr w:type="spellEnd"/>
-      <w:r>
-        <w:rPr>
-          <w:rStyle w:val="Emphasis"/>
-        </w:rPr>
-        <w:t>(</w:t>
-      </w:r>
-      <w:proofErr w:type="gramEnd"/>
-      <w:r>
-        <w:rPr>
-          <w:rStyle w:val="Emphasis"/>
-        </w:rPr>
-        <w:t>)</w:t>
-      </w:r>
-      <w:r>
-        <w:t xml:space="preserve">, </w:t>
-      </w:r>
-      <w:proofErr w:type="spellStart"/>
-      <w:r>
-        <w:rPr>
-          <w:rStyle w:val="Emphasis"/>
-        </w:rPr>
-        <w:t>CekSaldo</w:t>
-      </w:r>
-      <w:proofErr w:type="spellEnd"/>
-      <w:r>
-        <w:rPr>
-          <w:rStyle w:val="Emphasis"/>
-        </w:rPr>
-        <w:t>()</w:t>
-      </w:r>
-      <w:r>
-        <w:t xml:space="preserve">, dan </w:t>
-      </w:r>
-      <w:proofErr w:type="spellStart"/>
-      <w:r>
-        <w:rPr>
-          <w:rStyle w:val="Emphasis"/>
-        </w:rPr>
-        <w:t>BatalkanBooking</w:t>
-      </w:r>
-      <w:proofErr w:type="spellEnd"/>
-      <w:r>
-        <w:rPr>
-          <w:rStyle w:val="Emphasis"/>
-        </w:rPr>
-        <w:t>()</w:t>
-      </w:r>
-      <w:r>
-        <w:t xml:space="preserve">, yang </w:t>
-      </w:r>
-      <w:proofErr w:type="spellStart"/>
-      <w:r>
-        <w:t>memungkinkan</w:t>
-      </w:r>
-      <w:proofErr w:type="spellEnd"/>
-      <w:r>
-        <w:t xml:space="preserve"> </w:t>
-      </w:r>
-      <w:r>
-        <w:rPr>
-          <w:rStyle w:val="Emphasis"/>
-        </w:rPr>
-        <w:t>member</w:t>
-      </w:r>
-      <w:r>
-        <w:t xml:space="preserve"> </w:t>
-      </w:r>
-      <w:proofErr w:type="spellStart"/>
-      <w:r>
-        <w:t>melakukan</w:t>
-      </w:r>
-      <w:proofErr w:type="spellEnd"/>
-      <w:r>
-        <w:t xml:space="preserve"> </w:t>
-      </w:r>
-      <w:proofErr w:type="spellStart"/>
-      <w:r>
-        <w:t>pemesanan</w:t>
-      </w:r>
-      <w:proofErr w:type="spellEnd"/>
-      <w:r>
-        <w:t xml:space="preserve"> </w:t>
-      </w:r>
-      <w:proofErr w:type="spellStart"/>
-      <w:r>
-        <w:t>lapangan</w:t>
-      </w:r>
-      <w:proofErr w:type="spellEnd"/>
-      <w:r>
-        <w:t xml:space="preserve">, </w:t>
-      </w:r>
-      <w:proofErr w:type="spellStart"/>
-      <w:r>
-        <w:t>mengecek</w:t>
-      </w:r>
-      <w:proofErr w:type="spellEnd"/>
-      <w:r>
-        <w:t xml:space="preserve"> </w:t>
-      </w:r>
-      <w:proofErr w:type="spellStart"/>
-      <w:r>
-        <w:t>saldo</w:t>
-      </w:r>
-      <w:proofErr w:type="spellEnd"/>
-      <w:r>
-        <w:t xml:space="preserve"> </w:t>
-      </w:r>
-      <w:proofErr w:type="spellStart"/>
-      <w:r>
-        <w:t>akun</w:t>
-      </w:r>
-      <w:proofErr w:type="spellEnd"/>
-      <w:r>
-        <w:t xml:space="preserve">, </w:t>
-      </w:r>
-      <w:proofErr w:type="spellStart"/>
-      <w:r>
-        <w:t>serta</w:t>
-      </w:r>
-      <w:proofErr w:type="spellEnd"/>
-      <w:r>
-        <w:t xml:space="preserve"> </w:t>
-      </w:r>
-      <w:proofErr w:type="spellStart"/>
-      <w:r>
-        <w:t>membatalkan</w:t>
-      </w:r>
-      <w:proofErr w:type="spellEnd"/>
-      <w:r>
-        <w:t xml:space="preserve"> </w:t>
-      </w:r>
-      <w:proofErr w:type="spellStart"/>
-      <w:r>
-        <w:t>reservasi</w:t>
-      </w:r>
-      <w:proofErr w:type="spellEnd"/>
-      <w:r>
-        <w:t xml:space="preserve"> yang </w:t>
-      </w:r>
-      <w:proofErr w:type="spellStart"/>
-      <w:r>
-        <w:t>telah</w:t>
-      </w:r>
-      <w:proofErr w:type="spellEnd"/>
-      <w:r>
-        <w:t xml:space="preserve"> </w:t>
-      </w:r>
-      <w:proofErr w:type="spellStart"/>
-      <w:r>
-        <w:t>dibuat</w:t>
-      </w:r>
-      <w:proofErr w:type="spellEnd"/>
-      <w:r>
-        <w:t xml:space="preserve">. </w:t>
-      </w:r>
-      <w:proofErr w:type="spellStart"/>
-      <w:r>
-        <w:t>Seluruh</w:t>
-      </w:r>
-      <w:proofErr w:type="spellEnd"/>
-      <w:r>
-        <w:t xml:space="preserve"> </w:t>
-      </w:r>
-      <w:proofErr w:type="spellStart"/>
-      <w:r>
-        <w:t>metode</w:t>
-      </w:r>
-      <w:proofErr w:type="spellEnd"/>
-      <w:r>
-        <w:t xml:space="preserve"> </w:t>
-      </w:r>
-      <w:proofErr w:type="spellStart"/>
-      <w:r>
-        <w:t>tersebut</w:t>
-      </w:r>
-      <w:proofErr w:type="spellEnd"/>
-      <w:r>
-        <w:t xml:space="preserve"> </w:t>
-      </w:r>
-      <w:proofErr w:type="spellStart"/>
-      <w:r>
-        <w:t>merupakan</w:t>
-      </w:r>
-      <w:proofErr w:type="spellEnd"/>
-      <w:r>
-        <w:t xml:space="preserve"> </w:t>
-      </w:r>
-      <w:proofErr w:type="spellStart"/>
-      <w:r>
-        <w:t>fungsi</w:t>
-      </w:r>
-      <w:proofErr w:type="spellEnd"/>
-      <w:r>
-        <w:t xml:space="preserve"> </w:t>
-      </w:r>
-      <w:proofErr w:type="spellStart"/>
-      <w:r>
-        <w:t>utama</w:t>
-      </w:r>
-      <w:proofErr w:type="spellEnd"/>
-      <w:r>
-        <w:t xml:space="preserve"> yang </w:t>
-      </w:r>
-      <w:proofErr w:type="spellStart"/>
-      <w:r>
-        <w:t>dapat</w:t>
-      </w:r>
-      <w:proofErr w:type="spellEnd"/>
-      <w:r>
-        <w:t xml:space="preserve"> </w:t>
-      </w:r>
-      <w:proofErr w:type="spellStart"/>
-      <w:r>
-        <w:t>dijalankan</w:t>
-      </w:r>
-      <w:proofErr w:type="spellEnd"/>
-      <w:r>
-        <w:t xml:space="preserve"> oleh </w:t>
-      </w:r>
-      <w:proofErr w:type="spellStart"/>
-      <w:r>
-        <w:t>pengguna</w:t>
-      </w:r>
-      <w:proofErr w:type="spellEnd"/>
-      <w:r>
-        <w:t xml:space="preserve"> </w:t>
-      </w:r>
-      <w:proofErr w:type="spellStart"/>
-      <w:r>
-        <w:t>dalam</w:t>
-      </w:r>
-      <w:proofErr w:type="spellEnd"/>
-      <w:r>
-        <w:t xml:space="preserve"> </w:t>
-      </w:r>
-      <w:proofErr w:type="spellStart"/>
-      <w:r>
-        <w:t>sistem</w:t>
-      </w:r>
-      <w:proofErr w:type="spellEnd"/>
-      <w:r>
-        <w:t>.</w:t>
+        <w:t>Hasil Coding  Kotlin</w:t>
       </w:r>
     </w:p>
+    <w:tbl>
+      <w:tblPr>
+        <w:tblStyle w:val="TableGrid"/>
+        <w:tblW w:w="0" w:type="auto"/>
+        <w:tblInd w:w="360" w:type="dxa"/>
+        <w:tblLook w:val="04A0" w:firstRow="1" w:lastRow="0" w:firstColumn="1" w:lastColumn="0" w:noHBand="0" w:noVBand="1"/>
+      </w:tblPr>
+      <w:tblGrid>
+        <w:gridCol w:w="8990"/>
+      </w:tblGrid>
+      <w:tr>
+        <w:tc>
+          <w:tcPr>
+            <w:tcW w:w="9350" w:type="dxa"/>
+          </w:tcPr>
+          <w:p>
+            <w:pPr>
+              <w:jc w:val="both"/>
+            </w:pPr>
+            <w:r>
+              <w:t>Coding</w:t>
+            </w:r>
+          </w:p>
+        </w:tc>
+      </w:tr>
+      <w:tr>
+        <w:tc>
+          <w:tcPr>
+            <w:tcW w:w="9350" w:type="dxa"/>
+          </w:tcPr>
+          <w:p>
+            <w:pPr>
+              <w:jc w:val="both"/>
+            </w:pPr>
+            <w:r>
+              <w:t>class Member(</w:t>
+            </w:r>
+          </w:p>
+          <w:p>
+            <w:pPr>
+              <w:jc w:val="both"/>
+            </w:pPr>
+            <w:r>
+              <w:t xml:space="preserve">    private val idMember: String,</w:t>
+            </w:r>
+          </w:p>
+          <w:p>
+            <w:pPr>
+              <w:jc w:val="both"/>
+            </w:pPr>
+            <w:r>
+              <w:t xml:space="preserve">    private var namaMember: String,</w:t>
+            </w:r>
+          </w:p>
+          <w:p>
+            <w:pPr>
+              <w:jc w:val="both"/>
+            </w:pPr>
+            <w:r>
+              <w:t xml:space="preserve">    saldoAwal: Double</w:t>
+            </w:r>
+          </w:p>
+          <w:p>
+            <w:pPr>
+              <w:jc w:val="both"/>
+            </w:pPr>
+            <w:r>
+              <w:t>) {</w:t>
+            </w:r>
+          </w:p>
+          <w:p>
+            <w:pPr>
+              <w:jc w:val="both"/>
+            </w:pPr>
+          </w:p>
+          <w:p>
+            <w:pPr>
+              <w:jc w:val="both"/>
+            </w:pPr>
+            <w:r>
+              <w:t xml:space="preserve">    var saldo = saldoAwal</w:t>
+            </w:r>
+          </w:p>
+          <w:p>
+            <w:pPr>
+              <w:jc w:val="both"/>
+            </w:pPr>
+            <w:r>
+              <w:t xml:space="preserve">        private set(value) {</w:t>
+            </w:r>
+          </w:p>
+          <w:p>
+            <w:pPr>
+              <w:jc w:val="both"/>
+            </w:pPr>
+            <w:r>
+              <w:t xml:space="preserve">            if (value &gt;= 0) {</w:t>
+            </w:r>
+          </w:p>
+          <w:p>
+            <w:pPr>
+              <w:jc w:val="both"/>
+            </w:pPr>
+            <w:r>
+              <w:t xml:space="preserve">                field = value</w:t>
+            </w:r>
+          </w:p>
+          <w:p>
+            <w:pPr>
+              <w:jc w:val="both"/>
+            </w:pPr>
+            <w:r>
+              <w:t xml:space="preserve">            } else {</w:t>
+            </w:r>
+          </w:p>
+          <w:p>
+            <w:pPr>
+              <w:jc w:val="both"/>
+            </w:pPr>
+            <w:r>
+              <w:t xml:space="preserve">                println("Saldo tidak boleh negatif!")</w:t>
+            </w:r>
+          </w:p>
+          <w:p>
+            <w:pPr>
+              <w:jc w:val="both"/>
+            </w:pPr>
+            <w:r>
+              <w:lastRenderedPageBreak/>
+              <w:t xml:space="preserve">            }</w:t>
+            </w:r>
+          </w:p>
+          <w:p>
+            <w:pPr>
+              <w:jc w:val="both"/>
+            </w:pPr>
+            <w:r>
+              <w:t xml:space="preserve">        }</w:t>
+            </w:r>
+          </w:p>
+          <w:p>
+            <w:pPr>
+              <w:jc w:val="both"/>
+            </w:pPr>
+          </w:p>
+          <w:p>
+            <w:pPr>
+              <w:jc w:val="both"/>
+            </w:pPr>
+            <w:r>
+              <w:t xml:space="preserve">    fun topUp(jumlah: Double) {</w:t>
+            </w:r>
+          </w:p>
+          <w:p>
+            <w:pPr>
+              <w:jc w:val="both"/>
+            </w:pPr>
+            <w:r>
+              <w:t xml:space="preserve">        if (jumlah &gt; 0) saldo += jumlah</w:t>
+            </w:r>
+          </w:p>
+          <w:p>
+            <w:pPr>
+              <w:jc w:val="both"/>
+            </w:pPr>
+            <w:r>
+              <w:t xml:space="preserve">    }</w:t>
+            </w:r>
+          </w:p>
+          <w:p>
+            <w:pPr>
+              <w:jc w:val="both"/>
+            </w:pPr>
+          </w:p>
+          <w:p>
+            <w:pPr>
+              <w:jc w:val="both"/>
+            </w:pPr>
+            <w:r>
+              <w:t xml:space="preserve">    fun bookingLapangan() {</w:t>
+            </w:r>
+          </w:p>
+          <w:p>
+            <w:pPr>
+              <w:jc w:val="both"/>
+            </w:pPr>
+            <w:r>
+              <w:t xml:space="preserve">        println("Booking berhasil")</w:t>
+            </w:r>
+          </w:p>
+          <w:p>
+            <w:pPr>
+              <w:jc w:val="both"/>
+            </w:pPr>
+            <w:r>
+              <w:t xml:space="preserve">    }</w:t>
+            </w:r>
+          </w:p>
+          <w:p>
+            <w:pPr>
+              <w:jc w:val="both"/>
+            </w:pPr>
+          </w:p>
+          <w:p>
+            <w:pPr>
+              <w:jc w:val="both"/>
+            </w:pPr>
+            <w:r>
+              <w:t xml:space="preserve">    fun cekSaldo() {</w:t>
+            </w:r>
+          </w:p>
+          <w:p>
+            <w:pPr>
+              <w:jc w:val="both"/>
+            </w:pPr>
+            <w:r>
+              <w:t xml:space="preserve">        println("Saldo: Rp$saldo")</w:t>
+            </w:r>
+          </w:p>
+          <w:p>
+            <w:pPr>
+              <w:jc w:val="both"/>
+            </w:pPr>
+            <w:r>
+              <w:t xml:space="preserve">    }</w:t>
+            </w:r>
+          </w:p>
+          <w:p>
+            <w:pPr>
+              <w:jc w:val="both"/>
+            </w:pPr>
+          </w:p>
+          <w:p>
+            <w:pPr>
+              <w:jc w:val="both"/>
+            </w:pPr>
+            <w:r>
+              <w:t xml:space="preserve">    fun batalkanBooking() {</w:t>
+            </w:r>
+          </w:p>
+          <w:p>
+            <w:pPr>
+              <w:jc w:val="both"/>
+            </w:pPr>
+            <w:r>
+              <w:t xml:space="preserve">        println("Booking dibatalkan")</w:t>
+            </w:r>
+          </w:p>
+          <w:p>
+            <w:pPr>
+              <w:jc w:val="both"/>
+            </w:pPr>
+            <w:r>
+              <w:t xml:space="preserve">    }</w:t>
+            </w:r>
+          </w:p>
+          <w:p>
+            <w:pPr>
+              <w:jc w:val="both"/>
+            </w:pPr>
+            <w:r>
+              <w:t>}</w:t>
+            </w:r>
+          </w:p>
+          <w:p>
+            <w:pPr>
+              <w:jc w:val="both"/>
+            </w:pPr>
+          </w:p>
+          <w:p>
+            <w:pPr>
+              <w:jc w:val="both"/>
+            </w:pPr>
+            <w:r>
+              <w:t>class Lapangan(</w:t>
+            </w:r>
+          </w:p>
+          <w:p>
+            <w:pPr>
+              <w:jc w:val="both"/>
+            </w:pPr>
+            <w:r>
+              <w:t xml:space="preserve">    private val idLapangan: String,</w:t>
+            </w:r>
+          </w:p>
+          <w:p>
+            <w:pPr>
+              <w:jc w:val="both"/>
+            </w:pPr>
+            <w:r>
+              <w:t xml:space="preserve">    private var namaLapangan: String,</w:t>
+            </w:r>
+          </w:p>
+          <w:p>
+            <w:pPr>
+              <w:jc w:val="both"/>
+            </w:pPr>
+            <w:r>
+              <w:t xml:space="preserve">    hargaAwal: Double,</w:t>
+            </w:r>
+          </w:p>
+          <w:p>
+            <w:pPr>
+              <w:jc w:val="both"/>
+            </w:pPr>
+            <w:r>
+              <w:t xml:space="preserve">    private var jadwalBooking: String</w:t>
+            </w:r>
+          </w:p>
+          <w:p>
+            <w:pPr>
+              <w:jc w:val="both"/>
+            </w:pPr>
+            <w:r>
+              <w:t>) {</w:t>
+            </w:r>
+          </w:p>
+          <w:p>
+            <w:pPr>
+              <w:jc w:val="both"/>
+            </w:pPr>
+          </w:p>
+          <w:p>
+            <w:pPr>
+              <w:jc w:val="both"/>
+            </w:pPr>
+            <w:r>
+              <w:t xml:space="preserve">    var hargaSewa = hargaAwal</w:t>
+            </w:r>
+          </w:p>
+          <w:p>
+            <w:pPr>
+              <w:jc w:val="both"/>
+            </w:pPr>
+            <w:r>
+              <w:t xml:space="preserve">        set(value) {</w:t>
+            </w:r>
+          </w:p>
+          <w:p>
+            <w:pPr>
+              <w:jc w:val="both"/>
+            </w:pPr>
+            <w:r>
+              <w:t xml:space="preserve">            if (value &gt;= 0)</w:t>
+            </w:r>
+          </w:p>
+          <w:p>
+            <w:pPr>
+              <w:jc w:val="both"/>
+            </w:pPr>
+            <w:r>
+              <w:t xml:space="preserve">                field = value</w:t>
+            </w:r>
+          </w:p>
+          <w:p>
+            <w:pPr>
+              <w:jc w:val="both"/>
+            </w:pPr>
+            <w:r>
+              <w:t xml:space="preserve">            else</w:t>
+            </w:r>
+          </w:p>
+          <w:p>
+            <w:pPr>
+              <w:jc w:val="both"/>
+            </w:pPr>
+            <w:r>
+              <w:t xml:space="preserve">                println("Harga sewa tidak boleh negatif")</w:t>
+            </w:r>
+          </w:p>
+          <w:p>
+            <w:pPr>
+              <w:jc w:val="both"/>
+            </w:pPr>
+            <w:r>
+              <w:t xml:space="preserve">        }</w:t>
+            </w:r>
+          </w:p>
+          <w:p>
+            <w:pPr>
+              <w:jc w:val="both"/>
+            </w:pPr>
+          </w:p>
+          <w:p>
+            <w:pPr>
+              <w:jc w:val="both"/>
+            </w:pPr>
+            <w:r>
+              <w:t xml:space="preserve">    fun cekKetersediaan() {</w:t>
+            </w:r>
+          </w:p>
+          <w:p>
+            <w:pPr>
+              <w:jc w:val="both"/>
+            </w:pPr>
+            <w:r>
+              <w:t xml:space="preserve">        println("Lapangan tersedia")</w:t>
+            </w:r>
+          </w:p>
+          <w:p>
+            <w:pPr>
+              <w:jc w:val="both"/>
+            </w:pPr>
+            <w:r>
+              <w:t xml:space="preserve">    }</w:t>
+            </w:r>
+          </w:p>
+          <w:p>
+            <w:pPr>
+              <w:jc w:val="both"/>
+            </w:pPr>
+          </w:p>
+          <w:p>
+            <w:pPr>
+              <w:jc w:val="both"/>
+            </w:pPr>
+            <w:r>
+              <w:t xml:space="preserve">    fun tambahBooking() {</w:t>
+            </w:r>
+          </w:p>
+          <w:p>
+            <w:pPr>
+              <w:jc w:val="both"/>
+            </w:pPr>
+            <w:r>
+              <w:t xml:space="preserve">        println("Booking ditambahkan")</w:t>
+            </w:r>
+          </w:p>
+          <w:p>
+            <w:pPr>
+              <w:jc w:val="both"/>
+            </w:pPr>
+            <w:r>
+              <w:t xml:space="preserve">    }</w:t>
+            </w:r>
+          </w:p>
+          <w:p>
+            <w:pPr>
+              <w:jc w:val="both"/>
+            </w:pPr>
+          </w:p>
+          <w:p>
+            <w:pPr>
+              <w:jc w:val="both"/>
+            </w:pPr>
+            <w:r>
+              <w:t xml:space="preserve">    fun tampilJadwal() {</w:t>
+            </w:r>
+          </w:p>
+          <w:p>
+            <w:pPr>
+              <w:jc w:val="both"/>
+            </w:pPr>
+            <w:r>
+              <w:t xml:space="preserve">        println(jadwalBooking)</w:t>
+            </w:r>
+          </w:p>
+          <w:p>
+            <w:pPr>
+              <w:jc w:val="both"/>
+            </w:pPr>
+            <w:r>
+              <w:t xml:space="preserve">    }</w:t>
+            </w:r>
+          </w:p>
+          <w:p>
+            <w:pPr>
+              <w:jc w:val="both"/>
+            </w:pPr>
+            <w:r>
+              <w:t>}</w:t>
+            </w:r>
+          </w:p>
+        </w:tc>
+      </w:tr>
+    </w:tbl>
     <w:p>
       <w:pPr>
-        <w:pStyle w:val="ListParagraph"/>
-        <w:ind w:firstLine="720"/>
+        <w:ind w:left="360"/>
         <w:jc w:val="both"/>
       </w:pPr>
-      <w:r>
-        <w:t xml:space="preserve">Kelas </w:t>
-      </w:r>
-      <w:proofErr w:type="spellStart"/>
-      <w:r>
-        <w:rPr>
-          <w:rStyle w:val="Emphasis"/>
-        </w:rPr>
-        <w:t>Lapangan</w:t>
-      </w:r>
-      <w:proofErr w:type="spellEnd"/>
-      <w:r>
-        <w:t xml:space="preserve"> </w:t>
-      </w:r>
-      <w:proofErr w:type="spellStart"/>
-      <w:r>
-        <w:t>berfungsi</w:t>
-      </w:r>
-      <w:proofErr w:type="spellEnd"/>
-      <w:r>
-        <w:t xml:space="preserve"> </w:t>
-      </w:r>
-      <w:proofErr w:type="spellStart"/>
-      <w:r>
-        <w:t>untuk</w:t>
-      </w:r>
-      <w:proofErr w:type="spellEnd"/>
-      <w:r>
-        <w:t xml:space="preserve"> </w:t>
-      </w:r>
-      <w:proofErr w:type="spellStart"/>
-      <w:r>
-        <w:t>mengelola</w:t>
-      </w:r>
-      <w:proofErr w:type="spellEnd"/>
-      <w:r>
-        <w:t xml:space="preserve"> data </w:t>
-      </w:r>
-      <w:proofErr w:type="spellStart"/>
-      <w:r>
-        <w:t>lapangan</w:t>
-      </w:r>
-      <w:proofErr w:type="spellEnd"/>
-      <w:r>
-        <w:t xml:space="preserve"> yang </w:t>
-      </w:r>
-      <w:proofErr w:type="spellStart"/>
-      <w:r>
-        <w:t>tersedia</w:t>
-      </w:r>
-      <w:proofErr w:type="spellEnd"/>
-      <w:r>
-        <w:t xml:space="preserve">. </w:t>
-      </w:r>
-      <w:proofErr w:type="spellStart"/>
-      <w:r>
-        <w:t>Atribut</w:t>
-      </w:r>
-      <w:proofErr w:type="spellEnd"/>
-      <w:r>
-        <w:t xml:space="preserve"> yang </w:t>
-      </w:r>
-      <w:proofErr w:type="spellStart"/>
-      <w:r>
-        <w:t>dimiliki</w:t>
-      </w:r>
-      <w:proofErr w:type="spellEnd"/>
-      <w:r>
-        <w:t xml:space="preserve"> </w:t>
-      </w:r>
-      <w:proofErr w:type="spellStart"/>
-      <w:r>
-        <w:t>meliputi</w:t>
-      </w:r>
-      <w:proofErr w:type="spellEnd"/>
-      <w:r>
-        <w:t xml:space="preserve"> </w:t>
-      </w:r>
-      <w:r>
-        <w:rPr>
-          <w:rStyle w:val="Emphasis"/>
-        </w:rPr>
-        <w:t xml:space="preserve">ID </w:t>
-      </w:r>
-      <w:proofErr w:type="spellStart"/>
-      <w:r>
-        <w:rPr>
-          <w:rStyle w:val="Emphasis"/>
-        </w:rPr>
-        <w:t>Lapangan</w:t>
-      </w:r>
-      <w:proofErr w:type="spellEnd"/>
-      <w:r>
-        <w:t xml:space="preserve">, </w:t>
-      </w:r>
-      <w:r>
-        <w:rPr>
-          <w:rStyle w:val="Emphasis"/>
-        </w:rPr>
-        <w:t xml:space="preserve">Nama </w:t>
-      </w:r>
-      <w:proofErr w:type="spellStart"/>
-      <w:r>
-        <w:rPr>
-          <w:rStyle w:val="Emphasis"/>
-        </w:rPr>
-        <w:t>Lapangan</w:t>
-      </w:r>
-      <w:proofErr w:type="spellEnd"/>
-      <w:r>
-        <w:t xml:space="preserve">, </w:t>
-      </w:r>
-      <w:r>
-        <w:rPr>
-          <w:rStyle w:val="Emphasis"/>
-        </w:rPr>
-        <w:t xml:space="preserve">Harga </w:t>
-      </w:r>
-      <w:proofErr w:type="spellStart"/>
-      <w:r>
-        <w:rPr>
-          <w:rStyle w:val="Emphasis"/>
-        </w:rPr>
-        <w:t>Sewa</w:t>
-      </w:r>
-      <w:proofErr w:type="spellEnd"/>
-      <w:r>
-        <w:t xml:space="preserve">, dan </w:t>
-      </w:r>
-      <w:proofErr w:type="spellStart"/>
-      <w:r>
-        <w:rPr>
-          <w:rStyle w:val="Emphasis"/>
-        </w:rPr>
-        <w:t>Jadwal</w:t>
-      </w:r>
-      <w:proofErr w:type="spellEnd"/>
-      <w:r>
-        <w:rPr>
-          <w:rStyle w:val="Emphasis"/>
-        </w:rPr>
-        <w:t xml:space="preserve"> Booking</w:t>
-      </w:r>
-      <w:r>
-        <w:t xml:space="preserve">. </w:t>
-      </w:r>
-      <w:proofErr w:type="spellStart"/>
-      <w:r>
-        <w:t>Sementara</w:t>
-      </w:r>
-      <w:proofErr w:type="spellEnd"/>
-      <w:r>
-        <w:t xml:space="preserve"> </w:t>
-      </w:r>
-      <w:proofErr w:type="spellStart"/>
-      <w:r>
-        <w:t>itu</w:t>
-      </w:r>
-      <w:proofErr w:type="spellEnd"/>
-      <w:r>
-        <w:t xml:space="preserve">, </w:t>
-      </w:r>
-      <w:proofErr w:type="spellStart"/>
-      <w:r>
-        <w:lastRenderedPageBreak/>
-        <w:t>metode</w:t>
-      </w:r>
-      <w:proofErr w:type="spellEnd"/>
-      <w:r>
-        <w:t xml:space="preserve"> yang </w:t>
-      </w:r>
-      <w:proofErr w:type="spellStart"/>
-      <w:r>
-        <w:t>tersedia</w:t>
-      </w:r>
-      <w:proofErr w:type="spellEnd"/>
-      <w:r>
-        <w:t xml:space="preserve"> </w:t>
-      </w:r>
-      <w:proofErr w:type="spellStart"/>
-      <w:r>
-        <w:t>yaitu</w:t>
-      </w:r>
-      <w:proofErr w:type="spellEnd"/>
-      <w:r>
-        <w:t xml:space="preserve"> </w:t>
-      </w:r>
-      <w:proofErr w:type="spellStart"/>
-      <w:proofErr w:type="gramStart"/>
-      <w:r>
-        <w:rPr>
-          <w:rStyle w:val="Emphasis"/>
-        </w:rPr>
-        <w:t>CekKetersediaan</w:t>
-      </w:r>
-      <w:proofErr w:type="spellEnd"/>
-      <w:r>
-        <w:rPr>
-          <w:rStyle w:val="Emphasis"/>
-        </w:rPr>
-        <w:t>(</w:t>
-      </w:r>
-      <w:proofErr w:type="gramEnd"/>
-      <w:r>
-        <w:rPr>
-          <w:rStyle w:val="Emphasis"/>
-        </w:rPr>
-        <w:t>)</w:t>
-      </w:r>
-      <w:r>
-        <w:t xml:space="preserve">, </w:t>
-      </w:r>
-      <w:proofErr w:type="spellStart"/>
-      <w:r>
-        <w:rPr>
-          <w:rStyle w:val="Emphasis"/>
-        </w:rPr>
-        <w:t>TambahBooking</w:t>
-      </w:r>
-      <w:proofErr w:type="spellEnd"/>
-      <w:r>
-        <w:rPr>
-          <w:rStyle w:val="Emphasis"/>
-        </w:rPr>
-        <w:t>()</w:t>
-      </w:r>
-      <w:r>
-        <w:t xml:space="preserve">, dan </w:t>
-      </w:r>
-      <w:proofErr w:type="spellStart"/>
-      <w:r>
-        <w:rPr>
-          <w:rStyle w:val="Emphasis"/>
-        </w:rPr>
-        <w:t>TampilJadwal</w:t>
-      </w:r>
-      <w:proofErr w:type="spellEnd"/>
-      <w:r>
-        <w:rPr>
-          <w:rStyle w:val="Emphasis"/>
-        </w:rPr>
-        <w:t>()</w:t>
-      </w:r>
-      <w:r>
-        <w:t xml:space="preserve">. </w:t>
-      </w:r>
-      <w:proofErr w:type="spellStart"/>
-      <w:r>
-        <w:t>Metode-metode</w:t>
-      </w:r>
-      <w:proofErr w:type="spellEnd"/>
-      <w:r>
-        <w:t xml:space="preserve"> </w:t>
-      </w:r>
-      <w:proofErr w:type="spellStart"/>
-      <w:r>
-        <w:t>tersebut</w:t>
-      </w:r>
-      <w:proofErr w:type="spellEnd"/>
-      <w:r>
-        <w:t xml:space="preserve"> </w:t>
-      </w:r>
-      <w:proofErr w:type="spellStart"/>
-      <w:r>
-        <w:t>digunakan</w:t>
-      </w:r>
-      <w:proofErr w:type="spellEnd"/>
-      <w:r>
-        <w:t xml:space="preserve"> </w:t>
-      </w:r>
-      <w:proofErr w:type="spellStart"/>
-      <w:r>
-        <w:t>untuk</w:t>
-      </w:r>
-      <w:proofErr w:type="spellEnd"/>
-      <w:r>
-        <w:t xml:space="preserve"> </w:t>
-      </w:r>
-      <w:proofErr w:type="spellStart"/>
-      <w:r>
-        <w:t>memeriksa</w:t>
-      </w:r>
-      <w:proofErr w:type="spellEnd"/>
-      <w:r>
-        <w:t xml:space="preserve"> </w:t>
-      </w:r>
-      <w:proofErr w:type="spellStart"/>
-      <w:r>
-        <w:t>ketersediaan</w:t>
-      </w:r>
-      <w:proofErr w:type="spellEnd"/>
-      <w:r>
-        <w:t xml:space="preserve"> </w:t>
-      </w:r>
-      <w:proofErr w:type="spellStart"/>
-      <w:r>
-        <w:t>lapangan</w:t>
-      </w:r>
-      <w:proofErr w:type="spellEnd"/>
-      <w:r>
-        <w:t xml:space="preserve">, </w:t>
-      </w:r>
-      <w:proofErr w:type="spellStart"/>
-      <w:r>
-        <w:t>menambahkan</w:t>
-      </w:r>
-      <w:proofErr w:type="spellEnd"/>
-      <w:r>
-        <w:t xml:space="preserve"> data </w:t>
-      </w:r>
-      <w:proofErr w:type="spellStart"/>
-      <w:r>
-        <w:t>pemesanan</w:t>
-      </w:r>
-      <w:proofErr w:type="spellEnd"/>
-      <w:r>
-        <w:t xml:space="preserve"> </w:t>
-      </w:r>
-      <w:proofErr w:type="spellStart"/>
-      <w:r>
-        <w:t>ke</w:t>
-      </w:r>
-      <w:proofErr w:type="spellEnd"/>
-      <w:r>
-        <w:t xml:space="preserve"> </w:t>
-      </w:r>
-      <w:proofErr w:type="spellStart"/>
-      <w:r>
-        <w:t>jadwal</w:t>
-      </w:r>
-      <w:proofErr w:type="spellEnd"/>
-      <w:r>
-        <w:t xml:space="preserve">, </w:t>
-      </w:r>
-      <w:proofErr w:type="spellStart"/>
-      <w:r>
-        <w:t>serta</w:t>
-      </w:r>
-      <w:proofErr w:type="spellEnd"/>
-      <w:r>
-        <w:t xml:space="preserve"> </w:t>
-      </w:r>
-      <w:proofErr w:type="spellStart"/>
-      <w:r>
-        <w:t>menampilkan</w:t>
-      </w:r>
-      <w:proofErr w:type="spellEnd"/>
-      <w:r>
-        <w:t xml:space="preserve"> </w:t>
-      </w:r>
-      <w:proofErr w:type="spellStart"/>
-      <w:r>
-        <w:t>jadwal</w:t>
-      </w:r>
-      <w:proofErr w:type="spellEnd"/>
-      <w:r>
-        <w:t xml:space="preserve"> </w:t>
-      </w:r>
-      <w:proofErr w:type="spellStart"/>
-      <w:r>
-        <w:t>penggunaan</w:t>
-      </w:r>
-      <w:proofErr w:type="spellEnd"/>
-      <w:r>
-        <w:t xml:space="preserve"> </w:t>
-      </w:r>
-      <w:proofErr w:type="spellStart"/>
-      <w:r>
-        <w:t>lapangan</w:t>
-      </w:r>
-      <w:proofErr w:type="spellEnd"/>
-      <w:r>
-        <w:t xml:space="preserve"> </w:t>
-      </w:r>
-      <w:proofErr w:type="spellStart"/>
-      <w:r>
-        <w:t>sehingga</w:t>
-      </w:r>
-      <w:proofErr w:type="spellEnd"/>
-      <w:r>
-        <w:t xml:space="preserve"> proses </w:t>
-      </w:r>
-      <w:proofErr w:type="spellStart"/>
-      <w:r>
-        <w:t>reservasi</w:t>
-      </w:r>
-      <w:proofErr w:type="spellEnd"/>
-      <w:r>
-        <w:t xml:space="preserve"> </w:t>
-      </w:r>
-      <w:proofErr w:type="spellStart"/>
-      <w:r>
-        <w:t>dapat</w:t>
-      </w:r>
-      <w:proofErr w:type="spellEnd"/>
-      <w:r>
-        <w:t xml:space="preserve"> </w:t>
-      </w:r>
-      <w:proofErr w:type="spellStart"/>
-      <w:r>
-        <w:t>dilakukan</w:t>
-      </w:r>
-      <w:proofErr w:type="spellEnd"/>
-      <w:r>
-        <w:t xml:space="preserve"> </w:t>
-      </w:r>
-      <w:proofErr w:type="spellStart"/>
-      <w:r>
-        <w:t>sesuai</w:t>
-      </w:r>
-      <w:proofErr w:type="spellEnd"/>
-      <w:r>
-        <w:t xml:space="preserve"> </w:t>
-      </w:r>
-      <w:proofErr w:type="spellStart"/>
-      <w:r>
-        <w:t>dengan</w:t>
-      </w:r>
-      <w:proofErr w:type="spellEnd"/>
-      <w:r>
-        <w:t xml:space="preserve"> </w:t>
-      </w:r>
-      <w:proofErr w:type="spellStart"/>
-      <w:r>
-        <w:t>jadwal</w:t>
-      </w:r>
-      <w:proofErr w:type="spellEnd"/>
-      <w:r>
-        <w:t xml:space="preserve"> yang </w:t>
-      </w:r>
-      <w:proofErr w:type="spellStart"/>
-      <w:r>
-        <w:t>tersedia</w:t>
-      </w:r>
-      <w:proofErr w:type="spellEnd"/>
-      <w:r>
-        <w:t>.</w:t>
-      </w:r>
-    </w:p>
-    <w:p>
-      <w:pPr>
-        <w:pStyle w:val="ListParagraph"/>
-        <w:ind w:firstLine="720"/>
-        <w:jc w:val="both"/>
-      </w:pPr>
-      <w:r>
-        <w:t xml:space="preserve">Kelas </w:t>
-      </w:r>
-      <w:r>
-        <w:rPr>
-          <w:rStyle w:val="Emphasis"/>
-        </w:rPr>
-        <w:t>Receptionist</w:t>
-      </w:r>
-      <w:r>
-        <w:t xml:space="preserve"> </w:t>
-      </w:r>
-      <w:proofErr w:type="spellStart"/>
-      <w:r>
-        <w:t>berperan</w:t>
-      </w:r>
-      <w:proofErr w:type="spellEnd"/>
-      <w:r>
-        <w:t xml:space="preserve"> </w:t>
-      </w:r>
-      <w:proofErr w:type="spellStart"/>
-      <w:r>
-        <w:t>sebagai</w:t>
-      </w:r>
-      <w:proofErr w:type="spellEnd"/>
-      <w:r>
-        <w:t xml:space="preserve"> </w:t>
-      </w:r>
-      <w:proofErr w:type="spellStart"/>
-      <w:r>
-        <w:t>pengelola</w:t>
-      </w:r>
-      <w:proofErr w:type="spellEnd"/>
-      <w:r>
-        <w:t xml:space="preserve"> proses </w:t>
-      </w:r>
-      <w:proofErr w:type="spellStart"/>
-      <w:r>
-        <w:t>reservasi</w:t>
-      </w:r>
-      <w:proofErr w:type="spellEnd"/>
-      <w:r>
-        <w:t xml:space="preserve">. Kelas </w:t>
-      </w:r>
-      <w:proofErr w:type="spellStart"/>
-      <w:r>
-        <w:t>ini</w:t>
-      </w:r>
-      <w:proofErr w:type="spellEnd"/>
-      <w:r>
-        <w:t xml:space="preserve"> </w:t>
-      </w:r>
-      <w:proofErr w:type="spellStart"/>
-      <w:r>
-        <w:t>memiliki</w:t>
-      </w:r>
-      <w:proofErr w:type="spellEnd"/>
-      <w:r>
-        <w:t xml:space="preserve"> </w:t>
-      </w:r>
-      <w:proofErr w:type="spellStart"/>
-      <w:r>
-        <w:t>atribut</w:t>
-      </w:r>
-      <w:proofErr w:type="spellEnd"/>
-      <w:r>
-        <w:t xml:space="preserve"> </w:t>
-      </w:r>
-      <w:proofErr w:type="spellStart"/>
-      <w:r>
-        <w:t>berupa</w:t>
-      </w:r>
-      <w:proofErr w:type="spellEnd"/>
-      <w:r>
-        <w:t xml:space="preserve"> </w:t>
-      </w:r>
-      <w:r>
-        <w:rPr>
-          <w:rStyle w:val="Emphasis"/>
-        </w:rPr>
-        <w:t>ID Receptionist</w:t>
-      </w:r>
-      <w:r>
-        <w:t xml:space="preserve"> dan </w:t>
-      </w:r>
-      <w:r>
-        <w:rPr>
-          <w:rStyle w:val="Emphasis"/>
-        </w:rPr>
-        <w:t>Nama Receptionist</w:t>
-      </w:r>
-      <w:r>
-        <w:t xml:space="preserve"> </w:t>
-      </w:r>
-      <w:proofErr w:type="spellStart"/>
-      <w:r>
-        <w:t>sebagai</w:t>
-      </w:r>
-      <w:proofErr w:type="spellEnd"/>
-      <w:r>
-        <w:t xml:space="preserve"> </w:t>
-      </w:r>
-      <w:proofErr w:type="spellStart"/>
-      <w:r>
-        <w:t>identitas</w:t>
-      </w:r>
-      <w:proofErr w:type="spellEnd"/>
-      <w:r>
-        <w:t xml:space="preserve"> </w:t>
-      </w:r>
-      <w:proofErr w:type="spellStart"/>
-      <w:r>
-        <w:t>petugas</w:t>
-      </w:r>
-      <w:proofErr w:type="spellEnd"/>
-      <w:r>
-        <w:t xml:space="preserve">. Adapun </w:t>
-      </w:r>
-      <w:proofErr w:type="spellStart"/>
-      <w:r>
-        <w:t>metode</w:t>
-      </w:r>
-      <w:proofErr w:type="spellEnd"/>
-      <w:r>
-        <w:t xml:space="preserve"> yang </w:t>
-      </w:r>
-      <w:proofErr w:type="spellStart"/>
-      <w:r>
-        <w:t>dimiliki</w:t>
-      </w:r>
-      <w:proofErr w:type="spellEnd"/>
-      <w:r>
-        <w:t xml:space="preserve"> </w:t>
-      </w:r>
-      <w:proofErr w:type="spellStart"/>
-      <w:r>
-        <w:t>adalah</w:t>
-      </w:r>
-      <w:proofErr w:type="spellEnd"/>
-      <w:r>
-        <w:t xml:space="preserve"> </w:t>
-      </w:r>
-      <w:proofErr w:type="spellStart"/>
-      <w:proofErr w:type="gramStart"/>
-      <w:r>
-        <w:rPr>
-          <w:rStyle w:val="Emphasis"/>
-        </w:rPr>
-        <w:t>VerifikasiBooking</w:t>
-      </w:r>
-      <w:proofErr w:type="spellEnd"/>
-      <w:r>
-        <w:rPr>
-          <w:rStyle w:val="Emphasis"/>
-        </w:rPr>
-        <w:t>(</w:t>
-      </w:r>
-      <w:proofErr w:type="gramEnd"/>
-      <w:r>
-        <w:rPr>
-          <w:rStyle w:val="Emphasis"/>
-        </w:rPr>
-        <w:t>)</w:t>
-      </w:r>
-      <w:r>
-        <w:t xml:space="preserve"> dan </w:t>
-      </w:r>
-      <w:proofErr w:type="spellStart"/>
-      <w:r>
-        <w:rPr>
-          <w:rStyle w:val="Emphasis"/>
-        </w:rPr>
-        <w:t>MenolakBooking</w:t>
-      </w:r>
-      <w:proofErr w:type="spellEnd"/>
-      <w:r>
-        <w:rPr>
-          <w:rStyle w:val="Emphasis"/>
-        </w:rPr>
-        <w:t>()</w:t>
-      </w:r>
-      <w:r>
-        <w:t xml:space="preserve">, yang </w:t>
-      </w:r>
-      <w:proofErr w:type="spellStart"/>
-      <w:r>
-        <w:t>digunakan</w:t>
-      </w:r>
-      <w:proofErr w:type="spellEnd"/>
-      <w:r>
-        <w:t xml:space="preserve"> </w:t>
-      </w:r>
-      <w:proofErr w:type="spellStart"/>
-      <w:r>
-        <w:t>untuk</w:t>
-      </w:r>
-      <w:proofErr w:type="spellEnd"/>
-      <w:r>
-        <w:t xml:space="preserve"> </w:t>
-      </w:r>
-      <w:proofErr w:type="spellStart"/>
-      <w:r>
-        <w:t>melakukan</w:t>
-      </w:r>
-      <w:proofErr w:type="spellEnd"/>
-      <w:r>
-        <w:t xml:space="preserve"> </w:t>
-      </w:r>
-      <w:proofErr w:type="spellStart"/>
-      <w:r>
-        <w:t>verifikasi</w:t>
-      </w:r>
-      <w:proofErr w:type="spellEnd"/>
-      <w:r>
-        <w:t xml:space="preserve"> </w:t>
-      </w:r>
-      <w:proofErr w:type="spellStart"/>
-      <w:r>
-        <w:t>terhadap</w:t>
-      </w:r>
-      <w:proofErr w:type="spellEnd"/>
-      <w:r>
-        <w:t xml:space="preserve"> </w:t>
-      </w:r>
-      <w:proofErr w:type="spellStart"/>
-      <w:r>
-        <w:t>permintaan</w:t>
-      </w:r>
-      <w:proofErr w:type="spellEnd"/>
-      <w:r>
-        <w:t xml:space="preserve"> </w:t>
-      </w:r>
-      <w:proofErr w:type="spellStart"/>
-      <w:r>
-        <w:t>reservasi</w:t>
-      </w:r>
-      <w:proofErr w:type="spellEnd"/>
-      <w:r>
-        <w:t xml:space="preserve"> </w:t>
-      </w:r>
-      <w:proofErr w:type="spellStart"/>
-      <w:r>
-        <w:t>serta</w:t>
-      </w:r>
-      <w:proofErr w:type="spellEnd"/>
-      <w:r>
-        <w:t xml:space="preserve"> </w:t>
-      </w:r>
-      <w:proofErr w:type="spellStart"/>
-      <w:r>
-        <w:t>menolak</w:t>
-      </w:r>
-      <w:proofErr w:type="spellEnd"/>
-      <w:r>
-        <w:t xml:space="preserve"> </w:t>
-      </w:r>
-      <w:proofErr w:type="spellStart"/>
-      <w:r>
-        <w:t>pemesanan</w:t>
-      </w:r>
-      <w:proofErr w:type="spellEnd"/>
-      <w:r>
-        <w:t xml:space="preserve"> </w:t>
-      </w:r>
-      <w:proofErr w:type="spellStart"/>
-      <w:r>
-        <w:t>apabila</w:t>
-      </w:r>
-      <w:proofErr w:type="spellEnd"/>
-      <w:r>
-        <w:t xml:space="preserve"> </w:t>
-      </w:r>
-      <w:proofErr w:type="spellStart"/>
-      <w:r>
-        <w:t>tidak</w:t>
-      </w:r>
-      <w:proofErr w:type="spellEnd"/>
-      <w:r>
-        <w:t xml:space="preserve"> </w:t>
-      </w:r>
-      <w:proofErr w:type="spellStart"/>
-      <w:r>
-        <w:t>memenuhi</w:t>
-      </w:r>
-      <w:proofErr w:type="spellEnd"/>
-      <w:r>
-        <w:t xml:space="preserve"> </w:t>
-      </w:r>
-      <w:proofErr w:type="spellStart"/>
-      <w:r>
-        <w:t>persyaratan</w:t>
-      </w:r>
-      <w:proofErr w:type="spellEnd"/>
-      <w:r>
-        <w:t xml:space="preserve">, </w:t>
-      </w:r>
-      <w:proofErr w:type="spellStart"/>
-      <w:r>
-        <w:t>seperti</w:t>
-      </w:r>
-      <w:proofErr w:type="spellEnd"/>
-      <w:r>
-        <w:t xml:space="preserve"> </w:t>
-      </w:r>
-      <w:proofErr w:type="spellStart"/>
-      <w:r>
-        <w:t>jadwal</w:t>
-      </w:r>
-      <w:proofErr w:type="spellEnd"/>
-      <w:r>
-        <w:t xml:space="preserve"> yang </w:t>
-      </w:r>
-      <w:proofErr w:type="spellStart"/>
-      <w:r>
-        <w:t>telah</w:t>
-      </w:r>
-      <w:proofErr w:type="spellEnd"/>
-      <w:r>
-        <w:t xml:space="preserve"> </w:t>
-      </w:r>
-      <w:proofErr w:type="spellStart"/>
-      <w:r>
-        <w:t>terisi</w:t>
-      </w:r>
-      <w:proofErr w:type="spellEnd"/>
-      <w:r>
-        <w:t xml:space="preserve"> </w:t>
-      </w:r>
-      <w:proofErr w:type="spellStart"/>
-      <w:r>
-        <w:t>atau</w:t>
-      </w:r>
-      <w:proofErr w:type="spellEnd"/>
-      <w:r>
-        <w:t xml:space="preserve"> </w:t>
-      </w:r>
-      <w:proofErr w:type="spellStart"/>
-      <w:r>
-        <w:t>pembayaran</w:t>
-      </w:r>
-      <w:proofErr w:type="spellEnd"/>
-      <w:r>
-        <w:t xml:space="preserve"> yang </w:t>
-      </w:r>
-      <w:proofErr w:type="spellStart"/>
-      <w:r>
-        <w:t>belum</w:t>
-      </w:r>
-      <w:proofErr w:type="spellEnd"/>
-      <w:r>
-        <w:t xml:space="preserve"> </w:t>
-      </w:r>
-      <w:proofErr w:type="spellStart"/>
-      <w:r>
-        <w:t>sesuai</w:t>
-      </w:r>
-      <w:proofErr w:type="spellEnd"/>
-      <w:r>
-        <w:t xml:space="preserve">. </w:t>
-      </w:r>
-      <w:proofErr w:type="spellStart"/>
-      <w:r>
-        <w:t>Hubungan</w:t>
-      </w:r>
-      <w:proofErr w:type="spellEnd"/>
-      <w:r>
-        <w:t xml:space="preserve"> </w:t>
-      </w:r>
-      <w:proofErr w:type="spellStart"/>
-      <w:r>
-        <w:t>antara</w:t>
-      </w:r>
-      <w:proofErr w:type="spellEnd"/>
-      <w:r>
-        <w:t xml:space="preserve"> </w:t>
-      </w:r>
-      <w:proofErr w:type="spellStart"/>
-      <w:r>
-        <w:t>ketiga</w:t>
-      </w:r>
-      <w:proofErr w:type="spellEnd"/>
-      <w:r>
-        <w:t xml:space="preserve"> </w:t>
-      </w:r>
-      <w:proofErr w:type="spellStart"/>
-      <w:r>
-        <w:t>kelas</w:t>
-      </w:r>
-      <w:proofErr w:type="spellEnd"/>
-      <w:r>
-        <w:t xml:space="preserve"> </w:t>
-      </w:r>
-      <w:proofErr w:type="spellStart"/>
-      <w:r>
-        <w:t>tersebut</w:t>
-      </w:r>
-      <w:proofErr w:type="spellEnd"/>
-      <w:r>
-        <w:t xml:space="preserve"> </w:t>
-      </w:r>
-      <w:proofErr w:type="spellStart"/>
-      <w:r>
-        <w:t>menunjukkan</w:t>
-      </w:r>
-      <w:proofErr w:type="spellEnd"/>
-      <w:r>
-        <w:t xml:space="preserve"> </w:t>
-      </w:r>
-      <w:proofErr w:type="spellStart"/>
-      <w:r>
-        <w:t>bahwa</w:t>
-      </w:r>
-      <w:proofErr w:type="spellEnd"/>
-      <w:r>
-        <w:t xml:space="preserve"> </w:t>
-      </w:r>
-      <w:proofErr w:type="spellStart"/>
-      <w:r>
-        <w:t>sistem</w:t>
-      </w:r>
-      <w:proofErr w:type="spellEnd"/>
-      <w:r>
-        <w:t xml:space="preserve"> </w:t>
-      </w:r>
-      <w:proofErr w:type="spellStart"/>
-      <w:r>
-        <w:t>reservasi</w:t>
-      </w:r>
-      <w:proofErr w:type="spellEnd"/>
-      <w:r>
-        <w:t xml:space="preserve"> </w:t>
-      </w:r>
-      <w:proofErr w:type="spellStart"/>
-      <w:r>
-        <w:t>dibangun</w:t>
-      </w:r>
-      <w:proofErr w:type="spellEnd"/>
-      <w:r>
-        <w:t xml:space="preserve"> </w:t>
-      </w:r>
-      <w:proofErr w:type="spellStart"/>
-      <w:r>
-        <w:t>berdasarkan</w:t>
-      </w:r>
-      <w:proofErr w:type="spellEnd"/>
-      <w:r>
-        <w:t xml:space="preserve"> </w:t>
-      </w:r>
-      <w:proofErr w:type="spellStart"/>
-      <w:r>
-        <w:t>interaksi</w:t>
-      </w:r>
-      <w:proofErr w:type="spellEnd"/>
-      <w:r>
-        <w:t xml:space="preserve"> </w:t>
-      </w:r>
-      <w:proofErr w:type="spellStart"/>
-      <w:r>
-        <w:t>antara</w:t>
-      </w:r>
-      <w:proofErr w:type="spellEnd"/>
-      <w:r>
-        <w:t xml:space="preserve"> </w:t>
-      </w:r>
-      <w:proofErr w:type="spellStart"/>
-      <w:r>
-        <w:t>pengguna</w:t>
-      </w:r>
-      <w:proofErr w:type="spellEnd"/>
-      <w:r>
-        <w:t xml:space="preserve">, data </w:t>
-      </w:r>
-      <w:proofErr w:type="spellStart"/>
-      <w:r>
-        <w:t>lapangan</w:t>
-      </w:r>
-      <w:proofErr w:type="spellEnd"/>
-      <w:r>
-        <w:t xml:space="preserve">, dan </w:t>
-      </w:r>
-      <w:proofErr w:type="spellStart"/>
-      <w:r>
-        <w:t>petugas</w:t>
-      </w:r>
-      <w:proofErr w:type="spellEnd"/>
-      <w:r>
-        <w:t xml:space="preserve"> </w:t>
-      </w:r>
-      <w:proofErr w:type="spellStart"/>
-      <w:r>
-        <w:t>pengelola</w:t>
-      </w:r>
-      <w:proofErr w:type="spellEnd"/>
-      <w:r>
-        <w:t xml:space="preserve"> </w:t>
-      </w:r>
-      <w:proofErr w:type="spellStart"/>
-      <w:r>
-        <w:t>sehingga</w:t>
-      </w:r>
-      <w:proofErr w:type="spellEnd"/>
-      <w:r>
-        <w:t xml:space="preserve"> </w:t>
-      </w:r>
-      <w:proofErr w:type="spellStart"/>
-      <w:r>
-        <w:t>seluruh</w:t>
-      </w:r>
-      <w:proofErr w:type="spellEnd"/>
-      <w:r>
-        <w:t xml:space="preserve"> proses </w:t>
-      </w:r>
-      <w:proofErr w:type="spellStart"/>
-      <w:r>
-        <w:t>pemesanan</w:t>
-      </w:r>
-      <w:proofErr w:type="spellEnd"/>
-      <w:r>
-        <w:t xml:space="preserve"> </w:t>
-      </w:r>
-      <w:proofErr w:type="spellStart"/>
-      <w:r>
-        <w:t>dapat</w:t>
-      </w:r>
-      <w:proofErr w:type="spellEnd"/>
-      <w:r>
-        <w:t xml:space="preserve"> </w:t>
-      </w:r>
-      <w:proofErr w:type="spellStart"/>
-      <w:r>
-        <w:t>berlangsung</w:t>
-      </w:r>
-      <w:proofErr w:type="spellEnd"/>
-      <w:r>
-        <w:t xml:space="preserve"> </w:t>
-      </w:r>
-      <w:proofErr w:type="spellStart"/>
-      <w:r>
-        <w:t>secara</w:t>
-      </w:r>
-      <w:proofErr w:type="spellEnd"/>
-      <w:r>
-        <w:t xml:space="preserve"> </w:t>
-      </w:r>
-      <w:proofErr w:type="spellStart"/>
-      <w:r>
-        <w:t>terintegrasi</w:t>
-      </w:r>
-      <w:proofErr w:type="spellEnd"/>
-      <w:r>
-        <w:t xml:space="preserve"> dan </w:t>
-      </w:r>
-      <w:proofErr w:type="spellStart"/>
-      <w:r>
-        <w:t>terstruktur</w:t>
-      </w:r>
-      <w:proofErr w:type="spellEnd"/>
-      <w:r>
-        <w:t>.</w:t>
-      </w:r>
     </w:p>
     <w:sectPr>
       <w:pgSz w:w="12240" w:h="15840"/>
@@ -6660,6 +3662,22 @@
       <w:shd w:val="clear" w:color="auto" w:fill="E1DFDD"/>
     </w:rPr>
   </w:style>
+  <w:style w:type="table" w:styleId="TableGrid">
+    <w:name w:val="Table Grid"/>
+    <w:basedOn w:val="TableNormal"/>
+    <w:uiPriority w:val="39"/>
+    <w:rsid w:val="004C5031"/>
+    <w:tblPr>
+      <w:tblBorders>
+        <w:top w:val="single" w:sz="4" w:space="0" w:color="auto"/>
+        <w:left w:val="single" w:sz="4" w:space="0" w:color="auto"/>
+        <w:bottom w:val="single" w:sz="4" w:space="0" w:color="auto"/>
+        <w:right w:val="single" w:sz="4" w:space="0" w:color="auto"/>
+        <w:insideH w:val="single" w:sz="4" w:space="0" w:color="auto"/>
+        <w:insideV w:val="single" w:sz="4" w:space="0" w:color="auto"/>
+      </w:tblBorders>
+    </w:tblPr>
+  </w:style>
 </w:styles>
 </file>
 
@@ -6925,12 +3943,139 @@
 </file>
 
 <file path=customXml/item1.xml><?xml version="1.0" encoding="utf-8"?>
-<?mso-contentType ?>
-<FormTemplates xmlns="http://schemas.microsoft.com/sharepoint/v3/contenttype/forms">
-  <Display>DocumentLibraryForm</Display>
-  <Edit>AssetEditForm</Edit>
-  <New>DocumentLibraryForm</New>
-</FormTemplates>
+<p:properties xmlns:p="http://schemas.microsoft.com/office/2006/metadata/properties" xmlns:xsi="http://www.w3.org/2001/XMLSchema-instance" xmlns:pc="http://schemas.microsoft.com/office/infopath/2007/PartnerControls">
+  <documentManagement>
+    <LocLastLocAttemptVersionTypeLookup xmlns="4873beb7-5857-4685-be1f-d57550cc96cc" xsi:nil="true"/>
+    <MarketSpecific xmlns="4873beb7-5857-4685-be1f-d57550cc96cc">false</MarketSpecific>
+    <ApprovalStatus xmlns="4873beb7-5857-4685-be1f-d57550cc96cc">InProgress</ApprovalStatus>
+    <LocComments xmlns="4873beb7-5857-4685-be1f-d57550cc96cc" xsi:nil="true"/>
+    <DirectSourceMarket xmlns="4873beb7-5857-4685-be1f-d57550cc96cc" xsi:nil="true"/>
+    <LocPublishedLinkedAssetsLookup xmlns="4873beb7-5857-4685-be1f-d57550cc96cc" xsi:nil="true"/>
+    <ThumbnailAssetId xmlns="4873beb7-5857-4685-be1f-d57550cc96cc" xsi:nil="true"/>
+    <PrimaryImageGen xmlns="4873beb7-5857-4685-be1f-d57550cc96cc">true</PrimaryImageGen>
+    <LegacyData xmlns="4873beb7-5857-4685-be1f-d57550cc96cc" xsi:nil="true"/>
+    <LocNewPublishedVersionLookup xmlns="4873beb7-5857-4685-be1f-d57550cc96cc" xsi:nil="true"/>
+    <NumericId xmlns="4873beb7-5857-4685-be1f-d57550cc96cc">102787001</NumericId>
+    <TPFriendlyName xmlns="4873beb7-5857-4685-be1f-d57550cc96cc" xsi:nil="true"/>
+    <LocOverallPublishStatusLookup xmlns="4873beb7-5857-4685-be1f-d57550cc96cc" xsi:nil="true"/>
+    <LocRecommendedHandoff xmlns="4873beb7-5857-4685-be1f-d57550cc96cc" xsi:nil="true"/>
+    <BlockPublish xmlns="4873beb7-5857-4685-be1f-d57550cc96cc">false</BlockPublish>
+    <BusinessGroup xmlns="4873beb7-5857-4685-be1f-d57550cc96cc" xsi:nil="true"/>
+    <OpenTemplate xmlns="4873beb7-5857-4685-be1f-d57550cc96cc">true</OpenTemplate>
+    <SourceTitle xmlns="4873beb7-5857-4685-be1f-d57550cc96cc" xsi:nil="true"/>
+    <LocOverallLocStatusLookup xmlns="4873beb7-5857-4685-be1f-d57550cc96cc" xsi:nil="true"/>
+    <APEditor xmlns="4873beb7-5857-4685-be1f-d57550cc96cc">
+      <UserInfo>
+        <DisplayName/>
+        <AccountId xsi:nil="true"/>
+        <AccountType/>
+      </UserInfo>
+    </APEditor>
+    <UALocComments xmlns="4873beb7-5857-4685-be1f-d57550cc96cc" xsi:nil="true"/>
+    <IntlLangReviewDate xmlns="4873beb7-5857-4685-be1f-d57550cc96cc" xsi:nil="true"/>
+    <PublishStatusLookup xmlns="4873beb7-5857-4685-be1f-d57550cc96cc">
+      <Value>1343188</Value>
+    </PublishStatusLookup>
+    <ParentAssetId xmlns="4873beb7-5857-4685-be1f-d57550cc96cc" xsi:nil="true"/>
+    <FeatureTagsTaxHTField0 xmlns="4873beb7-5857-4685-be1f-d57550cc96cc">
+      <Terms xmlns="http://schemas.microsoft.com/office/infopath/2007/PartnerControls"/>
+    </FeatureTagsTaxHTField0>
+    <MachineTranslated xmlns="4873beb7-5857-4685-be1f-d57550cc96cc">false</MachineTranslated>
+    <Providers xmlns="4873beb7-5857-4685-be1f-d57550cc96cc" xsi:nil="true"/>
+    <OriginalSourceMarket xmlns="4873beb7-5857-4685-be1f-d57550cc96cc" xsi:nil="true"/>
+    <APDescription xmlns="4873beb7-5857-4685-be1f-d57550cc96cc" xsi:nil="true"/>
+    <ContentItem xmlns="4873beb7-5857-4685-be1f-d57550cc96cc" xsi:nil="true"/>
+    <ClipArtFilename xmlns="4873beb7-5857-4685-be1f-d57550cc96cc" xsi:nil="true"/>
+    <TPInstallLocation xmlns="4873beb7-5857-4685-be1f-d57550cc96cc" xsi:nil="true"/>
+    <TimesCloned xmlns="4873beb7-5857-4685-be1f-d57550cc96cc" xsi:nil="true"/>
+    <PublishTargets xmlns="4873beb7-5857-4685-be1f-d57550cc96cc">OfficeOnlineVNext</PublishTargets>
+    <AcquiredFrom xmlns="4873beb7-5857-4685-be1f-d57550cc96cc">Internal MS</AcquiredFrom>
+    <AssetStart xmlns="4873beb7-5857-4685-be1f-d57550cc96cc">2011-11-23T17:29:00+00:00</AssetStart>
+    <FriendlyTitle xmlns="4873beb7-5857-4685-be1f-d57550cc96cc" xsi:nil="true"/>
+    <Provider xmlns="4873beb7-5857-4685-be1f-d57550cc96cc" xsi:nil="true"/>
+    <LastHandOff xmlns="4873beb7-5857-4685-be1f-d57550cc96cc" xsi:nil="true"/>
+    <TPClientViewer xmlns="4873beb7-5857-4685-be1f-d57550cc96cc" xsi:nil="true"/>
+    <TemplateStatus xmlns="4873beb7-5857-4685-be1f-d57550cc96cc">Complete</TemplateStatus>
+    <Downloads xmlns="4873beb7-5857-4685-be1f-d57550cc96cc">0</Downloads>
+    <OOCacheId xmlns="4873beb7-5857-4685-be1f-d57550cc96cc" xsi:nil="true"/>
+    <IsDeleted xmlns="4873beb7-5857-4685-be1f-d57550cc96cc">false</IsDeleted>
+    <LocPublishedDependentAssetsLookup xmlns="4873beb7-5857-4685-be1f-d57550cc96cc" xsi:nil="true"/>
+    <AssetExpire xmlns="4873beb7-5857-4685-be1f-d57550cc96cc">2029-05-12T07:00:00+00:00</AssetExpire>
+    <CSXSubmissionMarket xmlns="4873beb7-5857-4685-be1f-d57550cc96cc" xsi:nil="true"/>
+    <DSATActionTaken xmlns="4873beb7-5857-4685-be1f-d57550cc96cc" xsi:nil="true"/>
+    <SubmitterId xmlns="4873beb7-5857-4685-be1f-d57550cc96cc" xsi:nil="true"/>
+    <EditorialTags xmlns="4873beb7-5857-4685-be1f-d57550cc96cc" xsi:nil="true"/>
+    <TPExecutable xmlns="4873beb7-5857-4685-be1f-d57550cc96cc" xsi:nil="true"/>
+    <CSXSubmissionDate xmlns="4873beb7-5857-4685-be1f-d57550cc96cc" xsi:nil="true"/>
+    <CSXUpdate xmlns="4873beb7-5857-4685-be1f-d57550cc96cc">false</CSXUpdate>
+    <AssetType xmlns="4873beb7-5857-4685-be1f-d57550cc96cc">TP</AssetType>
+    <ApprovalLog xmlns="4873beb7-5857-4685-be1f-d57550cc96cc" xsi:nil="true"/>
+    <BugNumber xmlns="4873beb7-5857-4685-be1f-d57550cc96cc" xsi:nil="true"/>
+    <OriginAsset xmlns="4873beb7-5857-4685-be1f-d57550cc96cc" xsi:nil="true"/>
+    <TPComponent xmlns="4873beb7-5857-4685-be1f-d57550cc96cc" xsi:nil="true"/>
+    <Milestone xmlns="4873beb7-5857-4685-be1f-d57550cc96cc" xsi:nil="true"/>
+    <RecommendationsModifier xmlns="4873beb7-5857-4685-be1f-d57550cc96cc" xsi:nil="true"/>
+    <AssetId xmlns="4873beb7-5857-4685-be1f-d57550cc96cc">TP102787001</AssetId>
+    <PolicheckWords xmlns="4873beb7-5857-4685-be1f-d57550cc96cc" xsi:nil="true"/>
+    <TPLaunchHelpLink xmlns="4873beb7-5857-4685-be1f-d57550cc96cc" xsi:nil="true"/>
+    <IntlLocPriority xmlns="4873beb7-5857-4685-be1f-d57550cc96cc" xsi:nil="true"/>
+    <TPApplication xmlns="4873beb7-5857-4685-be1f-d57550cc96cc" xsi:nil="true"/>
+    <IntlLangReviewer xmlns="4873beb7-5857-4685-be1f-d57550cc96cc" xsi:nil="true"/>
+    <HandoffToMSDN xmlns="4873beb7-5857-4685-be1f-d57550cc96cc" xsi:nil="true"/>
+    <PlannedPubDate xmlns="4873beb7-5857-4685-be1f-d57550cc96cc" xsi:nil="true"/>
+    <CrawlForDependencies xmlns="4873beb7-5857-4685-be1f-d57550cc96cc">false</CrawlForDependencies>
+    <LocLastLocAttemptVersionLookup xmlns="4873beb7-5857-4685-be1f-d57550cc96cc">693888</LocLastLocAttemptVersionLookup>
+    <LocProcessedForHandoffsLookup xmlns="4873beb7-5857-4685-be1f-d57550cc96cc" xsi:nil="true"/>
+    <TrustLevel xmlns="4873beb7-5857-4685-be1f-d57550cc96cc">1 Microsoft Managed Content</TrustLevel>
+    <CampaignTagsTaxHTField0 xmlns="4873beb7-5857-4685-be1f-d57550cc96cc">
+      <Terms xmlns="http://schemas.microsoft.com/office/infopath/2007/PartnerControls"/>
+    </CampaignTagsTaxHTField0>
+    <TPNamespace xmlns="4873beb7-5857-4685-be1f-d57550cc96cc" xsi:nil="true"/>
+    <LocOverallPreviewStatusLookup xmlns="4873beb7-5857-4685-be1f-d57550cc96cc" xsi:nil="true"/>
+    <TaxCatchAll xmlns="4873beb7-5857-4685-be1f-d57550cc96cc"/>
+    <IsSearchable xmlns="4873beb7-5857-4685-be1f-d57550cc96cc">false</IsSearchable>
+    <TemplateTemplateType xmlns="4873beb7-5857-4685-be1f-d57550cc96cc">Word Document Template</TemplateTemplateType>
+    <Markets xmlns="4873beb7-5857-4685-be1f-d57550cc96cc"/>
+    <IntlLangReview xmlns="4873beb7-5857-4685-be1f-d57550cc96cc" xsi:nil="true"/>
+    <UAProjectedTotalWords xmlns="4873beb7-5857-4685-be1f-d57550cc96cc" xsi:nil="true"/>
+    <OutputCachingOn xmlns="4873beb7-5857-4685-be1f-d57550cc96cc">false</OutputCachingOn>
+    <AverageRating xmlns="4873beb7-5857-4685-be1f-d57550cc96cc" xsi:nil="true"/>
+    <LocMarketGroupTiers2 xmlns="4873beb7-5857-4685-be1f-d57550cc96cc" xsi:nil="true"/>
+    <APAuthor xmlns="4873beb7-5857-4685-be1f-d57550cc96cc">
+      <UserInfo>
+        <DisplayName>REDMOND\v-namall</DisplayName>
+        <AccountId>978</AccountId>
+        <AccountType/>
+      </UserInfo>
+    </APAuthor>
+    <TPCommandLine xmlns="4873beb7-5857-4685-be1f-d57550cc96cc" xsi:nil="true"/>
+    <LocManualTestRequired xmlns="4873beb7-5857-4685-be1f-d57550cc96cc">false</LocManualTestRequired>
+    <TPAppVersion xmlns="4873beb7-5857-4685-be1f-d57550cc96cc" xsi:nil="true"/>
+    <EditorialStatus xmlns="4873beb7-5857-4685-be1f-d57550cc96cc">Complete</EditorialStatus>
+    <LocProcessedForMarketsLookup xmlns="4873beb7-5857-4685-be1f-d57550cc96cc" xsi:nil="true"/>
+    <LastModifiedDateTime xmlns="4873beb7-5857-4685-be1f-d57550cc96cc" xsi:nil="true"/>
+    <TPLaunchHelpLinkType xmlns="4873beb7-5857-4685-be1f-d57550cc96cc">Template</TPLaunchHelpLinkType>
+    <ScenarioTagsTaxHTField0 xmlns="4873beb7-5857-4685-be1f-d57550cc96cc">
+      <Terms xmlns="http://schemas.microsoft.com/office/infopath/2007/PartnerControls"/>
+    </ScenarioTagsTaxHTField0>
+    <OriginalRelease xmlns="4873beb7-5857-4685-be1f-d57550cc96cc">14</OriginalRelease>
+    <LocalizationTagsTaxHTField0 xmlns="4873beb7-5857-4685-be1f-d57550cc96cc">
+      <Terms xmlns="http://schemas.microsoft.com/office/infopath/2007/PartnerControls"/>
+    </LocalizationTagsTaxHTField0>
+    <Manager xmlns="4873beb7-5857-4685-be1f-d57550cc96cc" xsi:nil="true"/>
+    <UALocRecommendation xmlns="4873beb7-5857-4685-be1f-d57550cc96cc">Localize</UALocRecommendation>
+    <LocOverallHandbackStatusLookup xmlns="4873beb7-5857-4685-be1f-d57550cc96cc" xsi:nil="true"/>
+    <ArtSampleDocs xmlns="4873beb7-5857-4685-be1f-d57550cc96cc" xsi:nil="true"/>
+    <UACurrentWords xmlns="4873beb7-5857-4685-be1f-d57550cc96cc" xsi:nil="true"/>
+    <ShowIn xmlns="4873beb7-5857-4685-be1f-d57550cc96cc">Show everywhere</ShowIn>
+    <CSXHash xmlns="4873beb7-5857-4685-be1f-d57550cc96cc" xsi:nil="true"/>
+    <VoteCount xmlns="4873beb7-5857-4685-be1f-d57550cc96cc" xsi:nil="true"/>
+    <InternalTagsTaxHTField0 xmlns="4873beb7-5857-4685-be1f-d57550cc96cc">
+      <Terms xmlns="http://schemas.microsoft.com/office/infopath/2007/PartnerControls"/>
+    </InternalTagsTaxHTField0>
+    <UANotes xmlns="4873beb7-5857-4685-be1f-d57550cc96cc" xsi:nil="true"/>
+  </documentManagement>
+</p:properties>
 </file>
 
 <file path=customXml/item2.xml><?xml version="1.0" encoding="utf-8"?>
@@ -7974,145 +5119,20 @@
 </file>
 
 <file path=customXml/item3.xml><?xml version="1.0" encoding="utf-8"?>
-<p:properties xmlns:p="http://schemas.microsoft.com/office/2006/metadata/properties" xmlns:xsi="http://www.w3.org/2001/XMLSchema-instance" xmlns:pc="http://schemas.microsoft.com/office/infopath/2007/PartnerControls">
-  <documentManagement>
-    <LocLastLocAttemptVersionTypeLookup xmlns="4873beb7-5857-4685-be1f-d57550cc96cc" xsi:nil="true"/>
-    <MarketSpecific xmlns="4873beb7-5857-4685-be1f-d57550cc96cc">false</MarketSpecific>
-    <ApprovalStatus xmlns="4873beb7-5857-4685-be1f-d57550cc96cc">InProgress</ApprovalStatus>
-    <LocComments xmlns="4873beb7-5857-4685-be1f-d57550cc96cc" xsi:nil="true"/>
-    <DirectSourceMarket xmlns="4873beb7-5857-4685-be1f-d57550cc96cc" xsi:nil="true"/>
-    <LocPublishedLinkedAssetsLookup xmlns="4873beb7-5857-4685-be1f-d57550cc96cc" xsi:nil="true"/>
-    <ThumbnailAssetId xmlns="4873beb7-5857-4685-be1f-d57550cc96cc" xsi:nil="true"/>
-    <PrimaryImageGen xmlns="4873beb7-5857-4685-be1f-d57550cc96cc">true</PrimaryImageGen>
-    <LegacyData xmlns="4873beb7-5857-4685-be1f-d57550cc96cc" xsi:nil="true"/>
-    <LocNewPublishedVersionLookup xmlns="4873beb7-5857-4685-be1f-d57550cc96cc" xsi:nil="true"/>
-    <NumericId xmlns="4873beb7-5857-4685-be1f-d57550cc96cc">102787001</NumericId>
-    <TPFriendlyName xmlns="4873beb7-5857-4685-be1f-d57550cc96cc" xsi:nil="true"/>
-    <LocOverallPublishStatusLookup xmlns="4873beb7-5857-4685-be1f-d57550cc96cc" xsi:nil="true"/>
-    <LocRecommendedHandoff xmlns="4873beb7-5857-4685-be1f-d57550cc96cc" xsi:nil="true"/>
-    <BlockPublish xmlns="4873beb7-5857-4685-be1f-d57550cc96cc">false</BlockPublish>
-    <BusinessGroup xmlns="4873beb7-5857-4685-be1f-d57550cc96cc" xsi:nil="true"/>
-    <OpenTemplate xmlns="4873beb7-5857-4685-be1f-d57550cc96cc">true</OpenTemplate>
-    <SourceTitle xmlns="4873beb7-5857-4685-be1f-d57550cc96cc" xsi:nil="true"/>
-    <LocOverallLocStatusLookup xmlns="4873beb7-5857-4685-be1f-d57550cc96cc" xsi:nil="true"/>
-    <APEditor xmlns="4873beb7-5857-4685-be1f-d57550cc96cc">
-      <UserInfo>
-        <DisplayName/>
-        <AccountId xsi:nil="true"/>
-        <AccountType/>
-      </UserInfo>
-    </APEditor>
-    <UALocComments xmlns="4873beb7-5857-4685-be1f-d57550cc96cc" xsi:nil="true"/>
-    <IntlLangReviewDate xmlns="4873beb7-5857-4685-be1f-d57550cc96cc" xsi:nil="true"/>
-    <PublishStatusLookup xmlns="4873beb7-5857-4685-be1f-d57550cc96cc">
-      <Value>1343188</Value>
-    </PublishStatusLookup>
-    <ParentAssetId xmlns="4873beb7-5857-4685-be1f-d57550cc96cc" xsi:nil="true"/>
-    <FeatureTagsTaxHTField0 xmlns="4873beb7-5857-4685-be1f-d57550cc96cc">
-      <Terms xmlns="http://schemas.microsoft.com/office/infopath/2007/PartnerControls"/>
-    </FeatureTagsTaxHTField0>
-    <MachineTranslated xmlns="4873beb7-5857-4685-be1f-d57550cc96cc">false</MachineTranslated>
-    <Providers xmlns="4873beb7-5857-4685-be1f-d57550cc96cc" xsi:nil="true"/>
-    <OriginalSourceMarket xmlns="4873beb7-5857-4685-be1f-d57550cc96cc" xsi:nil="true"/>
-    <APDescription xmlns="4873beb7-5857-4685-be1f-d57550cc96cc" xsi:nil="true"/>
-    <ContentItem xmlns="4873beb7-5857-4685-be1f-d57550cc96cc" xsi:nil="true"/>
-    <ClipArtFilename xmlns="4873beb7-5857-4685-be1f-d57550cc96cc" xsi:nil="true"/>
-    <TPInstallLocation xmlns="4873beb7-5857-4685-be1f-d57550cc96cc" xsi:nil="true"/>
-    <TimesCloned xmlns="4873beb7-5857-4685-be1f-d57550cc96cc" xsi:nil="true"/>
-    <PublishTargets xmlns="4873beb7-5857-4685-be1f-d57550cc96cc">OfficeOnlineVNext</PublishTargets>
-    <AcquiredFrom xmlns="4873beb7-5857-4685-be1f-d57550cc96cc">Internal MS</AcquiredFrom>
-    <AssetStart xmlns="4873beb7-5857-4685-be1f-d57550cc96cc">2011-11-23T17:29:00+00:00</AssetStart>
-    <FriendlyTitle xmlns="4873beb7-5857-4685-be1f-d57550cc96cc" xsi:nil="true"/>
-    <Provider xmlns="4873beb7-5857-4685-be1f-d57550cc96cc" xsi:nil="true"/>
-    <LastHandOff xmlns="4873beb7-5857-4685-be1f-d57550cc96cc" xsi:nil="true"/>
-    <TPClientViewer xmlns="4873beb7-5857-4685-be1f-d57550cc96cc" xsi:nil="true"/>
-    <TemplateStatus xmlns="4873beb7-5857-4685-be1f-d57550cc96cc">Complete</TemplateStatus>
-    <Downloads xmlns="4873beb7-5857-4685-be1f-d57550cc96cc">0</Downloads>
-    <OOCacheId xmlns="4873beb7-5857-4685-be1f-d57550cc96cc" xsi:nil="true"/>
-    <IsDeleted xmlns="4873beb7-5857-4685-be1f-d57550cc96cc">false</IsDeleted>
-    <LocPublishedDependentAssetsLookup xmlns="4873beb7-5857-4685-be1f-d57550cc96cc" xsi:nil="true"/>
-    <AssetExpire xmlns="4873beb7-5857-4685-be1f-d57550cc96cc">2029-05-12T07:00:00+00:00</AssetExpire>
-    <CSXSubmissionMarket xmlns="4873beb7-5857-4685-be1f-d57550cc96cc" xsi:nil="true"/>
-    <DSATActionTaken xmlns="4873beb7-5857-4685-be1f-d57550cc96cc" xsi:nil="true"/>
-    <SubmitterId xmlns="4873beb7-5857-4685-be1f-d57550cc96cc" xsi:nil="true"/>
-    <EditorialTags xmlns="4873beb7-5857-4685-be1f-d57550cc96cc" xsi:nil="true"/>
-    <TPExecutable xmlns="4873beb7-5857-4685-be1f-d57550cc96cc" xsi:nil="true"/>
-    <CSXSubmissionDate xmlns="4873beb7-5857-4685-be1f-d57550cc96cc" xsi:nil="true"/>
-    <CSXUpdate xmlns="4873beb7-5857-4685-be1f-d57550cc96cc">false</CSXUpdate>
-    <AssetType xmlns="4873beb7-5857-4685-be1f-d57550cc96cc">TP</AssetType>
-    <ApprovalLog xmlns="4873beb7-5857-4685-be1f-d57550cc96cc" xsi:nil="true"/>
-    <BugNumber xmlns="4873beb7-5857-4685-be1f-d57550cc96cc" xsi:nil="true"/>
-    <OriginAsset xmlns="4873beb7-5857-4685-be1f-d57550cc96cc" xsi:nil="true"/>
-    <TPComponent xmlns="4873beb7-5857-4685-be1f-d57550cc96cc" xsi:nil="true"/>
-    <Milestone xmlns="4873beb7-5857-4685-be1f-d57550cc96cc" xsi:nil="true"/>
-    <RecommendationsModifier xmlns="4873beb7-5857-4685-be1f-d57550cc96cc" xsi:nil="true"/>
-    <AssetId xmlns="4873beb7-5857-4685-be1f-d57550cc96cc">TP102787001</AssetId>
-    <PolicheckWords xmlns="4873beb7-5857-4685-be1f-d57550cc96cc" xsi:nil="true"/>
-    <TPLaunchHelpLink xmlns="4873beb7-5857-4685-be1f-d57550cc96cc" xsi:nil="true"/>
-    <IntlLocPriority xmlns="4873beb7-5857-4685-be1f-d57550cc96cc" xsi:nil="true"/>
-    <TPApplication xmlns="4873beb7-5857-4685-be1f-d57550cc96cc" xsi:nil="true"/>
-    <IntlLangReviewer xmlns="4873beb7-5857-4685-be1f-d57550cc96cc" xsi:nil="true"/>
-    <HandoffToMSDN xmlns="4873beb7-5857-4685-be1f-d57550cc96cc" xsi:nil="true"/>
-    <PlannedPubDate xmlns="4873beb7-5857-4685-be1f-d57550cc96cc" xsi:nil="true"/>
-    <CrawlForDependencies xmlns="4873beb7-5857-4685-be1f-d57550cc96cc">false</CrawlForDependencies>
-    <LocLastLocAttemptVersionLookup xmlns="4873beb7-5857-4685-be1f-d57550cc96cc">693888</LocLastLocAttemptVersionLookup>
-    <LocProcessedForHandoffsLookup xmlns="4873beb7-5857-4685-be1f-d57550cc96cc" xsi:nil="true"/>
-    <TrustLevel xmlns="4873beb7-5857-4685-be1f-d57550cc96cc">1 Microsoft Managed Content</TrustLevel>
-    <CampaignTagsTaxHTField0 xmlns="4873beb7-5857-4685-be1f-d57550cc96cc">
-      <Terms xmlns="http://schemas.microsoft.com/office/infopath/2007/PartnerControls"/>
-    </CampaignTagsTaxHTField0>
-    <TPNamespace xmlns="4873beb7-5857-4685-be1f-d57550cc96cc" xsi:nil="true"/>
-    <LocOverallPreviewStatusLookup xmlns="4873beb7-5857-4685-be1f-d57550cc96cc" xsi:nil="true"/>
-    <TaxCatchAll xmlns="4873beb7-5857-4685-be1f-d57550cc96cc"/>
-    <IsSearchable xmlns="4873beb7-5857-4685-be1f-d57550cc96cc">false</IsSearchable>
-    <TemplateTemplateType xmlns="4873beb7-5857-4685-be1f-d57550cc96cc">Word Document Template</TemplateTemplateType>
-    <Markets xmlns="4873beb7-5857-4685-be1f-d57550cc96cc"/>
-    <IntlLangReview xmlns="4873beb7-5857-4685-be1f-d57550cc96cc" xsi:nil="true"/>
-    <UAProjectedTotalWords xmlns="4873beb7-5857-4685-be1f-d57550cc96cc" xsi:nil="true"/>
-    <OutputCachingOn xmlns="4873beb7-5857-4685-be1f-d57550cc96cc">false</OutputCachingOn>
-    <AverageRating xmlns="4873beb7-5857-4685-be1f-d57550cc96cc" xsi:nil="true"/>
-    <LocMarketGroupTiers2 xmlns="4873beb7-5857-4685-be1f-d57550cc96cc" xsi:nil="true"/>
-    <APAuthor xmlns="4873beb7-5857-4685-be1f-d57550cc96cc">
-      <UserInfo>
-        <DisplayName>REDMOND\v-namall</DisplayName>
-        <AccountId>978</AccountId>
-        <AccountType/>
-      </UserInfo>
-    </APAuthor>
-    <TPCommandLine xmlns="4873beb7-5857-4685-be1f-d57550cc96cc" xsi:nil="true"/>
-    <LocManualTestRequired xmlns="4873beb7-5857-4685-be1f-d57550cc96cc">false</LocManualTestRequired>
-    <TPAppVersion xmlns="4873beb7-5857-4685-be1f-d57550cc96cc" xsi:nil="true"/>
-    <EditorialStatus xmlns="4873beb7-5857-4685-be1f-d57550cc96cc">Complete</EditorialStatus>
-    <LocProcessedForMarketsLookup xmlns="4873beb7-5857-4685-be1f-d57550cc96cc" xsi:nil="true"/>
-    <LastModifiedDateTime xmlns="4873beb7-5857-4685-be1f-d57550cc96cc" xsi:nil="true"/>
-    <TPLaunchHelpLinkType xmlns="4873beb7-5857-4685-be1f-d57550cc96cc">Template</TPLaunchHelpLinkType>
-    <ScenarioTagsTaxHTField0 xmlns="4873beb7-5857-4685-be1f-d57550cc96cc">
-      <Terms xmlns="http://schemas.microsoft.com/office/infopath/2007/PartnerControls"/>
-    </ScenarioTagsTaxHTField0>
-    <OriginalRelease xmlns="4873beb7-5857-4685-be1f-d57550cc96cc">14</OriginalRelease>
-    <LocalizationTagsTaxHTField0 xmlns="4873beb7-5857-4685-be1f-d57550cc96cc">
-      <Terms xmlns="http://schemas.microsoft.com/office/infopath/2007/PartnerControls"/>
-    </LocalizationTagsTaxHTField0>
-    <Manager xmlns="4873beb7-5857-4685-be1f-d57550cc96cc" xsi:nil="true"/>
-    <UALocRecommendation xmlns="4873beb7-5857-4685-be1f-d57550cc96cc">Localize</UALocRecommendation>
-    <LocOverallHandbackStatusLookup xmlns="4873beb7-5857-4685-be1f-d57550cc96cc" xsi:nil="true"/>
-    <ArtSampleDocs xmlns="4873beb7-5857-4685-be1f-d57550cc96cc" xsi:nil="true"/>
-    <UACurrentWords xmlns="4873beb7-5857-4685-be1f-d57550cc96cc" xsi:nil="true"/>
-    <ShowIn xmlns="4873beb7-5857-4685-be1f-d57550cc96cc">Show everywhere</ShowIn>
-    <CSXHash xmlns="4873beb7-5857-4685-be1f-d57550cc96cc" xsi:nil="true"/>
-    <VoteCount xmlns="4873beb7-5857-4685-be1f-d57550cc96cc" xsi:nil="true"/>
-    <InternalTagsTaxHTField0 xmlns="4873beb7-5857-4685-be1f-d57550cc96cc">
-      <Terms xmlns="http://schemas.microsoft.com/office/infopath/2007/PartnerControls"/>
-    </InternalTagsTaxHTField0>
-    <UANotes xmlns="4873beb7-5857-4685-be1f-d57550cc96cc" xsi:nil="true"/>
-  </documentManagement>
-</p:properties>
+<?mso-contentType ?>
+<FormTemplates xmlns="http://schemas.microsoft.com/sharepoint/v3/contenttype/forms">
+  <Display>DocumentLibraryForm</Display>
+  <Edit>AssetEditForm</Edit>
+  <New>DocumentLibraryForm</New>
+</FormTemplates>
 </file>
 
 <file path=customXml/itemProps1.xml><?xml version="1.0" encoding="utf-8"?>
-<ds:datastoreItem xmlns:ds="http://schemas.openxmlformats.org/officeDocument/2006/customXml" ds:itemID="{C01C3C56-10DB-49F7-B061-44D8728D078A}">
+<ds:datastoreItem xmlns:ds="http://schemas.openxmlformats.org/officeDocument/2006/customXml" ds:itemID="{7FBDB1CC-CEFB-4E46-8174-1F0AA0D30B24}">
   <ds:schemaRefs>
-    <ds:schemaRef ds:uri="http://schemas.microsoft.com/sharepoint/v3/contenttype/forms"/>
+    <ds:schemaRef ds:uri="http://schemas.microsoft.com/office/2006/metadata/properties"/>
+    <ds:schemaRef ds:uri="http://schemas.microsoft.com/office/infopath/2007/PartnerControls"/>
+    <ds:schemaRef ds:uri="4873beb7-5857-4685-be1f-d57550cc96cc"/>
   </ds:schemaRefs>
 </ds:datastoreItem>
 </file>
@@ -8136,11 +5156,9 @@
 </file>
 
 <file path=customXml/itemProps3.xml><?xml version="1.0" encoding="utf-8"?>
-<ds:datastoreItem xmlns:ds="http://schemas.openxmlformats.org/officeDocument/2006/customXml" ds:itemID="{7FBDB1CC-CEFB-4E46-8174-1F0AA0D30B24}">
+<ds:datastoreItem xmlns:ds="http://schemas.openxmlformats.org/officeDocument/2006/customXml" ds:itemID="{C01C3C56-10DB-49F7-B061-44D8728D078A}">
   <ds:schemaRefs>
-    <ds:schemaRef ds:uri="http://schemas.microsoft.com/office/2006/metadata/properties"/>
-    <ds:schemaRef ds:uri="http://schemas.microsoft.com/office/infopath/2007/PartnerControls"/>
-    <ds:schemaRef ds:uri="4873beb7-5857-4685-be1f-d57550cc96cc"/>
+    <ds:schemaRef ds:uri="http://schemas.microsoft.com/sharepoint/v3/contenttype/forms"/>
   </ds:schemaRefs>
 </ds:datastoreItem>
 </file>
--- a/BAB 4.docx
+++ b/BAB 4.docx
@@ -89,187 +89,7 @@
         </w:numPr>
       </w:pPr>
       <w:r>
-        <w:t>Use Case Diagram</w:t>
-      </w:r>
-    </w:p>
-    <w:p>
-      <w:pPr>
-        <w:pStyle w:val="ListParagraph"/>
-        <w:jc w:val="center"/>
-      </w:pPr>
-      <w:r>
-        <w:rPr>
-          <w:noProof/>
-        </w:rPr>
-        <w:drawing>
-          <wp:inline distT="0" distB="0" distL="0" distR="0" wp14:anchorId="3BA2E962" wp14:editId="29D3267D">
-            <wp:extent cx="3291848" cy="3980815"/>
-            <wp:effectExtent l="0" t="0" r="3810" b="635"/>
-            <wp:docPr id="2" name="Picture 2"/>
-            <wp:cNvGraphicFramePr>
-              <a:graphicFrameLocks xmlns:a="http://schemas.openxmlformats.org/drawingml/2006/main" noChangeAspect="1"/>
-            </wp:cNvGraphicFramePr>
-            <a:graphic xmlns:a="http://schemas.openxmlformats.org/drawingml/2006/main">
-              <a:graphicData uri="http://schemas.openxmlformats.org/drawingml/2006/picture">
-                <pic:pic xmlns:pic="http://schemas.openxmlformats.org/drawingml/2006/picture">
-                  <pic:nvPicPr>
-                    <pic:cNvPr id="2" name="Picture 2"/>
-                    <pic:cNvPicPr/>
-                  </pic:nvPicPr>
-                  <pic:blipFill>
-                    <a:blip r:embed="rId9">
-                      <a:extLst>
-                        <a:ext uri="{28A0092B-C50C-407E-A947-70E740481C1C}">
-                          <a14:useLocalDpi xmlns:a14="http://schemas.microsoft.com/office/drawing/2010/main" val="0"/>
-                        </a:ext>
-                      </a:extLst>
-                    </a:blip>
-                    <a:stretch>
-                      <a:fillRect/>
-                    </a:stretch>
-                  </pic:blipFill>
-                  <pic:spPr>
-                    <a:xfrm>
-                      <a:off x="0" y="0"/>
-                      <a:ext cx="3298383" cy="3988718"/>
-                    </a:xfrm>
-                    <a:prstGeom prst="rect">
-                      <a:avLst/>
-                    </a:prstGeom>
-                  </pic:spPr>
-                </pic:pic>
-              </a:graphicData>
-            </a:graphic>
-          </wp:inline>
-        </w:drawing>
-      </w:r>
-    </w:p>
-    <w:p>
-      <w:pPr>
-        <w:pStyle w:val="ListParagraph"/>
-        <w:jc w:val="center"/>
-      </w:pPr>
-      <w:r>
-        <w:t xml:space="preserve">Gambar 1 </w:t>
-      </w:r>
-      <w:r>
-        <w:rPr>
-          <w:rStyle w:val="Emphasis"/>
-        </w:rPr>
-        <w:t>Use Case Diagram</w:t>
-      </w:r>
-      <w:r>
-        <w:t xml:space="preserve"> pada Sistem Reservasi </w:t>
-      </w:r>
-      <w:r>
-        <w:rPr>
-          <w:rStyle w:val="Emphasis"/>
-        </w:rPr>
-        <w:t>Sport Center</w:t>
-      </w:r>
-      <w:r>
-        <w:t xml:space="preserve"> Kampus</w:t>
-      </w:r>
-    </w:p>
-    <w:p>
-      <w:pPr>
-        <w:pStyle w:val="ListParagraph"/>
-        <w:jc w:val="center"/>
-      </w:pPr>
-      <w:r>
-        <w:br w:type="column"/>
-      </w:r>
-    </w:p>
-    <w:p>
-      <w:pPr>
-        <w:pStyle w:val="ListParagraph"/>
-        <w:numPr>
-          <w:ilvl w:val="0"/>
-          <w:numId w:val="24"/>
-        </w:numPr>
-      </w:pPr>
-      <w:r>
-        <w:t>Diagram Class</w:t>
-      </w:r>
-    </w:p>
-    <w:p>
-      <w:pPr>
-        <w:pStyle w:val="ListParagraph"/>
-        <w:jc w:val="center"/>
-      </w:pPr>
-      <w:r>
-        <w:rPr>
-          <w:noProof/>
-        </w:rPr>
-        <w:drawing>
-          <wp:inline distT="0" distB="0" distL="0" distR="0" wp14:anchorId="5238BA9C" wp14:editId="351D22BC">
-            <wp:extent cx="4034752" cy="4993005"/>
-            <wp:effectExtent l="0" t="0" r="4445" b="0"/>
-            <wp:docPr id="3" name="Picture 3"/>
-            <wp:cNvGraphicFramePr>
-              <a:graphicFrameLocks xmlns:a="http://schemas.openxmlformats.org/drawingml/2006/main" noChangeAspect="1"/>
-            </wp:cNvGraphicFramePr>
-            <a:graphic xmlns:a="http://schemas.openxmlformats.org/drawingml/2006/main">
-              <a:graphicData uri="http://schemas.openxmlformats.org/drawingml/2006/picture">
-                <pic:pic xmlns:pic="http://schemas.openxmlformats.org/drawingml/2006/picture">
-                  <pic:nvPicPr>
-                    <pic:cNvPr id="3" name="Picture 3"/>
-                    <pic:cNvPicPr/>
-                  </pic:nvPicPr>
-                  <pic:blipFill>
-                    <a:blip r:embed="rId10">
-                      <a:extLst>
-                        <a:ext uri="{28A0092B-C50C-407E-A947-70E740481C1C}">
-                          <a14:useLocalDpi xmlns:a14="http://schemas.microsoft.com/office/drawing/2010/main" val="0"/>
-                        </a:ext>
-                      </a:extLst>
-                    </a:blip>
-                    <a:stretch>
-                      <a:fillRect/>
-                    </a:stretch>
-                  </pic:blipFill>
-                  <pic:spPr>
-                    <a:xfrm>
-                      <a:off x="0" y="0"/>
-                      <a:ext cx="4039051" cy="4998325"/>
-                    </a:xfrm>
-                    <a:prstGeom prst="rect">
-                      <a:avLst/>
-                    </a:prstGeom>
-                  </pic:spPr>
-                </pic:pic>
-              </a:graphicData>
-            </a:graphic>
-          </wp:inline>
-        </w:drawing>
-      </w:r>
-    </w:p>
-    <w:p>
-      <w:pPr>
-        <w:pStyle w:val="ListParagraph"/>
-        <w:ind w:firstLine="720"/>
-        <w:jc w:val="both"/>
-      </w:pPr>
-      <w:r>
-        <w:t>seluruh proses pemesanan dapat berlangsung secara terintegrasi dan terstruktur.</w:t>
-      </w:r>
-    </w:p>
-    <w:p>
-      <w:pPr>
-        <w:jc w:val="both"/>
-      </w:pPr>
-    </w:p>
-    <w:p>
-      <w:pPr>
-        <w:pStyle w:val="ListParagraph"/>
-        <w:numPr>
-          <w:ilvl w:val="0"/>
-          <w:numId w:val="24"/>
-        </w:numPr>
-        <w:jc w:val="both"/>
-      </w:pPr>
-      <w:r>
-        <w:t>Hasil Coding  Kotlin</w:t>
+        <w:t>View Binding</w:t>
       </w:r>
     </w:p>
     <w:tbl>
@@ -288,9 +108,6 @@
             <w:tcW w:w="9350" w:type="dxa"/>
           </w:tcPr>
           <w:p>
-            <w:pPr>
-              <w:jc w:val="both"/>
-            </w:pPr>
             <w:r>
               <w:t>Coding</w:t>
             </w:r>
@@ -304,444 +121,128 @@
           </w:tcPr>
           <w:p>
             <w:pPr>
-              <w:jc w:val="both"/>
-            </w:pPr>
-            <w:r>
-              <w:t>class Member(</w:t>
-            </w:r>
-          </w:p>
-          <w:p>
-            <w:pPr>
-              <w:jc w:val="both"/>
-            </w:pPr>
-            <w:r>
-              <w:t xml:space="preserve">    private val idMember: String,</w:t>
-            </w:r>
-          </w:p>
-          <w:p>
-            <w:pPr>
-              <w:jc w:val="both"/>
-            </w:pPr>
-            <w:r>
-              <w:t xml:space="preserve">    private var namaMember: String,</w:t>
-            </w:r>
-          </w:p>
-          <w:p>
-            <w:pPr>
-              <w:jc w:val="both"/>
-            </w:pPr>
-            <w:r>
-              <w:t xml:space="preserve">    saldoAwal: Double</w:t>
-            </w:r>
-          </w:p>
-          <w:p>
-            <w:pPr>
-              <w:jc w:val="both"/>
-            </w:pPr>
-            <w:r>
-              <w:t>) {</w:t>
-            </w:r>
-          </w:p>
-          <w:p>
-            <w:pPr>
-              <w:jc w:val="both"/>
-            </w:pPr>
-          </w:p>
-          <w:p>
-            <w:pPr>
-              <w:jc w:val="both"/>
-            </w:pPr>
-            <w:r>
-              <w:t xml:space="preserve">    var saldo = saldoAwal</w:t>
-            </w:r>
-          </w:p>
-          <w:p>
-            <w:pPr>
-              <w:jc w:val="both"/>
-            </w:pPr>
-            <w:r>
-              <w:t xml:space="preserve">        private set(value) {</w:t>
-            </w:r>
-          </w:p>
-          <w:p>
-            <w:pPr>
-              <w:jc w:val="both"/>
-            </w:pPr>
-            <w:r>
-              <w:t xml:space="preserve">            if (value &gt;= 0) {</w:t>
-            </w:r>
-          </w:p>
-          <w:p>
-            <w:pPr>
-              <w:jc w:val="both"/>
-            </w:pPr>
-            <w:r>
-              <w:t xml:space="preserve">                field = value</w:t>
-            </w:r>
-          </w:p>
-          <w:p>
-            <w:pPr>
-              <w:jc w:val="both"/>
-            </w:pPr>
-            <w:r>
-              <w:t xml:space="preserve">            } else {</w:t>
-            </w:r>
-          </w:p>
-          <w:p>
-            <w:pPr>
-              <w:jc w:val="both"/>
-            </w:pPr>
-            <w:r>
-              <w:t xml:space="preserve">                println("Saldo tidak boleh negatif!")</w:t>
-            </w:r>
-          </w:p>
-          <w:p>
-            <w:pPr>
-              <w:jc w:val="both"/>
-            </w:pPr>
-            <w:r>
-              <w:lastRenderedPageBreak/>
-              <w:t xml:space="preserve">            }</w:t>
-            </w:r>
-          </w:p>
-          <w:p>
-            <w:pPr>
-              <w:jc w:val="both"/>
-            </w:pPr>
-            <w:r>
-              <w:t xml:space="preserve">        }</w:t>
-            </w:r>
-          </w:p>
-          <w:p>
-            <w:pPr>
-              <w:jc w:val="both"/>
-            </w:pPr>
-          </w:p>
-          <w:p>
-            <w:pPr>
-              <w:jc w:val="both"/>
-            </w:pPr>
-            <w:r>
-              <w:t xml:space="preserve">    fun topUp(jumlah: Double) {</w:t>
-            </w:r>
-          </w:p>
-          <w:p>
-            <w:pPr>
-              <w:jc w:val="both"/>
-            </w:pPr>
-            <w:r>
-              <w:t xml:space="preserve">        if (jumlah &gt; 0) saldo += jumlah</w:t>
-            </w:r>
-          </w:p>
-          <w:p>
-            <w:pPr>
-              <w:jc w:val="both"/>
-            </w:pPr>
-            <w:r>
+              <w:shd w:val="clear" w:color="auto" w:fill="121314"/>
+              <w:spacing w:line="285" w:lineRule="atLeast"/>
+              <w:rPr>
+                <w:rFonts w:ascii="Consolas" w:eastAsia="Times New Roman" w:hAnsi="Consolas" w:cs="Times New Roman"/>
+                <w:color w:val="808080"/>
+                <w:sz w:val="21"/>
+                <w:szCs w:val="21"/>
+                <w:lang w:val="id-ID" w:eastAsia="id-ID"/>
+              </w:rPr>
+            </w:pPr>
+            <w:r>
+              <w:rPr>
+                <w:rFonts w:ascii="Consolas" w:eastAsia="Times New Roman" w:hAnsi="Consolas" w:cs="Times New Roman"/>
+                <w:color w:val="808080"/>
+                <w:sz w:val="21"/>
+                <w:szCs w:val="21"/>
+                <w:lang w:val="id-ID" w:eastAsia="id-ID"/>
+              </w:rPr>
+              <w:t>android {</w:t>
+            </w:r>
+          </w:p>
+          <w:p>
+            <w:pPr>
+              <w:shd w:val="clear" w:color="auto" w:fill="121314"/>
+              <w:spacing w:line="285" w:lineRule="atLeast"/>
+              <w:rPr>
+                <w:rFonts w:ascii="Consolas" w:eastAsia="Times New Roman" w:hAnsi="Consolas" w:cs="Times New Roman"/>
+                <w:color w:val="808080"/>
+                <w:sz w:val="21"/>
+                <w:szCs w:val="21"/>
+                <w:lang w:val="id-ID" w:eastAsia="id-ID"/>
+              </w:rPr>
+            </w:pPr>
+            <w:r>
+              <w:rPr>
+                <w:rFonts w:ascii="Consolas" w:eastAsia="Times New Roman" w:hAnsi="Consolas" w:cs="Times New Roman"/>
+                <w:color w:val="808080"/>
+                <w:sz w:val="21"/>
+                <w:szCs w:val="21"/>
+                <w:lang w:val="id-ID" w:eastAsia="id-ID"/>
+              </w:rPr>
+              <w:t xml:space="preserve">    ...</w:t>
+            </w:r>
+          </w:p>
+          <w:p>
+            <w:pPr>
+              <w:shd w:val="clear" w:color="auto" w:fill="121314"/>
+              <w:spacing w:line="285" w:lineRule="atLeast"/>
+              <w:rPr>
+                <w:rFonts w:ascii="Consolas" w:eastAsia="Times New Roman" w:hAnsi="Consolas" w:cs="Times New Roman"/>
+                <w:color w:val="808080"/>
+                <w:sz w:val="21"/>
+                <w:szCs w:val="21"/>
+                <w:lang w:val="id-ID" w:eastAsia="id-ID"/>
+              </w:rPr>
+            </w:pPr>
+            <w:r>
+              <w:rPr>
+                <w:rFonts w:ascii="Consolas" w:eastAsia="Times New Roman" w:hAnsi="Consolas" w:cs="Times New Roman"/>
+                <w:color w:val="808080"/>
+                <w:sz w:val="21"/>
+                <w:szCs w:val="21"/>
+                <w:lang w:val="id-ID" w:eastAsia="id-ID"/>
+              </w:rPr>
+              <w:t xml:space="preserve">    buildFeatures {</w:t>
+            </w:r>
+          </w:p>
+          <w:p>
+            <w:pPr>
+              <w:shd w:val="clear" w:color="auto" w:fill="121314"/>
+              <w:spacing w:line="285" w:lineRule="atLeast"/>
+              <w:rPr>
+                <w:rFonts w:ascii="Consolas" w:eastAsia="Times New Roman" w:hAnsi="Consolas" w:cs="Times New Roman"/>
+                <w:color w:val="808080"/>
+                <w:sz w:val="21"/>
+                <w:szCs w:val="21"/>
+                <w:lang w:val="id-ID" w:eastAsia="id-ID"/>
+              </w:rPr>
+            </w:pPr>
+            <w:r>
+              <w:rPr>
+                <w:rFonts w:ascii="Consolas" w:eastAsia="Times New Roman" w:hAnsi="Consolas" w:cs="Times New Roman"/>
+                <w:color w:val="808080"/>
+                <w:sz w:val="21"/>
+                <w:szCs w:val="21"/>
+                <w:lang w:val="id-ID" w:eastAsia="id-ID"/>
+              </w:rPr>
+              <w:t xml:space="preserve">        viewBinding true</w:t>
+            </w:r>
+          </w:p>
+          <w:p>
+            <w:pPr>
+              <w:shd w:val="clear" w:color="auto" w:fill="121314"/>
+              <w:spacing w:line="285" w:lineRule="atLeast"/>
+              <w:rPr>
+                <w:rFonts w:ascii="Consolas" w:eastAsia="Times New Roman" w:hAnsi="Consolas" w:cs="Times New Roman"/>
+                <w:color w:val="808080"/>
+                <w:sz w:val="21"/>
+                <w:szCs w:val="21"/>
+                <w:lang w:val="id-ID" w:eastAsia="id-ID"/>
+              </w:rPr>
+            </w:pPr>
+            <w:r>
+              <w:rPr>
+                <w:rFonts w:ascii="Consolas" w:eastAsia="Times New Roman" w:hAnsi="Consolas" w:cs="Times New Roman"/>
+                <w:color w:val="808080"/>
+                <w:sz w:val="21"/>
+                <w:szCs w:val="21"/>
+                <w:lang w:val="id-ID" w:eastAsia="id-ID"/>
+              </w:rPr>
               <w:t xml:space="preserve">    }</w:t>
             </w:r>
           </w:p>
           <w:p>
-            <w:pPr>
-              <w:jc w:val="both"/>
-            </w:pPr>
-          </w:p>
-          <w:p>
-            <w:pPr>
-              <w:jc w:val="both"/>
-            </w:pPr>
-            <w:r>
-              <w:t xml:space="preserve">    fun bookingLapangan() {</w:t>
-            </w:r>
-          </w:p>
-          <w:p>
-            <w:pPr>
-              <w:jc w:val="both"/>
-            </w:pPr>
-            <w:r>
-              <w:t xml:space="preserve">        println("Booking berhasil")</w:t>
-            </w:r>
-          </w:p>
-          <w:p>
-            <w:pPr>
-              <w:jc w:val="both"/>
-            </w:pPr>
-            <w:r>
-              <w:t xml:space="preserve">    }</w:t>
-            </w:r>
-          </w:p>
-          <w:p>
-            <w:pPr>
-              <w:jc w:val="both"/>
-            </w:pPr>
-          </w:p>
-          <w:p>
-            <w:pPr>
-              <w:jc w:val="both"/>
-            </w:pPr>
-            <w:r>
-              <w:t xml:space="preserve">    fun cekSaldo() {</w:t>
-            </w:r>
-          </w:p>
-          <w:p>
-            <w:pPr>
-              <w:jc w:val="both"/>
-            </w:pPr>
-            <w:r>
-              <w:t xml:space="preserve">        println("Saldo: Rp$saldo")</w:t>
-            </w:r>
-          </w:p>
-          <w:p>
-            <w:pPr>
-              <w:jc w:val="both"/>
-            </w:pPr>
-            <w:r>
-              <w:t xml:space="preserve">    }</w:t>
-            </w:r>
-          </w:p>
-          <w:p>
-            <w:pPr>
-              <w:jc w:val="both"/>
-            </w:pPr>
-          </w:p>
-          <w:p>
-            <w:pPr>
-              <w:jc w:val="both"/>
-            </w:pPr>
-            <w:r>
-              <w:t xml:space="preserve">    fun batalkanBooking() {</w:t>
-            </w:r>
-          </w:p>
-          <w:p>
-            <w:pPr>
-              <w:jc w:val="both"/>
-            </w:pPr>
-            <w:r>
-              <w:t xml:space="preserve">        println("Booking dibatalkan")</w:t>
-            </w:r>
-          </w:p>
-          <w:p>
-            <w:pPr>
-              <w:jc w:val="both"/>
-            </w:pPr>
-            <w:r>
-              <w:t xml:space="preserve">    }</w:t>
-            </w:r>
-          </w:p>
-          <w:p>
-            <w:pPr>
-              <w:jc w:val="both"/>
-            </w:pPr>
-            <w:r>
-              <w:t>}</w:t>
-            </w:r>
-          </w:p>
-          <w:p>
-            <w:pPr>
-              <w:jc w:val="both"/>
-            </w:pPr>
-          </w:p>
-          <w:p>
-            <w:pPr>
-              <w:jc w:val="both"/>
-            </w:pPr>
-            <w:r>
-              <w:t>class Lapangan(</w:t>
-            </w:r>
-          </w:p>
-          <w:p>
-            <w:pPr>
-              <w:jc w:val="both"/>
-            </w:pPr>
-            <w:r>
-              <w:t xml:space="preserve">    private val idLapangan: String,</w:t>
-            </w:r>
-          </w:p>
-          <w:p>
-            <w:pPr>
-              <w:jc w:val="both"/>
-            </w:pPr>
-            <w:r>
-              <w:t xml:space="preserve">    private var namaLapangan: String,</w:t>
-            </w:r>
-          </w:p>
-          <w:p>
-            <w:pPr>
-              <w:jc w:val="both"/>
-            </w:pPr>
-            <w:r>
-              <w:t xml:space="preserve">    hargaAwal: Double,</w:t>
-            </w:r>
-          </w:p>
-          <w:p>
-            <w:pPr>
-              <w:jc w:val="both"/>
-            </w:pPr>
-            <w:r>
-              <w:t xml:space="preserve">    private var jadwalBooking: String</w:t>
-            </w:r>
-          </w:p>
-          <w:p>
-            <w:pPr>
-              <w:jc w:val="both"/>
-            </w:pPr>
-            <w:r>
-              <w:t>) {</w:t>
-            </w:r>
-          </w:p>
-          <w:p>
-            <w:pPr>
-              <w:jc w:val="both"/>
-            </w:pPr>
-          </w:p>
-          <w:p>
-            <w:pPr>
-              <w:jc w:val="both"/>
-            </w:pPr>
-            <w:r>
-              <w:t xml:space="preserve">    var hargaSewa = hargaAwal</w:t>
-            </w:r>
-          </w:p>
-          <w:p>
-            <w:pPr>
-              <w:jc w:val="both"/>
-            </w:pPr>
-            <w:r>
-              <w:t xml:space="preserve">        set(value) {</w:t>
-            </w:r>
-          </w:p>
-          <w:p>
-            <w:pPr>
-              <w:jc w:val="both"/>
-            </w:pPr>
-            <w:r>
-              <w:t xml:space="preserve">            if (value &gt;= 0)</w:t>
-            </w:r>
-          </w:p>
-          <w:p>
-            <w:pPr>
-              <w:jc w:val="both"/>
-            </w:pPr>
-            <w:r>
-              <w:t xml:space="preserve">                field = value</w:t>
-            </w:r>
-          </w:p>
-          <w:p>
-            <w:pPr>
-              <w:jc w:val="both"/>
-            </w:pPr>
-            <w:r>
-              <w:t xml:space="preserve">            else</w:t>
-            </w:r>
-          </w:p>
-          <w:p>
-            <w:pPr>
-              <w:jc w:val="both"/>
-            </w:pPr>
-            <w:r>
-              <w:t xml:space="preserve">                println("Harga sewa tidak boleh negatif")</w:t>
-            </w:r>
-          </w:p>
-          <w:p>
-            <w:pPr>
-              <w:jc w:val="both"/>
-            </w:pPr>
-            <w:r>
-              <w:t xml:space="preserve">        }</w:t>
-            </w:r>
-          </w:p>
-          <w:p>
-            <w:pPr>
-              <w:jc w:val="both"/>
-            </w:pPr>
-          </w:p>
-          <w:p>
-            <w:pPr>
-              <w:jc w:val="both"/>
-            </w:pPr>
-            <w:r>
-              <w:t xml:space="preserve">    fun cekKetersediaan() {</w:t>
-            </w:r>
-          </w:p>
-          <w:p>
-            <w:pPr>
-              <w:jc w:val="both"/>
-            </w:pPr>
-            <w:r>
-              <w:t xml:space="preserve">        println("Lapangan tersedia")</w:t>
-            </w:r>
-          </w:p>
-          <w:p>
-            <w:pPr>
-              <w:jc w:val="both"/>
-            </w:pPr>
-            <w:r>
-              <w:t xml:space="preserve">    }</w:t>
-            </w:r>
-          </w:p>
-          <w:p>
-            <w:pPr>
-              <w:jc w:val="both"/>
-            </w:pPr>
-          </w:p>
-          <w:p>
-            <w:pPr>
-              <w:jc w:val="both"/>
-            </w:pPr>
-            <w:r>
-              <w:t xml:space="preserve">    fun tambahBooking() {</w:t>
-            </w:r>
-          </w:p>
-          <w:p>
-            <w:pPr>
-              <w:jc w:val="both"/>
-            </w:pPr>
-            <w:r>
-              <w:t xml:space="preserve">        println("Booking ditambahkan")</w:t>
-            </w:r>
-          </w:p>
-          <w:p>
-            <w:pPr>
-              <w:jc w:val="both"/>
-            </w:pPr>
-            <w:r>
-              <w:t xml:space="preserve">    }</w:t>
-            </w:r>
-          </w:p>
-          <w:p>
-            <w:pPr>
-              <w:jc w:val="both"/>
-            </w:pPr>
-          </w:p>
-          <w:p>
-            <w:pPr>
-              <w:jc w:val="both"/>
-            </w:pPr>
-            <w:r>
-              <w:t xml:space="preserve">    fun tampilJadwal() {</w:t>
-            </w:r>
-          </w:p>
-          <w:p>
-            <w:pPr>
-              <w:jc w:val="both"/>
-            </w:pPr>
-            <w:r>
-              <w:t xml:space="preserve">        println(jadwalBooking)</w:t>
-            </w:r>
-          </w:p>
-          <w:p>
-            <w:pPr>
-              <w:jc w:val="both"/>
-            </w:pPr>
-            <w:r>
-              <w:t xml:space="preserve">    }</w:t>
-            </w:r>
-          </w:p>
-          <w:p>
-            <w:pPr>
-              <w:jc w:val="both"/>
-            </w:pPr>
-            <w:r>
+            <w:r>
+              <w:rPr>
+                <w:rFonts w:ascii="Consolas" w:eastAsia="Times New Roman" w:hAnsi="Consolas" w:cs="Times New Roman"/>
+                <w:color w:val="808080"/>
+                <w:sz w:val="21"/>
+                <w:szCs w:val="21"/>
+                <w:lang w:val="id-ID" w:eastAsia="id-ID"/>
+              </w:rPr>
               <w:t>}</w:t>
             </w:r>
           </w:p>
@@ -751,8 +252,1825 @@
     <w:p>
       <w:pPr>
         <w:ind w:left="360"/>
+      </w:pPr>
+    </w:p>
+    <w:p>
+      <w:pPr>
+        <w:pStyle w:val="ListParagraph"/>
+        <w:numPr>
+          <w:ilvl w:val="0"/>
+          <w:numId w:val="24"/>
+        </w:numPr>
         <w:jc w:val="both"/>
       </w:pPr>
+      <w:r>
+        <w:t>Login Activity</w:t>
+      </w:r>
+    </w:p>
+    <w:tbl>
+      <w:tblPr>
+        <w:tblStyle w:val="TableGrid"/>
+        <w:tblW w:w="0" w:type="auto"/>
+        <w:tblInd w:w="360" w:type="dxa"/>
+        <w:tblLook w:val="04A0" w:firstRow="1" w:lastRow="0" w:firstColumn="1" w:lastColumn="0" w:noHBand="0" w:noVBand="1"/>
+      </w:tblPr>
+      <w:tblGrid>
+        <w:gridCol w:w="8990"/>
+      </w:tblGrid>
+      <w:tr>
+        <w:tc>
+          <w:tcPr>
+            <w:tcW w:w="9350" w:type="dxa"/>
+          </w:tcPr>
+          <w:p>
+            <w:r>
+              <w:t>Coding</w:t>
+            </w:r>
+          </w:p>
+        </w:tc>
+      </w:tr>
+      <w:tr>
+        <w:tc>
+          <w:tcPr>
+            <w:tcW w:w="9350" w:type="dxa"/>
+          </w:tcPr>
+          <w:p>
+            <w:pPr>
+              <w:shd w:val="clear" w:color="auto" w:fill="121314"/>
+              <w:spacing w:line="285" w:lineRule="atLeast"/>
+              <w:rPr>
+                <w:rFonts w:ascii="Consolas" w:eastAsia="Times New Roman" w:hAnsi="Consolas" w:cs="Times New Roman"/>
+                <w:color w:val="808080"/>
+                <w:sz w:val="21"/>
+                <w:szCs w:val="21"/>
+                <w:lang w:val="id-ID" w:eastAsia="id-ID"/>
+              </w:rPr>
+            </w:pPr>
+            <w:r>
+              <w:rPr>
+                <w:rFonts w:ascii="Consolas" w:eastAsia="Times New Roman" w:hAnsi="Consolas" w:cs="Times New Roman"/>
+                <w:color w:val="808080"/>
+                <w:sz w:val="21"/>
+                <w:szCs w:val="21"/>
+                <w:lang w:val="id-ID" w:eastAsia="id-ID"/>
+              </w:rPr>
+              <w:t>package com.example.myapplication // Sesuaikan dengan nama package Anda</w:t>
+            </w:r>
+          </w:p>
+          <w:p>
+            <w:pPr>
+              <w:shd w:val="clear" w:color="auto" w:fill="121314"/>
+              <w:spacing w:line="285" w:lineRule="atLeast"/>
+              <w:rPr>
+                <w:rFonts w:ascii="Consolas" w:eastAsia="Times New Roman" w:hAnsi="Consolas" w:cs="Times New Roman"/>
+                <w:color w:val="808080"/>
+                <w:sz w:val="21"/>
+                <w:szCs w:val="21"/>
+                <w:lang w:val="id-ID" w:eastAsia="id-ID"/>
+              </w:rPr>
+            </w:pPr>
+          </w:p>
+          <w:p>
+            <w:pPr>
+              <w:shd w:val="clear" w:color="auto" w:fill="121314"/>
+              <w:spacing w:line="285" w:lineRule="atLeast"/>
+              <w:rPr>
+                <w:rFonts w:ascii="Consolas" w:eastAsia="Times New Roman" w:hAnsi="Consolas" w:cs="Times New Roman"/>
+                <w:color w:val="808080"/>
+                <w:sz w:val="21"/>
+                <w:szCs w:val="21"/>
+                <w:lang w:val="id-ID" w:eastAsia="id-ID"/>
+              </w:rPr>
+            </w:pPr>
+            <w:r>
+              <w:rPr>
+                <w:rFonts w:ascii="Consolas" w:eastAsia="Times New Roman" w:hAnsi="Consolas" w:cs="Times New Roman"/>
+                <w:color w:val="808080"/>
+                <w:sz w:val="21"/>
+                <w:szCs w:val="21"/>
+                <w:lang w:val="id-ID" w:eastAsia="id-ID"/>
+              </w:rPr>
+              <w:t>import android.content.Intent</w:t>
+            </w:r>
+          </w:p>
+          <w:p>
+            <w:pPr>
+              <w:shd w:val="clear" w:color="auto" w:fill="121314"/>
+              <w:spacing w:line="285" w:lineRule="atLeast"/>
+              <w:rPr>
+                <w:rFonts w:ascii="Consolas" w:eastAsia="Times New Roman" w:hAnsi="Consolas" w:cs="Times New Roman"/>
+                <w:color w:val="808080"/>
+                <w:sz w:val="21"/>
+                <w:szCs w:val="21"/>
+                <w:lang w:val="id-ID" w:eastAsia="id-ID"/>
+              </w:rPr>
+            </w:pPr>
+            <w:r>
+              <w:rPr>
+                <w:rFonts w:ascii="Consolas" w:eastAsia="Times New Roman" w:hAnsi="Consolas" w:cs="Times New Roman"/>
+                <w:color w:val="808080"/>
+                <w:sz w:val="21"/>
+                <w:szCs w:val="21"/>
+                <w:lang w:val="id-ID" w:eastAsia="id-ID"/>
+              </w:rPr>
+              <w:t>import android.os.Bundle</w:t>
+            </w:r>
+          </w:p>
+          <w:p>
+            <w:pPr>
+              <w:shd w:val="clear" w:color="auto" w:fill="121314"/>
+              <w:spacing w:line="285" w:lineRule="atLeast"/>
+              <w:rPr>
+                <w:rFonts w:ascii="Consolas" w:eastAsia="Times New Roman" w:hAnsi="Consolas" w:cs="Times New Roman"/>
+                <w:color w:val="808080"/>
+                <w:sz w:val="21"/>
+                <w:szCs w:val="21"/>
+                <w:lang w:val="id-ID" w:eastAsia="id-ID"/>
+              </w:rPr>
+            </w:pPr>
+            <w:r>
+              <w:rPr>
+                <w:rFonts w:ascii="Consolas" w:eastAsia="Times New Roman" w:hAnsi="Consolas" w:cs="Times New Roman"/>
+                <w:color w:val="808080"/>
+                <w:sz w:val="21"/>
+                <w:szCs w:val="21"/>
+                <w:lang w:val="id-ID" w:eastAsia="id-ID"/>
+              </w:rPr>
+              <w:t>import android.widget.Toast</w:t>
+            </w:r>
+          </w:p>
+          <w:p>
+            <w:pPr>
+              <w:shd w:val="clear" w:color="auto" w:fill="121314"/>
+              <w:spacing w:line="285" w:lineRule="atLeast"/>
+              <w:rPr>
+                <w:rFonts w:ascii="Consolas" w:eastAsia="Times New Roman" w:hAnsi="Consolas" w:cs="Times New Roman"/>
+                <w:color w:val="808080"/>
+                <w:sz w:val="21"/>
+                <w:szCs w:val="21"/>
+                <w:lang w:val="id-ID" w:eastAsia="id-ID"/>
+              </w:rPr>
+            </w:pPr>
+            <w:r>
+              <w:rPr>
+                <w:rFonts w:ascii="Consolas" w:eastAsia="Times New Roman" w:hAnsi="Consolas" w:cs="Times New Roman"/>
+                <w:color w:val="808080"/>
+                <w:sz w:val="21"/>
+                <w:szCs w:val="21"/>
+                <w:lang w:val="id-ID" w:eastAsia="id-ID"/>
+              </w:rPr>
+              <w:t>import androidx.appcompat.app.AppCompatActivity</w:t>
+            </w:r>
+          </w:p>
+          <w:p>
+            <w:pPr>
+              <w:shd w:val="clear" w:color="auto" w:fill="121314"/>
+              <w:spacing w:line="285" w:lineRule="atLeast"/>
+              <w:rPr>
+                <w:rFonts w:ascii="Consolas" w:eastAsia="Times New Roman" w:hAnsi="Consolas" w:cs="Times New Roman"/>
+                <w:color w:val="808080"/>
+                <w:sz w:val="21"/>
+                <w:szCs w:val="21"/>
+                <w:lang w:val="id-ID" w:eastAsia="id-ID"/>
+              </w:rPr>
+            </w:pPr>
+            <w:r>
+              <w:rPr>
+                <w:rFonts w:ascii="Consolas" w:eastAsia="Times New Roman" w:hAnsi="Consolas" w:cs="Times New Roman"/>
+                <w:color w:val="808080"/>
+                <w:sz w:val="21"/>
+                <w:szCs w:val="21"/>
+                <w:lang w:val="id-ID" w:eastAsia="id-ID"/>
+              </w:rPr>
+              <w:t>import com.example.myapplication.databinding.ActivityLoginBinding // Sesuaikan nama binding XML login Anda</w:t>
+            </w:r>
+          </w:p>
+          <w:p>
+            <w:pPr>
+              <w:shd w:val="clear" w:color="auto" w:fill="121314"/>
+              <w:spacing w:line="285" w:lineRule="atLeast"/>
+              <w:rPr>
+                <w:rFonts w:ascii="Consolas" w:eastAsia="Times New Roman" w:hAnsi="Consolas" w:cs="Times New Roman"/>
+                <w:color w:val="808080"/>
+                <w:sz w:val="21"/>
+                <w:szCs w:val="21"/>
+                <w:lang w:val="id-ID" w:eastAsia="id-ID"/>
+              </w:rPr>
+            </w:pPr>
+          </w:p>
+          <w:p>
+            <w:pPr>
+              <w:shd w:val="clear" w:color="auto" w:fill="121314"/>
+              <w:spacing w:line="285" w:lineRule="atLeast"/>
+              <w:rPr>
+                <w:rFonts w:ascii="Consolas" w:eastAsia="Times New Roman" w:hAnsi="Consolas" w:cs="Times New Roman"/>
+                <w:color w:val="808080"/>
+                <w:sz w:val="21"/>
+                <w:szCs w:val="21"/>
+                <w:lang w:val="id-ID" w:eastAsia="id-ID"/>
+              </w:rPr>
+            </w:pPr>
+            <w:r>
+              <w:rPr>
+                <w:rFonts w:ascii="Consolas" w:eastAsia="Times New Roman" w:hAnsi="Consolas" w:cs="Times New Roman"/>
+                <w:color w:val="808080"/>
+                <w:sz w:val="21"/>
+                <w:szCs w:val="21"/>
+                <w:lang w:val="id-ID" w:eastAsia="id-ID"/>
+              </w:rPr>
+              <w:t>class LoginActivity : AppCompatActivity() {</w:t>
+            </w:r>
+          </w:p>
+          <w:p>
+            <w:pPr>
+              <w:shd w:val="clear" w:color="auto" w:fill="121314"/>
+              <w:spacing w:line="285" w:lineRule="atLeast"/>
+              <w:rPr>
+                <w:rFonts w:ascii="Consolas" w:eastAsia="Times New Roman" w:hAnsi="Consolas" w:cs="Times New Roman"/>
+                <w:color w:val="808080"/>
+                <w:sz w:val="21"/>
+                <w:szCs w:val="21"/>
+                <w:lang w:val="id-ID" w:eastAsia="id-ID"/>
+              </w:rPr>
+            </w:pPr>
+          </w:p>
+          <w:p>
+            <w:pPr>
+              <w:shd w:val="clear" w:color="auto" w:fill="121314"/>
+              <w:spacing w:line="285" w:lineRule="atLeast"/>
+              <w:rPr>
+                <w:rFonts w:ascii="Consolas" w:eastAsia="Times New Roman" w:hAnsi="Consolas" w:cs="Times New Roman"/>
+                <w:color w:val="808080"/>
+                <w:sz w:val="21"/>
+                <w:szCs w:val="21"/>
+                <w:lang w:val="id-ID" w:eastAsia="id-ID"/>
+              </w:rPr>
+            </w:pPr>
+            <w:r>
+              <w:rPr>
+                <w:rFonts w:ascii="Consolas" w:eastAsia="Times New Roman" w:hAnsi="Consolas" w:cs="Times New Roman"/>
+                <w:color w:val="808080"/>
+                <w:sz w:val="21"/>
+                <w:szCs w:val="21"/>
+                <w:lang w:val="id-ID" w:eastAsia="id-ID"/>
+              </w:rPr>
+              <w:t xml:space="preserve">    private lateinit var binding: ActivityLoginBinding</w:t>
+            </w:r>
+          </w:p>
+          <w:p>
+            <w:pPr>
+              <w:shd w:val="clear" w:color="auto" w:fill="121314"/>
+              <w:spacing w:line="285" w:lineRule="atLeast"/>
+              <w:rPr>
+                <w:rFonts w:ascii="Consolas" w:eastAsia="Times New Roman" w:hAnsi="Consolas" w:cs="Times New Roman"/>
+                <w:color w:val="808080"/>
+                <w:sz w:val="21"/>
+                <w:szCs w:val="21"/>
+                <w:lang w:val="id-ID" w:eastAsia="id-ID"/>
+              </w:rPr>
+            </w:pPr>
+          </w:p>
+          <w:p>
+            <w:pPr>
+              <w:shd w:val="clear" w:color="auto" w:fill="121314"/>
+              <w:spacing w:line="285" w:lineRule="atLeast"/>
+              <w:rPr>
+                <w:rFonts w:ascii="Consolas" w:eastAsia="Times New Roman" w:hAnsi="Consolas" w:cs="Times New Roman"/>
+                <w:color w:val="808080"/>
+                <w:sz w:val="21"/>
+                <w:szCs w:val="21"/>
+                <w:lang w:val="id-ID" w:eastAsia="id-ID"/>
+              </w:rPr>
+            </w:pPr>
+            <w:r>
+              <w:rPr>
+                <w:rFonts w:ascii="Consolas" w:eastAsia="Times New Roman" w:hAnsi="Consolas" w:cs="Times New Roman"/>
+                <w:color w:val="808080"/>
+                <w:sz w:val="21"/>
+                <w:szCs w:val="21"/>
+                <w:lang w:val="id-ID" w:eastAsia="id-ID"/>
+              </w:rPr>
+              <w:t xml:space="preserve">    override fun onCreate(savedInstanceState: Bundle?) {</w:t>
+            </w:r>
+          </w:p>
+          <w:p>
+            <w:pPr>
+              <w:shd w:val="clear" w:color="auto" w:fill="121314"/>
+              <w:spacing w:line="285" w:lineRule="atLeast"/>
+              <w:rPr>
+                <w:rFonts w:ascii="Consolas" w:eastAsia="Times New Roman" w:hAnsi="Consolas" w:cs="Times New Roman"/>
+                <w:color w:val="808080"/>
+                <w:sz w:val="21"/>
+                <w:szCs w:val="21"/>
+                <w:lang w:val="id-ID" w:eastAsia="id-ID"/>
+              </w:rPr>
+            </w:pPr>
+            <w:r>
+              <w:rPr>
+                <w:rFonts w:ascii="Consolas" w:eastAsia="Times New Roman" w:hAnsi="Consolas" w:cs="Times New Roman"/>
+                <w:color w:val="808080"/>
+                <w:sz w:val="21"/>
+                <w:szCs w:val="21"/>
+                <w:lang w:val="id-ID" w:eastAsia="id-ID"/>
+              </w:rPr>
+              <w:t xml:space="preserve">        super.onCreate(savedInstanceState)</w:t>
+            </w:r>
+          </w:p>
+          <w:p>
+            <w:pPr>
+              <w:shd w:val="clear" w:color="auto" w:fill="121314"/>
+              <w:spacing w:line="285" w:lineRule="atLeast"/>
+              <w:rPr>
+                <w:rFonts w:ascii="Consolas" w:eastAsia="Times New Roman" w:hAnsi="Consolas" w:cs="Times New Roman"/>
+                <w:color w:val="808080"/>
+                <w:sz w:val="21"/>
+                <w:szCs w:val="21"/>
+                <w:lang w:val="id-ID" w:eastAsia="id-ID"/>
+              </w:rPr>
+            </w:pPr>
+            <w:r>
+              <w:rPr>
+                <w:rFonts w:ascii="Consolas" w:eastAsia="Times New Roman" w:hAnsi="Consolas" w:cs="Times New Roman"/>
+                <w:color w:val="808080"/>
+                <w:sz w:val="21"/>
+                <w:szCs w:val="21"/>
+                <w:lang w:val="id-ID" w:eastAsia="id-ID"/>
+              </w:rPr>
+              <w:t xml:space="preserve">        // Menginisialisasi View Binding</w:t>
+            </w:r>
+          </w:p>
+          <w:p>
+            <w:pPr>
+              <w:shd w:val="clear" w:color="auto" w:fill="121314"/>
+              <w:spacing w:line="285" w:lineRule="atLeast"/>
+              <w:rPr>
+                <w:rFonts w:ascii="Consolas" w:eastAsia="Times New Roman" w:hAnsi="Consolas" w:cs="Times New Roman"/>
+                <w:color w:val="808080"/>
+                <w:sz w:val="21"/>
+                <w:szCs w:val="21"/>
+                <w:lang w:val="id-ID" w:eastAsia="id-ID"/>
+              </w:rPr>
+            </w:pPr>
+            <w:r>
+              <w:rPr>
+                <w:rFonts w:ascii="Consolas" w:eastAsia="Times New Roman" w:hAnsi="Consolas" w:cs="Times New Roman"/>
+                <w:color w:val="808080"/>
+                <w:sz w:val="21"/>
+                <w:szCs w:val="21"/>
+                <w:lang w:val="id-ID" w:eastAsia="id-ID"/>
+              </w:rPr>
+              <w:t xml:space="preserve">        binding = ActivityLoginBinding.inflate(layoutInflater)</w:t>
+            </w:r>
+          </w:p>
+          <w:p>
+            <w:pPr>
+              <w:shd w:val="clear" w:color="auto" w:fill="121314"/>
+              <w:spacing w:line="285" w:lineRule="atLeast"/>
+              <w:rPr>
+                <w:rFonts w:ascii="Consolas" w:eastAsia="Times New Roman" w:hAnsi="Consolas" w:cs="Times New Roman"/>
+                <w:color w:val="808080"/>
+                <w:sz w:val="21"/>
+                <w:szCs w:val="21"/>
+                <w:lang w:val="id-ID" w:eastAsia="id-ID"/>
+              </w:rPr>
+            </w:pPr>
+            <w:r>
+              <w:rPr>
+                <w:rFonts w:ascii="Consolas" w:eastAsia="Times New Roman" w:hAnsi="Consolas" w:cs="Times New Roman"/>
+                <w:color w:val="808080"/>
+                <w:sz w:val="21"/>
+                <w:szCs w:val="21"/>
+                <w:lang w:val="id-ID" w:eastAsia="id-ID"/>
+              </w:rPr>
+              <w:t xml:space="preserve">        setContentView(binding.root)</w:t>
+            </w:r>
+          </w:p>
+          <w:p>
+            <w:pPr>
+              <w:shd w:val="clear" w:color="auto" w:fill="121314"/>
+              <w:spacing w:line="285" w:lineRule="atLeast"/>
+              <w:rPr>
+                <w:rFonts w:ascii="Consolas" w:eastAsia="Times New Roman" w:hAnsi="Consolas" w:cs="Times New Roman"/>
+                <w:color w:val="808080"/>
+                <w:sz w:val="21"/>
+                <w:szCs w:val="21"/>
+                <w:lang w:val="id-ID" w:eastAsia="id-ID"/>
+              </w:rPr>
+            </w:pPr>
+          </w:p>
+          <w:p>
+            <w:pPr>
+              <w:shd w:val="clear" w:color="auto" w:fill="121314"/>
+              <w:spacing w:line="285" w:lineRule="atLeast"/>
+              <w:rPr>
+                <w:rFonts w:ascii="Consolas" w:eastAsia="Times New Roman" w:hAnsi="Consolas" w:cs="Times New Roman"/>
+                <w:color w:val="808080"/>
+                <w:sz w:val="21"/>
+                <w:szCs w:val="21"/>
+                <w:lang w:val="id-ID" w:eastAsia="id-ID"/>
+              </w:rPr>
+            </w:pPr>
+            <w:r>
+              <w:rPr>
+                <w:rFonts w:ascii="Consolas" w:eastAsia="Times New Roman" w:hAnsi="Consolas" w:cs="Times New Roman"/>
+                <w:color w:val="808080"/>
+                <w:sz w:val="21"/>
+                <w:szCs w:val="21"/>
+                <w:lang w:val="id-ID" w:eastAsia="id-ID"/>
+              </w:rPr>
+              <w:t xml:space="preserve">        // Memasang Listener pada tombol Login (Halaman 9)</w:t>
+            </w:r>
+          </w:p>
+          <w:p>
+            <w:pPr>
+              <w:shd w:val="clear" w:color="auto" w:fill="121314"/>
+              <w:spacing w:line="285" w:lineRule="atLeast"/>
+              <w:rPr>
+                <w:rFonts w:ascii="Consolas" w:eastAsia="Times New Roman" w:hAnsi="Consolas" w:cs="Times New Roman"/>
+                <w:color w:val="808080"/>
+                <w:sz w:val="21"/>
+                <w:szCs w:val="21"/>
+                <w:lang w:val="id-ID" w:eastAsia="id-ID"/>
+              </w:rPr>
+            </w:pPr>
+            <w:r>
+              <w:rPr>
+                <w:rFonts w:ascii="Consolas" w:eastAsia="Times New Roman" w:hAnsi="Consolas" w:cs="Times New Roman"/>
+                <w:color w:val="808080"/>
+                <w:sz w:val="21"/>
+                <w:szCs w:val="21"/>
+                <w:lang w:val="id-ID" w:eastAsia="id-ID"/>
+              </w:rPr>
+              <w:t xml:space="preserve">        binding.btnLogin.setOnClickListener {</w:t>
+            </w:r>
+          </w:p>
+          <w:p>
+            <w:pPr>
+              <w:shd w:val="clear" w:color="auto" w:fill="121314"/>
+              <w:spacing w:line="285" w:lineRule="atLeast"/>
+              <w:rPr>
+                <w:rFonts w:ascii="Consolas" w:eastAsia="Times New Roman" w:hAnsi="Consolas" w:cs="Times New Roman"/>
+                <w:color w:val="808080"/>
+                <w:sz w:val="21"/>
+                <w:szCs w:val="21"/>
+                <w:lang w:val="id-ID" w:eastAsia="id-ID"/>
+              </w:rPr>
+            </w:pPr>
+            <w:r>
+              <w:rPr>
+                <w:rFonts w:ascii="Consolas" w:eastAsia="Times New Roman" w:hAnsi="Consolas" w:cs="Times New Roman"/>
+                <w:color w:val="808080"/>
+                <w:sz w:val="21"/>
+                <w:szCs w:val="21"/>
+                <w:lang w:val="id-ID" w:eastAsia="id-ID"/>
+              </w:rPr>
+              <w:t xml:space="preserve">            val username = binding.etUsername.text.toString().trim()</w:t>
+            </w:r>
+          </w:p>
+          <w:p>
+            <w:pPr>
+              <w:shd w:val="clear" w:color="auto" w:fill="121314"/>
+              <w:spacing w:line="285" w:lineRule="atLeast"/>
+              <w:rPr>
+                <w:rFonts w:ascii="Consolas" w:eastAsia="Times New Roman" w:hAnsi="Consolas" w:cs="Times New Roman"/>
+                <w:color w:val="808080"/>
+                <w:sz w:val="21"/>
+                <w:szCs w:val="21"/>
+                <w:lang w:val="id-ID" w:eastAsia="id-ID"/>
+              </w:rPr>
+            </w:pPr>
+            <w:r>
+              <w:rPr>
+                <w:rFonts w:ascii="Consolas" w:eastAsia="Times New Roman" w:hAnsi="Consolas" w:cs="Times New Roman"/>
+                <w:color w:val="808080"/>
+                <w:sz w:val="21"/>
+                <w:szCs w:val="21"/>
+                <w:lang w:val="id-ID" w:eastAsia="id-ID"/>
+              </w:rPr>
+              <w:t xml:space="preserve">            val password = binding.etPassword.text.toString().trim()</w:t>
+            </w:r>
+          </w:p>
+          <w:p>
+            <w:pPr>
+              <w:shd w:val="clear" w:color="auto" w:fill="121314"/>
+              <w:spacing w:line="285" w:lineRule="atLeast"/>
+              <w:rPr>
+                <w:rFonts w:ascii="Consolas" w:eastAsia="Times New Roman" w:hAnsi="Consolas" w:cs="Times New Roman"/>
+                <w:color w:val="808080"/>
+                <w:sz w:val="21"/>
+                <w:szCs w:val="21"/>
+                <w:lang w:val="id-ID" w:eastAsia="id-ID"/>
+              </w:rPr>
+            </w:pPr>
+          </w:p>
+          <w:p>
+            <w:pPr>
+              <w:shd w:val="clear" w:color="auto" w:fill="121314"/>
+              <w:spacing w:line="285" w:lineRule="atLeast"/>
+              <w:rPr>
+                <w:rFonts w:ascii="Consolas" w:eastAsia="Times New Roman" w:hAnsi="Consolas" w:cs="Times New Roman"/>
+                <w:color w:val="808080"/>
+                <w:sz w:val="21"/>
+                <w:szCs w:val="21"/>
+                <w:lang w:val="id-ID" w:eastAsia="id-ID"/>
+              </w:rPr>
+            </w:pPr>
+            <w:r>
+              <w:rPr>
+                <w:rFonts w:ascii="Consolas" w:eastAsia="Times New Roman" w:hAnsi="Consolas" w:cs="Times New Roman"/>
+                <w:color w:val="808080"/>
+                <w:sz w:val="21"/>
+                <w:szCs w:val="21"/>
+                <w:lang w:val="id-ID" w:eastAsia="id-ID"/>
+              </w:rPr>
+              <w:t xml:space="preserve">            // 1. Validasi Input (Halaman 4)</w:t>
+            </w:r>
+          </w:p>
+          <w:p>
+            <w:pPr>
+              <w:shd w:val="clear" w:color="auto" w:fill="121314"/>
+              <w:spacing w:line="285" w:lineRule="atLeast"/>
+              <w:rPr>
+                <w:rFonts w:ascii="Consolas" w:eastAsia="Times New Roman" w:hAnsi="Consolas" w:cs="Times New Roman"/>
+                <w:color w:val="808080"/>
+                <w:sz w:val="21"/>
+                <w:szCs w:val="21"/>
+                <w:lang w:val="id-ID" w:eastAsia="id-ID"/>
+              </w:rPr>
+            </w:pPr>
+            <w:r>
+              <w:rPr>
+                <w:rFonts w:ascii="Consolas" w:eastAsia="Times New Roman" w:hAnsi="Consolas" w:cs="Times New Roman"/>
+                <w:color w:val="808080"/>
+                <w:sz w:val="21"/>
+                <w:szCs w:val="21"/>
+                <w:lang w:val="id-ID" w:eastAsia="id-ID"/>
+              </w:rPr>
+              <w:t xml:space="preserve">            if (username.isEmpty()) {</w:t>
+            </w:r>
+          </w:p>
+          <w:p>
+            <w:pPr>
+              <w:shd w:val="clear" w:color="auto" w:fill="121314"/>
+              <w:spacing w:line="285" w:lineRule="atLeast"/>
+              <w:rPr>
+                <w:rFonts w:ascii="Consolas" w:eastAsia="Times New Roman" w:hAnsi="Consolas" w:cs="Times New Roman"/>
+                <w:color w:val="808080"/>
+                <w:sz w:val="21"/>
+                <w:szCs w:val="21"/>
+                <w:lang w:val="id-ID" w:eastAsia="id-ID"/>
+              </w:rPr>
+            </w:pPr>
+            <w:r>
+              <w:rPr>
+                <w:rFonts w:ascii="Consolas" w:eastAsia="Times New Roman" w:hAnsi="Consolas" w:cs="Times New Roman"/>
+                <w:color w:val="808080"/>
+                <w:sz w:val="21"/>
+                <w:szCs w:val="21"/>
+                <w:lang w:val="id-ID" w:eastAsia="id-ID"/>
+              </w:rPr>
+              <w:t xml:space="preserve">                binding.etUsername.error = "Username tidak boleh kosong!"</w:t>
+            </w:r>
+          </w:p>
+          <w:p>
+            <w:pPr>
+              <w:shd w:val="clear" w:color="auto" w:fill="121314"/>
+              <w:spacing w:line="285" w:lineRule="atLeast"/>
+              <w:rPr>
+                <w:rFonts w:ascii="Consolas" w:eastAsia="Times New Roman" w:hAnsi="Consolas" w:cs="Times New Roman"/>
+                <w:color w:val="808080"/>
+                <w:sz w:val="21"/>
+                <w:szCs w:val="21"/>
+                <w:lang w:val="id-ID" w:eastAsia="id-ID"/>
+              </w:rPr>
+            </w:pPr>
+            <w:r>
+              <w:rPr>
+                <w:rFonts w:ascii="Consolas" w:eastAsia="Times New Roman" w:hAnsi="Consolas" w:cs="Times New Roman"/>
+                <w:color w:val="808080"/>
+                <w:sz w:val="21"/>
+                <w:szCs w:val="21"/>
+                <w:lang w:val="id-ID" w:eastAsia="id-ID"/>
+              </w:rPr>
+              <w:t xml:space="preserve">                return@setOnClickListener</w:t>
+            </w:r>
+          </w:p>
+          <w:p>
+            <w:pPr>
+              <w:shd w:val="clear" w:color="auto" w:fill="121314"/>
+              <w:spacing w:line="285" w:lineRule="atLeast"/>
+              <w:rPr>
+                <w:rFonts w:ascii="Consolas" w:eastAsia="Times New Roman" w:hAnsi="Consolas" w:cs="Times New Roman"/>
+                <w:color w:val="808080"/>
+                <w:sz w:val="21"/>
+                <w:szCs w:val="21"/>
+                <w:lang w:val="id-ID" w:eastAsia="id-ID"/>
+              </w:rPr>
+            </w:pPr>
+            <w:r>
+              <w:rPr>
+                <w:rFonts w:ascii="Consolas" w:eastAsia="Times New Roman" w:hAnsi="Consolas" w:cs="Times New Roman"/>
+                <w:color w:val="808080"/>
+                <w:sz w:val="21"/>
+                <w:szCs w:val="21"/>
+                <w:lang w:val="id-ID" w:eastAsia="id-ID"/>
+              </w:rPr>
+              <w:t xml:space="preserve">            }</w:t>
+            </w:r>
+          </w:p>
+          <w:p>
+            <w:pPr>
+              <w:shd w:val="clear" w:color="auto" w:fill="121314"/>
+              <w:spacing w:line="285" w:lineRule="atLeast"/>
+              <w:rPr>
+                <w:rFonts w:ascii="Consolas" w:eastAsia="Times New Roman" w:hAnsi="Consolas" w:cs="Times New Roman"/>
+                <w:color w:val="808080"/>
+                <w:sz w:val="21"/>
+                <w:szCs w:val="21"/>
+                <w:lang w:val="id-ID" w:eastAsia="id-ID"/>
+              </w:rPr>
+            </w:pPr>
+          </w:p>
+          <w:p>
+            <w:pPr>
+              <w:shd w:val="clear" w:color="auto" w:fill="121314"/>
+              <w:spacing w:line="285" w:lineRule="atLeast"/>
+              <w:rPr>
+                <w:rFonts w:ascii="Consolas" w:eastAsia="Times New Roman" w:hAnsi="Consolas" w:cs="Times New Roman"/>
+                <w:color w:val="808080"/>
+                <w:sz w:val="21"/>
+                <w:szCs w:val="21"/>
+                <w:lang w:val="id-ID" w:eastAsia="id-ID"/>
+              </w:rPr>
+            </w:pPr>
+            <w:r>
+              <w:rPr>
+                <w:rFonts w:ascii="Consolas" w:eastAsia="Times New Roman" w:hAnsi="Consolas" w:cs="Times New Roman"/>
+                <w:color w:val="808080"/>
+                <w:sz w:val="21"/>
+                <w:szCs w:val="21"/>
+                <w:lang w:val="id-ID" w:eastAsia="id-ID"/>
+              </w:rPr>
+              <w:t xml:space="preserve">            if (password.isEmpty()) {</w:t>
+            </w:r>
+          </w:p>
+          <w:p>
+            <w:pPr>
+              <w:shd w:val="clear" w:color="auto" w:fill="121314"/>
+              <w:spacing w:line="285" w:lineRule="atLeast"/>
+              <w:rPr>
+                <w:rFonts w:ascii="Consolas" w:eastAsia="Times New Roman" w:hAnsi="Consolas" w:cs="Times New Roman"/>
+                <w:color w:val="808080"/>
+                <w:sz w:val="21"/>
+                <w:szCs w:val="21"/>
+                <w:lang w:val="id-ID" w:eastAsia="id-ID"/>
+              </w:rPr>
+            </w:pPr>
+            <w:r>
+              <w:rPr>
+                <w:rFonts w:ascii="Consolas" w:eastAsia="Times New Roman" w:hAnsi="Consolas" w:cs="Times New Roman"/>
+                <w:color w:val="808080"/>
+                <w:sz w:val="21"/>
+                <w:szCs w:val="21"/>
+                <w:lang w:val="id-ID" w:eastAsia="id-ID"/>
+              </w:rPr>
+              <w:t xml:space="preserve">                binding.etPassword.error = "Password tidak boleh kosong!"</w:t>
+            </w:r>
+          </w:p>
+          <w:p>
+            <w:pPr>
+              <w:shd w:val="clear" w:color="auto" w:fill="121314"/>
+              <w:spacing w:line="285" w:lineRule="atLeast"/>
+              <w:rPr>
+                <w:rFonts w:ascii="Consolas" w:eastAsia="Times New Roman" w:hAnsi="Consolas" w:cs="Times New Roman"/>
+                <w:color w:val="808080"/>
+                <w:sz w:val="21"/>
+                <w:szCs w:val="21"/>
+                <w:lang w:val="id-ID" w:eastAsia="id-ID"/>
+              </w:rPr>
+            </w:pPr>
+            <w:r>
+              <w:rPr>
+                <w:rFonts w:ascii="Consolas" w:eastAsia="Times New Roman" w:hAnsi="Consolas" w:cs="Times New Roman"/>
+                <w:color w:val="808080"/>
+                <w:sz w:val="21"/>
+                <w:szCs w:val="21"/>
+                <w:lang w:val="id-ID" w:eastAsia="id-ID"/>
+              </w:rPr>
+              <w:t xml:space="preserve">                return@setOnClickListener</w:t>
+            </w:r>
+          </w:p>
+          <w:p>
+            <w:pPr>
+              <w:shd w:val="clear" w:color="auto" w:fill="121314"/>
+              <w:spacing w:line="285" w:lineRule="atLeast"/>
+              <w:rPr>
+                <w:rFonts w:ascii="Consolas" w:eastAsia="Times New Roman" w:hAnsi="Consolas" w:cs="Times New Roman"/>
+                <w:color w:val="808080"/>
+                <w:sz w:val="21"/>
+                <w:szCs w:val="21"/>
+                <w:lang w:val="id-ID" w:eastAsia="id-ID"/>
+              </w:rPr>
+            </w:pPr>
+            <w:r>
+              <w:rPr>
+                <w:rFonts w:ascii="Consolas" w:eastAsia="Times New Roman" w:hAnsi="Consolas" w:cs="Times New Roman"/>
+                <w:color w:val="808080"/>
+                <w:sz w:val="21"/>
+                <w:szCs w:val="21"/>
+                <w:lang w:val="id-ID" w:eastAsia="id-ID"/>
+              </w:rPr>
+              <w:t xml:space="preserve">            }</w:t>
+            </w:r>
+          </w:p>
+          <w:p>
+            <w:pPr>
+              <w:shd w:val="clear" w:color="auto" w:fill="121314"/>
+              <w:spacing w:line="285" w:lineRule="atLeast"/>
+              <w:rPr>
+                <w:rFonts w:ascii="Consolas" w:eastAsia="Times New Roman" w:hAnsi="Consolas" w:cs="Times New Roman"/>
+                <w:color w:val="808080"/>
+                <w:sz w:val="21"/>
+                <w:szCs w:val="21"/>
+                <w:lang w:val="id-ID" w:eastAsia="id-ID"/>
+              </w:rPr>
+            </w:pPr>
+          </w:p>
+          <w:p>
+            <w:pPr>
+              <w:shd w:val="clear" w:color="auto" w:fill="121314"/>
+              <w:spacing w:line="285" w:lineRule="atLeast"/>
+              <w:rPr>
+                <w:rFonts w:ascii="Consolas" w:eastAsia="Times New Roman" w:hAnsi="Consolas" w:cs="Times New Roman"/>
+                <w:color w:val="808080"/>
+                <w:sz w:val="21"/>
+                <w:szCs w:val="21"/>
+                <w:lang w:val="id-ID" w:eastAsia="id-ID"/>
+              </w:rPr>
+            </w:pPr>
+            <w:r>
+              <w:rPr>
+                <w:rFonts w:ascii="Consolas" w:eastAsia="Times New Roman" w:hAnsi="Consolas" w:cs="Times New Roman"/>
+                <w:color w:val="808080"/>
+                <w:sz w:val="21"/>
+                <w:szCs w:val="21"/>
+                <w:lang w:val="id-ID" w:eastAsia="id-ID"/>
+              </w:rPr>
+              <w:t xml:space="preserve">            // Contoh kredensial login sederhana</w:t>
+            </w:r>
+          </w:p>
+          <w:p>
+            <w:pPr>
+              <w:shd w:val="clear" w:color="auto" w:fill="121314"/>
+              <w:spacing w:line="285" w:lineRule="atLeast"/>
+              <w:rPr>
+                <w:rFonts w:ascii="Consolas" w:eastAsia="Times New Roman" w:hAnsi="Consolas" w:cs="Times New Roman"/>
+                <w:color w:val="808080"/>
+                <w:sz w:val="21"/>
+                <w:szCs w:val="21"/>
+                <w:lang w:val="id-ID" w:eastAsia="id-ID"/>
+              </w:rPr>
+            </w:pPr>
+            <w:r>
+              <w:rPr>
+                <w:rFonts w:ascii="Consolas" w:eastAsia="Times New Roman" w:hAnsi="Consolas" w:cs="Times New Roman"/>
+                <w:color w:val="808080"/>
+                <w:sz w:val="21"/>
+                <w:szCs w:val="21"/>
+                <w:lang w:val="id-ID" w:eastAsia="id-ID"/>
+              </w:rPr>
+              <w:t xml:space="preserve">            if (username == "admin" &amp;&amp; password == "admin123") {</w:t>
+            </w:r>
+          </w:p>
+          <w:p>
+            <w:pPr>
+              <w:shd w:val="clear" w:color="auto" w:fill="121314"/>
+              <w:spacing w:line="285" w:lineRule="atLeast"/>
+              <w:rPr>
+                <w:rFonts w:ascii="Consolas" w:eastAsia="Times New Roman" w:hAnsi="Consolas" w:cs="Times New Roman"/>
+                <w:color w:val="808080"/>
+                <w:sz w:val="21"/>
+                <w:szCs w:val="21"/>
+                <w:lang w:val="id-ID" w:eastAsia="id-ID"/>
+              </w:rPr>
+            </w:pPr>
+            <w:r>
+              <w:rPr>
+                <w:rFonts w:ascii="Consolas" w:eastAsia="Times New Roman" w:hAnsi="Consolas" w:cs="Times New Roman"/>
+                <w:color w:val="808080"/>
+                <w:sz w:val="21"/>
+                <w:szCs w:val="21"/>
+                <w:lang w:val="id-ID" w:eastAsia="id-ID"/>
+              </w:rPr>
+              <w:t xml:space="preserve">                Toast.makeText(this, "Login Berhasil!", Toast.LENGTH_SHORT).show()</w:t>
+            </w:r>
+          </w:p>
+          <w:p>
+            <w:pPr>
+              <w:shd w:val="clear" w:color="auto" w:fill="121314"/>
+              <w:spacing w:line="285" w:lineRule="atLeast"/>
+              <w:rPr>
+                <w:rFonts w:ascii="Consolas" w:eastAsia="Times New Roman" w:hAnsi="Consolas" w:cs="Times New Roman"/>
+                <w:color w:val="808080"/>
+                <w:sz w:val="21"/>
+                <w:szCs w:val="21"/>
+                <w:lang w:val="id-ID" w:eastAsia="id-ID"/>
+              </w:rPr>
+            </w:pPr>
+          </w:p>
+          <w:p>
+            <w:pPr>
+              <w:shd w:val="clear" w:color="auto" w:fill="121314"/>
+              <w:spacing w:line="285" w:lineRule="atLeast"/>
+              <w:rPr>
+                <w:rFonts w:ascii="Consolas" w:eastAsia="Times New Roman" w:hAnsi="Consolas" w:cs="Times New Roman"/>
+                <w:color w:val="808080"/>
+                <w:sz w:val="21"/>
+                <w:szCs w:val="21"/>
+                <w:lang w:val="id-ID" w:eastAsia="id-ID"/>
+              </w:rPr>
+            </w:pPr>
+            <w:r>
+              <w:rPr>
+                <w:rFonts w:ascii="Consolas" w:eastAsia="Times New Roman" w:hAnsi="Consolas" w:cs="Times New Roman"/>
+                <w:color w:val="808080"/>
+                <w:sz w:val="21"/>
+                <w:szCs w:val="21"/>
+                <w:lang w:val="id-ID" w:eastAsia="id-ID"/>
+              </w:rPr>
+              <w:t xml:space="preserve">                // 2. Navigasi menggunakan Explicit Intent &amp; Mengirimkan Data (Halaman 4)</w:t>
+            </w:r>
+          </w:p>
+          <w:p>
+            <w:pPr>
+              <w:shd w:val="clear" w:color="auto" w:fill="121314"/>
+              <w:spacing w:line="285" w:lineRule="atLeast"/>
+              <w:rPr>
+                <w:rFonts w:ascii="Consolas" w:eastAsia="Times New Roman" w:hAnsi="Consolas" w:cs="Times New Roman"/>
+                <w:color w:val="808080"/>
+                <w:sz w:val="21"/>
+                <w:szCs w:val="21"/>
+                <w:lang w:val="id-ID" w:eastAsia="id-ID"/>
+              </w:rPr>
+            </w:pPr>
+            <w:r>
+              <w:rPr>
+                <w:rFonts w:ascii="Consolas" w:eastAsia="Times New Roman" w:hAnsi="Consolas" w:cs="Times New Roman"/>
+                <w:color w:val="808080"/>
+                <w:sz w:val="21"/>
+                <w:szCs w:val="21"/>
+                <w:lang w:val="id-ID" w:eastAsia="id-ID"/>
+              </w:rPr>
+              <w:t xml:space="preserve">                val intent = Intent(this, HomeActivity::class.getPermittedClass()) // atau HomeActivity::class.java</w:t>
+            </w:r>
+          </w:p>
+          <w:p>
+            <w:pPr>
+              <w:shd w:val="clear" w:color="auto" w:fill="121314"/>
+              <w:spacing w:line="285" w:lineRule="atLeast"/>
+              <w:rPr>
+                <w:rFonts w:ascii="Consolas" w:eastAsia="Times New Roman" w:hAnsi="Consolas" w:cs="Times New Roman"/>
+                <w:color w:val="808080"/>
+                <w:sz w:val="21"/>
+                <w:szCs w:val="21"/>
+                <w:lang w:val="id-ID" w:eastAsia="id-ID"/>
+              </w:rPr>
+            </w:pPr>
+            <w:r>
+              <w:rPr>
+                <w:rFonts w:ascii="Consolas" w:eastAsia="Times New Roman" w:hAnsi="Consolas" w:cs="Times New Roman"/>
+                <w:color w:val="808080"/>
+                <w:sz w:val="21"/>
+                <w:szCs w:val="21"/>
+                <w:lang w:val="id-ID" w:eastAsia="id-ID"/>
+              </w:rPr>
+              <w:t xml:space="preserve">                intent.putExtra("EXTRA_USERNAME", username)</w:t>
+            </w:r>
+          </w:p>
+          <w:p>
+            <w:pPr>
+              <w:shd w:val="clear" w:color="auto" w:fill="121314"/>
+              <w:spacing w:line="285" w:lineRule="atLeast"/>
+              <w:rPr>
+                <w:rFonts w:ascii="Consolas" w:eastAsia="Times New Roman" w:hAnsi="Consolas" w:cs="Times New Roman"/>
+                <w:color w:val="808080"/>
+                <w:sz w:val="21"/>
+                <w:szCs w:val="21"/>
+                <w:lang w:val="id-ID" w:eastAsia="id-ID"/>
+              </w:rPr>
+            </w:pPr>
+            <w:r>
+              <w:rPr>
+                <w:rFonts w:ascii="Consolas" w:eastAsia="Times New Roman" w:hAnsi="Consolas" w:cs="Times New Roman"/>
+                <w:color w:val="808080"/>
+                <w:sz w:val="21"/>
+                <w:szCs w:val="21"/>
+                <w:lang w:val="id-ID" w:eastAsia="id-ID"/>
+              </w:rPr>
+              <w:t xml:space="preserve">                startActivity(intent)</w:t>
+            </w:r>
+          </w:p>
+          <w:p>
+            <w:pPr>
+              <w:shd w:val="clear" w:color="auto" w:fill="121314"/>
+              <w:spacing w:line="285" w:lineRule="atLeast"/>
+              <w:rPr>
+                <w:rFonts w:ascii="Consolas" w:eastAsia="Times New Roman" w:hAnsi="Consolas" w:cs="Times New Roman"/>
+                <w:color w:val="808080"/>
+                <w:sz w:val="21"/>
+                <w:szCs w:val="21"/>
+                <w:lang w:val="id-ID" w:eastAsia="id-ID"/>
+              </w:rPr>
+            </w:pPr>
+            <w:r>
+              <w:rPr>
+                <w:rFonts w:ascii="Consolas" w:eastAsia="Times New Roman" w:hAnsi="Consolas" w:cs="Times New Roman"/>
+                <w:color w:val="808080"/>
+                <w:sz w:val="21"/>
+                <w:szCs w:val="21"/>
+                <w:lang w:val="id-ID" w:eastAsia="id-ID"/>
+              </w:rPr>
+              <w:t xml:space="preserve">                </w:t>
+            </w:r>
+          </w:p>
+          <w:p>
+            <w:pPr>
+              <w:shd w:val="clear" w:color="auto" w:fill="121314"/>
+              <w:spacing w:line="285" w:lineRule="atLeast"/>
+              <w:rPr>
+                <w:rFonts w:ascii="Consolas" w:eastAsia="Times New Roman" w:hAnsi="Consolas" w:cs="Times New Roman"/>
+                <w:color w:val="808080"/>
+                <w:sz w:val="21"/>
+                <w:szCs w:val="21"/>
+                <w:lang w:val="id-ID" w:eastAsia="id-ID"/>
+              </w:rPr>
+            </w:pPr>
+            <w:r>
+              <w:rPr>
+                <w:rFonts w:ascii="Consolas" w:eastAsia="Times New Roman" w:hAnsi="Consolas" w:cs="Times New Roman"/>
+                <w:color w:val="808080"/>
+                <w:sz w:val="21"/>
+                <w:szCs w:val="21"/>
+                <w:lang w:val="id-ID" w:eastAsia="id-ID"/>
+              </w:rPr>
+              <w:t xml:space="preserve">                // Menutup LoginActivity agar tidak bisa kembali ke halaman login via tombol back</w:t>
+            </w:r>
+          </w:p>
+          <w:p>
+            <w:pPr>
+              <w:shd w:val="clear" w:color="auto" w:fill="121314"/>
+              <w:spacing w:line="285" w:lineRule="atLeast"/>
+              <w:rPr>
+                <w:rFonts w:ascii="Consolas" w:eastAsia="Times New Roman" w:hAnsi="Consolas" w:cs="Times New Roman"/>
+                <w:color w:val="808080"/>
+                <w:sz w:val="21"/>
+                <w:szCs w:val="21"/>
+                <w:lang w:val="id-ID" w:eastAsia="id-ID"/>
+              </w:rPr>
+            </w:pPr>
+            <w:r>
+              <w:rPr>
+                <w:rFonts w:ascii="Consolas" w:eastAsia="Times New Roman" w:hAnsi="Consolas" w:cs="Times New Roman"/>
+                <w:color w:val="808080"/>
+                <w:sz w:val="21"/>
+                <w:szCs w:val="21"/>
+                <w:lang w:val="id-ID" w:eastAsia="id-ID"/>
+              </w:rPr>
+              <w:t xml:space="preserve">                finish()</w:t>
+            </w:r>
+          </w:p>
+          <w:p>
+            <w:pPr>
+              <w:shd w:val="clear" w:color="auto" w:fill="121314"/>
+              <w:spacing w:line="285" w:lineRule="atLeast"/>
+              <w:rPr>
+                <w:rFonts w:ascii="Consolas" w:eastAsia="Times New Roman" w:hAnsi="Consolas" w:cs="Times New Roman"/>
+                <w:color w:val="808080"/>
+                <w:sz w:val="21"/>
+                <w:szCs w:val="21"/>
+                <w:lang w:val="id-ID" w:eastAsia="id-ID"/>
+              </w:rPr>
+            </w:pPr>
+            <w:r>
+              <w:rPr>
+                <w:rFonts w:ascii="Consolas" w:eastAsia="Times New Roman" w:hAnsi="Consolas" w:cs="Times New Roman"/>
+                <w:color w:val="808080"/>
+                <w:sz w:val="21"/>
+                <w:szCs w:val="21"/>
+                <w:lang w:val="id-ID" w:eastAsia="id-ID"/>
+              </w:rPr>
+              <w:t xml:space="preserve">            } else {</w:t>
+            </w:r>
+          </w:p>
+          <w:p>
+            <w:pPr>
+              <w:shd w:val="clear" w:color="auto" w:fill="121314"/>
+              <w:spacing w:line="285" w:lineRule="atLeast"/>
+              <w:rPr>
+                <w:rFonts w:ascii="Consolas" w:eastAsia="Times New Roman" w:hAnsi="Consolas" w:cs="Times New Roman"/>
+                <w:color w:val="808080"/>
+                <w:sz w:val="21"/>
+                <w:szCs w:val="21"/>
+                <w:lang w:val="id-ID" w:eastAsia="id-ID"/>
+              </w:rPr>
+            </w:pPr>
+            <w:r>
+              <w:rPr>
+                <w:rFonts w:ascii="Consolas" w:eastAsia="Times New Roman" w:hAnsi="Consolas" w:cs="Times New Roman"/>
+                <w:color w:val="808080"/>
+                <w:sz w:val="21"/>
+                <w:szCs w:val="21"/>
+                <w:lang w:val="id-ID" w:eastAsia="id-ID"/>
+              </w:rPr>
+              <w:t xml:space="preserve">                Toast.makeText(this, "Username atau Password salah!", Toast.LENGTH_SHORT).show()</w:t>
+            </w:r>
+          </w:p>
+          <w:p>
+            <w:pPr>
+              <w:shd w:val="clear" w:color="auto" w:fill="121314"/>
+              <w:spacing w:line="285" w:lineRule="atLeast"/>
+              <w:rPr>
+                <w:rFonts w:ascii="Consolas" w:eastAsia="Times New Roman" w:hAnsi="Consolas" w:cs="Times New Roman"/>
+                <w:color w:val="808080"/>
+                <w:sz w:val="21"/>
+                <w:szCs w:val="21"/>
+                <w:lang w:val="id-ID" w:eastAsia="id-ID"/>
+              </w:rPr>
+            </w:pPr>
+            <w:r>
+              <w:rPr>
+                <w:rFonts w:ascii="Consolas" w:eastAsia="Times New Roman" w:hAnsi="Consolas" w:cs="Times New Roman"/>
+                <w:color w:val="808080"/>
+                <w:sz w:val="21"/>
+                <w:szCs w:val="21"/>
+                <w:lang w:val="id-ID" w:eastAsia="id-ID"/>
+              </w:rPr>
+              <w:t xml:space="preserve">            }</w:t>
+            </w:r>
+          </w:p>
+          <w:p>
+            <w:pPr>
+              <w:shd w:val="clear" w:color="auto" w:fill="121314"/>
+              <w:spacing w:line="285" w:lineRule="atLeast"/>
+              <w:rPr>
+                <w:rFonts w:ascii="Consolas" w:eastAsia="Times New Roman" w:hAnsi="Consolas" w:cs="Times New Roman"/>
+                <w:color w:val="808080"/>
+                <w:sz w:val="21"/>
+                <w:szCs w:val="21"/>
+                <w:lang w:val="id-ID" w:eastAsia="id-ID"/>
+              </w:rPr>
+            </w:pPr>
+            <w:r>
+              <w:rPr>
+                <w:rFonts w:ascii="Consolas" w:eastAsia="Times New Roman" w:hAnsi="Consolas" w:cs="Times New Roman"/>
+                <w:color w:val="808080"/>
+                <w:sz w:val="21"/>
+                <w:szCs w:val="21"/>
+                <w:lang w:val="id-ID" w:eastAsia="id-ID"/>
+              </w:rPr>
+              <w:t xml:space="preserve">        }</w:t>
+            </w:r>
+          </w:p>
+          <w:p>
+            <w:pPr>
+              <w:shd w:val="clear" w:color="auto" w:fill="121314"/>
+              <w:spacing w:line="285" w:lineRule="atLeast"/>
+              <w:rPr>
+                <w:rFonts w:ascii="Consolas" w:eastAsia="Times New Roman" w:hAnsi="Consolas" w:cs="Times New Roman"/>
+                <w:color w:val="808080"/>
+                <w:sz w:val="21"/>
+                <w:szCs w:val="21"/>
+                <w:lang w:val="id-ID" w:eastAsia="id-ID"/>
+              </w:rPr>
+            </w:pPr>
+            <w:r>
+              <w:rPr>
+                <w:rFonts w:ascii="Consolas" w:eastAsia="Times New Roman" w:hAnsi="Consolas" w:cs="Times New Roman"/>
+                <w:color w:val="808080"/>
+                <w:sz w:val="21"/>
+                <w:szCs w:val="21"/>
+                <w:lang w:val="id-ID" w:eastAsia="id-ID"/>
+              </w:rPr>
+              <w:t xml:space="preserve">    }</w:t>
+            </w:r>
+          </w:p>
+          <w:p>
+            <w:pPr>
+              <w:shd w:val="clear" w:color="auto" w:fill="121314"/>
+              <w:spacing w:line="285" w:lineRule="atLeast"/>
+              <w:rPr>
+                <w:rFonts w:ascii="Consolas" w:eastAsia="Times New Roman" w:hAnsi="Consolas" w:cs="Times New Roman"/>
+                <w:color w:val="808080"/>
+                <w:sz w:val="21"/>
+                <w:szCs w:val="21"/>
+                <w:lang w:val="id-ID" w:eastAsia="id-ID"/>
+              </w:rPr>
+            </w:pPr>
+          </w:p>
+          <w:p>
+            <w:pPr>
+              <w:shd w:val="clear" w:color="auto" w:fill="121314"/>
+              <w:spacing w:line="285" w:lineRule="atLeast"/>
+              <w:rPr>
+                <w:rFonts w:ascii="Consolas" w:eastAsia="Times New Roman" w:hAnsi="Consolas" w:cs="Times New Roman"/>
+                <w:color w:val="808080"/>
+                <w:sz w:val="21"/>
+                <w:szCs w:val="21"/>
+                <w:lang w:val="id-ID" w:eastAsia="id-ID"/>
+              </w:rPr>
+            </w:pPr>
+            <w:r>
+              <w:rPr>
+                <w:rFonts w:ascii="Consolas" w:eastAsia="Times New Roman" w:hAnsi="Consolas" w:cs="Times New Roman"/>
+                <w:color w:val="808080"/>
+                <w:sz w:val="21"/>
+                <w:szCs w:val="21"/>
+                <w:lang w:val="id-ID" w:eastAsia="id-ID"/>
+              </w:rPr>
+              <w:t xml:space="preserve">    // Fungsi helper penyesuaian refleksi class Java di Kotlin</w:t>
+            </w:r>
+          </w:p>
+          <w:p>
+            <w:pPr>
+              <w:shd w:val="clear" w:color="auto" w:fill="121314"/>
+              <w:spacing w:line="285" w:lineRule="atLeast"/>
+              <w:rPr>
+                <w:rFonts w:ascii="Consolas" w:eastAsia="Times New Roman" w:hAnsi="Consolas" w:cs="Times New Roman"/>
+                <w:color w:val="808080"/>
+                <w:sz w:val="21"/>
+                <w:szCs w:val="21"/>
+                <w:lang w:val="id-ID" w:eastAsia="id-ID"/>
+              </w:rPr>
+            </w:pPr>
+            <w:r>
+              <w:rPr>
+                <w:rFonts w:ascii="Consolas" w:eastAsia="Times New Roman" w:hAnsi="Consolas" w:cs="Times New Roman"/>
+                <w:color w:val="808080"/>
+                <w:sz w:val="21"/>
+                <w:szCs w:val="21"/>
+                <w:lang w:val="id-ID" w:eastAsia="id-ID"/>
+              </w:rPr>
+              <w:t xml:space="preserve">    private fun &lt;T : Any&gt; kotlin.reflect.KClass&lt;T&gt;.getPermittedClass(): Class&lt;T&gt; {</w:t>
+            </w:r>
+          </w:p>
+          <w:p>
+            <w:pPr>
+              <w:shd w:val="clear" w:color="auto" w:fill="121314"/>
+              <w:spacing w:line="285" w:lineRule="atLeast"/>
+              <w:rPr>
+                <w:rFonts w:ascii="Consolas" w:eastAsia="Times New Roman" w:hAnsi="Consolas" w:cs="Times New Roman"/>
+                <w:color w:val="808080"/>
+                <w:sz w:val="21"/>
+                <w:szCs w:val="21"/>
+                <w:lang w:val="id-ID" w:eastAsia="id-ID"/>
+              </w:rPr>
+            </w:pPr>
+            <w:r>
+              <w:rPr>
+                <w:rFonts w:ascii="Consolas" w:eastAsia="Times New Roman" w:hAnsi="Consolas" w:cs="Times New Roman"/>
+                <w:color w:val="808080"/>
+                <w:sz w:val="21"/>
+                <w:szCs w:val="21"/>
+                <w:lang w:val="id-ID" w:eastAsia="id-ID"/>
+              </w:rPr>
+              <w:t xml:space="preserve">        return java</w:t>
+            </w:r>
+          </w:p>
+          <w:p>
+            <w:pPr>
+              <w:shd w:val="clear" w:color="auto" w:fill="121314"/>
+              <w:spacing w:line="285" w:lineRule="atLeast"/>
+              <w:rPr>
+                <w:rFonts w:ascii="Consolas" w:eastAsia="Times New Roman" w:hAnsi="Consolas" w:cs="Times New Roman"/>
+                <w:color w:val="808080"/>
+                <w:sz w:val="21"/>
+                <w:szCs w:val="21"/>
+                <w:lang w:val="id-ID" w:eastAsia="id-ID"/>
+              </w:rPr>
+            </w:pPr>
+            <w:r>
+              <w:rPr>
+                <w:rFonts w:ascii="Consolas" w:eastAsia="Times New Roman" w:hAnsi="Consolas" w:cs="Times New Roman"/>
+                <w:color w:val="808080"/>
+                <w:sz w:val="21"/>
+                <w:szCs w:val="21"/>
+                <w:lang w:val="id-ID" w:eastAsia="id-ID"/>
+              </w:rPr>
+              <w:t xml:space="preserve">    }</w:t>
+            </w:r>
+          </w:p>
+          <w:p>
+            <w:r>
+              <w:rPr>
+                <w:rFonts w:ascii="Consolas" w:eastAsia="Times New Roman" w:hAnsi="Consolas" w:cs="Times New Roman"/>
+                <w:color w:val="808080"/>
+                <w:sz w:val="21"/>
+                <w:szCs w:val="21"/>
+                <w:lang w:val="id-ID" w:eastAsia="id-ID"/>
+              </w:rPr>
+              <w:t>}</w:t>
+            </w:r>
+          </w:p>
+        </w:tc>
+      </w:tr>
+    </w:tbl>
+    <w:p>
+      <w:pPr>
+        <w:ind w:left="360"/>
+        <w:jc w:val="both"/>
+      </w:pPr>
+    </w:p>
+    <w:p>
+      <w:pPr>
+        <w:pStyle w:val="ListParagraph"/>
+        <w:numPr>
+          <w:ilvl w:val="0"/>
+          <w:numId w:val="24"/>
+        </w:numPr>
+        <w:jc w:val="both"/>
+      </w:pPr>
+      <w:r>
+        <w:t>Home Activity</w:t>
+      </w:r>
+    </w:p>
+    <w:tbl>
+      <w:tblPr>
+        <w:tblStyle w:val="TableGrid"/>
+        <w:tblW w:w="0" w:type="auto"/>
+        <w:tblInd w:w="720" w:type="dxa"/>
+        <w:tblLook w:val="04A0" w:firstRow="1" w:lastRow="0" w:firstColumn="1" w:lastColumn="0" w:noHBand="0" w:noVBand="1"/>
+      </w:tblPr>
+      <w:tblGrid>
+        <w:gridCol w:w="8630"/>
+      </w:tblGrid>
+      <w:tr>
+        <w:tc>
+          <w:tcPr>
+            <w:tcW w:w="9350" w:type="dxa"/>
+          </w:tcPr>
+          <w:p>
+            <w:pPr>
+              <w:pStyle w:val="ListParagraph"/>
+              <w:ind w:left="0"/>
+              <w:jc w:val="both"/>
+            </w:pPr>
+            <w:r>
+              <w:t>Coding</w:t>
+            </w:r>
+          </w:p>
+        </w:tc>
+      </w:tr>
+      <w:tr>
+        <w:tc>
+          <w:tcPr>
+            <w:tcW w:w="9350" w:type="dxa"/>
+          </w:tcPr>
+          <w:p>
+            <w:pPr>
+              <w:pStyle w:val="ListParagraph"/>
+              <w:jc w:val="both"/>
+            </w:pPr>
+            <w:r>
+              <w:t>package com.example.myapplication // Sesuaikan dengan nama package Anda</w:t>
+            </w:r>
+          </w:p>
+          <w:p>
+            <w:pPr>
+              <w:pStyle w:val="ListParagraph"/>
+              <w:jc w:val="both"/>
+            </w:pPr>
+          </w:p>
+          <w:p>
+            <w:pPr>
+              <w:pStyle w:val="ListParagraph"/>
+              <w:jc w:val="both"/>
+            </w:pPr>
+            <w:r>
+              <w:t>import android.content.Intent</w:t>
+            </w:r>
+          </w:p>
+          <w:p>
+            <w:pPr>
+              <w:pStyle w:val="ListParagraph"/>
+              <w:jc w:val="both"/>
+            </w:pPr>
+            <w:r>
+              <w:t>import android.os.Bundle</w:t>
+            </w:r>
+          </w:p>
+          <w:p>
+            <w:pPr>
+              <w:pStyle w:val="ListParagraph"/>
+              <w:jc w:val="both"/>
+            </w:pPr>
+            <w:r>
+              <w:t>import android.widget.Toast</w:t>
+            </w:r>
+          </w:p>
+          <w:p>
+            <w:pPr>
+              <w:pStyle w:val="ListParagraph"/>
+              <w:jc w:val="both"/>
+            </w:pPr>
+            <w:r>
+              <w:t>import androidx.appcompat.app.AppCompatActivity</w:t>
+            </w:r>
+          </w:p>
+          <w:p>
+            <w:pPr>
+              <w:pStyle w:val="ListParagraph"/>
+              <w:jc w:val="both"/>
+            </w:pPr>
+            <w:r>
+              <w:t>import com.example.myapplication.databinding.ActivityLoginBinding // Sesuaikan nama binding XML login Anda</w:t>
+            </w:r>
+          </w:p>
+          <w:p>
+            <w:pPr>
+              <w:pStyle w:val="ListParagraph"/>
+              <w:jc w:val="both"/>
+            </w:pPr>
+          </w:p>
+          <w:p>
+            <w:pPr>
+              <w:pStyle w:val="ListParagraph"/>
+              <w:jc w:val="both"/>
+            </w:pPr>
+            <w:r>
+              <w:lastRenderedPageBreak/>
+              <w:t>class LoginActivity : AppCompatActivity() {</w:t>
+            </w:r>
+          </w:p>
+          <w:p>
+            <w:pPr>
+              <w:pStyle w:val="ListParagraph"/>
+              <w:jc w:val="both"/>
+            </w:pPr>
+          </w:p>
+          <w:p>
+            <w:pPr>
+              <w:pStyle w:val="ListParagraph"/>
+              <w:jc w:val="both"/>
+            </w:pPr>
+            <w:r>
+              <w:t xml:space="preserve">    private lateinit var binding: ActivityLoginBinding</w:t>
+            </w:r>
+          </w:p>
+          <w:p>
+            <w:pPr>
+              <w:pStyle w:val="ListParagraph"/>
+              <w:jc w:val="both"/>
+            </w:pPr>
+          </w:p>
+          <w:p>
+            <w:pPr>
+              <w:pStyle w:val="ListParagraph"/>
+              <w:jc w:val="both"/>
+            </w:pPr>
+            <w:r>
+              <w:t xml:space="preserve">    override fun onCreate(savedInstanceState: Bundle?) {</w:t>
+            </w:r>
+          </w:p>
+          <w:p>
+            <w:pPr>
+              <w:pStyle w:val="ListParagraph"/>
+              <w:jc w:val="both"/>
+            </w:pPr>
+            <w:r>
+              <w:t xml:space="preserve">        super.onCreate(savedInstanceState)</w:t>
+            </w:r>
+          </w:p>
+          <w:p>
+            <w:pPr>
+              <w:pStyle w:val="ListParagraph"/>
+              <w:jc w:val="both"/>
+            </w:pPr>
+            <w:r>
+              <w:t xml:space="preserve">        // Menginisialisasi View Binding</w:t>
+            </w:r>
+          </w:p>
+          <w:p>
+            <w:pPr>
+              <w:pStyle w:val="ListParagraph"/>
+              <w:jc w:val="both"/>
+            </w:pPr>
+            <w:r>
+              <w:t xml:space="preserve">        binding = ActivityLoginBinding.inflate(layoutInflater)</w:t>
+            </w:r>
+          </w:p>
+          <w:p>
+            <w:pPr>
+              <w:pStyle w:val="ListParagraph"/>
+              <w:jc w:val="both"/>
+            </w:pPr>
+            <w:r>
+              <w:t xml:space="preserve">        setContentView(binding.root)</w:t>
+            </w:r>
+          </w:p>
+          <w:p>
+            <w:pPr>
+              <w:pStyle w:val="ListParagraph"/>
+              <w:jc w:val="both"/>
+            </w:pPr>
+          </w:p>
+          <w:p>
+            <w:pPr>
+              <w:pStyle w:val="ListParagraph"/>
+              <w:jc w:val="both"/>
+            </w:pPr>
+            <w:r>
+              <w:t xml:space="preserve">        // Memasang Listener pada tombol Login (Halaman 9)</w:t>
+            </w:r>
+          </w:p>
+          <w:p>
+            <w:pPr>
+              <w:pStyle w:val="ListParagraph"/>
+              <w:jc w:val="both"/>
+            </w:pPr>
+            <w:r>
+              <w:t xml:space="preserve">        binding.btnLogin.setOnClickListener {</w:t>
+            </w:r>
+          </w:p>
+          <w:p>
+            <w:pPr>
+              <w:pStyle w:val="ListParagraph"/>
+              <w:jc w:val="both"/>
+            </w:pPr>
+            <w:r>
+              <w:t xml:space="preserve">            val username = binding.etUsername.text.toString().trim()</w:t>
+            </w:r>
+          </w:p>
+          <w:p>
+            <w:pPr>
+              <w:pStyle w:val="ListParagraph"/>
+              <w:jc w:val="both"/>
+            </w:pPr>
+            <w:r>
+              <w:t xml:space="preserve">            val password = binding.etPassword.text.toString().trim()</w:t>
+            </w:r>
+          </w:p>
+          <w:p>
+            <w:pPr>
+              <w:pStyle w:val="ListParagraph"/>
+              <w:jc w:val="both"/>
+            </w:pPr>
+          </w:p>
+          <w:p>
+            <w:pPr>
+              <w:pStyle w:val="ListParagraph"/>
+              <w:jc w:val="both"/>
+            </w:pPr>
+            <w:r>
+              <w:t xml:space="preserve">            // 1. Validasi Input (Halaman 4)</w:t>
+            </w:r>
+          </w:p>
+          <w:p>
+            <w:pPr>
+              <w:pStyle w:val="ListParagraph"/>
+              <w:jc w:val="both"/>
+            </w:pPr>
+            <w:r>
+              <w:t xml:space="preserve">            if (username.isEmpty()) {</w:t>
+            </w:r>
+          </w:p>
+          <w:p>
+            <w:pPr>
+              <w:pStyle w:val="ListParagraph"/>
+              <w:jc w:val="both"/>
+            </w:pPr>
+            <w:r>
+              <w:t xml:space="preserve">                binding.etUsername.error = "Username tidak boleh kosong!"</w:t>
+            </w:r>
+          </w:p>
+          <w:p>
+            <w:pPr>
+              <w:pStyle w:val="ListParagraph"/>
+              <w:jc w:val="both"/>
+            </w:pPr>
+            <w:r>
+              <w:t xml:space="preserve">                return@setOnClickListener</w:t>
+            </w:r>
+          </w:p>
+          <w:p>
+            <w:pPr>
+              <w:pStyle w:val="ListParagraph"/>
+              <w:jc w:val="both"/>
+            </w:pPr>
+            <w:r>
+              <w:t xml:space="preserve">            }</w:t>
+            </w:r>
+          </w:p>
+          <w:p>
+            <w:pPr>
+              <w:pStyle w:val="ListParagraph"/>
+              <w:jc w:val="both"/>
+            </w:pPr>
+          </w:p>
+          <w:p>
+            <w:pPr>
+              <w:pStyle w:val="ListParagraph"/>
+              <w:jc w:val="both"/>
+            </w:pPr>
+            <w:r>
+              <w:t xml:space="preserve">            if (password.isEmpty()) {</w:t>
+            </w:r>
+          </w:p>
+          <w:p>
+            <w:pPr>
+              <w:pStyle w:val="ListParagraph"/>
+              <w:jc w:val="both"/>
+            </w:pPr>
+            <w:r>
+              <w:t xml:space="preserve">                binding.etPassword.error = "Password tidak boleh kosong!"</w:t>
+            </w:r>
+          </w:p>
+          <w:p>
+            <w:pPr>
+              <w:pStyle w:val="ListParagraph"/>
+              <w:jc w:val="both"/>
+            </w:pPr>
+            <w:r>
+              <w:t xml:space="preserve">                return@setOnClickListener</w:t>
+            </w:r>
+          </w:p>
+          <w:p>
+            <w:pPr>
+              <w:pStyle w:val="ListParagraph"/>
+              <w:jc w:val="both"/>
+            </w:pPr>
+            <w:r>
+              <w:t xml:space="preserve">            }</w:t>
+            </w:r>
+          </w:p>
+          <w:p>
+            <w:pPr>
+              <w:pStyle w:val="ListParagraph"/>
+              <w:jc w:val="both"/>
+            </w:pPr>
+          </w:p>
+          <w:p>
+            <w:pPr>
+              <w:pStyle w:val="ListParagraph"/>
+              <w:jc w:val="both"/>
+            </w:pPr>
+            <w:r>
+              <w:t xml:space="preserve">            // Contoh kredensial login sederhana</w:t>
+            </w:r>
+          </w:p>
+          <w:p>
+            <w:pPr>
+              <w:pStyle w:val="ListParagraph"/>
+              <w:jc w:val="both"/>
+            </w:pPr>
+            <w:r>
+              <w:t xml:space="preserve">            if (username == "admin" &amp;&amp; password == "admin123") {</w:t>
+            </w:r>
+          </w:p>
+          <w:p>
+            <w:pPr>
+              <w:pStyle w:val="ListParagraph"/>
+              <w:jc w:val="both"/>
+            </w:pPr>
+            <w:r>
+              <w:t xml:space="preserve">                Toast.makeText(this, "Login Berhasil!", Toast.LENGTH_SHORT).show()</w:t>
+            </w:r>
+          </w:p>
+          <w:p>
+            <w:pPr>
+              <w:pStyle w:val="ListParagraph"/>
+              <w:jc w:val="both"/>
+            </w:pPr>
+          </w:p>
+          <w:p>
+            <w:pPr>
+              <w:pStyle w:val="ListParagraph"/>
+              <w:jc w:val="both"/>
+            </w:pPr>
+            <w:r>
+              <w:t xml:space="preserve">                // 2. Navigasi menggunakan Explicit Intent &amp; Mengirimkan Data (Halaman 4)</w:t>
+            </w:r>
+          </w:p>
+          <w:p>
+            <w:pPr>
+              <w:pStyle w:val="ListParagraph"/>
+              <w:jc w:val="both"/>
+            </w:pPr>
+            <w:r>
+              <w:t xml:space="preserve">                val intent = Intent(this, HomeActivity::class.getPermittedClass()) // atau HomeActivity::class.java</w:t>
+            </w:r>
+          </w:p>
+          <w:p>
+            <w:pPr>
+              <w:pStyle w:val="ListParagraph"/>
+              <w:jc w:val="both"/>
+            </w:pPr>
+            <w:r>
+              <w:t xml:space="preserve">                intent.putExtra("EXTRA_USERNAME", username)</w:t>
+            </w:r>
+          </w:p>
+          <w:p>
+            <w:pPr>
+              <w:pStyle w:val="ListParagraph"/>
+              <w:jc w:val="both"/>
+            </w:pPr>
+            <w:r>
+              <w:t xml:space="preserve">                startActivity(intent)</w:t>
+            </w:r>
+          </w:p>
+          <w:p>
+            <w:pPr>
+              <w:pStyle w:val="ListParagraph"/>
+              <w:jc w:val="both"/>
+            </w:pPr>
+            <w:r>
+              <w:t xml:space="preserve">                </w:t>
+            </w:r>
+          </w:p>
+          <w:p>
+            <w:pPr>
+              <w:pStyle w:val="ListParagraph"/>
+              <w:jc w:val="both"/>
+            </w:pPr>
+            <w:r>
+              <w:t xml:space="preserve">                // Menutup LoginActivity agar tidak bisa kembali ke halaman login via tombol back</w:t>
+            </w:r>
+          </w:p>
+          <w:p>
+            <w:pPr>
+              <w:pStyle w:val="ListParagraph"/>
+              <w:jc w:val="both"/>
+            </w:pPr>
+            <w:r>
+              <w:t xml:space="preserve">                finish()</w:t>
+            </w:r>
+          </w:p>
+          <w:p>
+            <w:pPr>
+              <w:pStyle w:val="ListParagraph"/>
+              <w:jc w:val="both"/>
+            </w:pPr>
+            <w:r>
+              <w:t xml:space="preserve">            } else {</w:t>
+            </w:r>
+          </w:p>
+          <w:p>
+            <w:pPr>
+              <w:pStyle w:val="ListParagraph"/>
+              <w:jc w:val="both"/>
+            </w:pPr>
+            <w:r>
+              <w:t xml:space="preserve">                Toast.makeText(this, "Username atau Password salah!", Toast.LENGTH_SHORT).show()</w:t>
+            </w:r>
+          </w:p>
+          <w:p>
+            <w:pPr>
+              <w:pStyle w:val="ListParagraph"/>
+              <w:jc w:val="both"/>
+            </w:pPr>
+            <w:r>
+              <w:t xml:space="preserve">            }</w:t>
+            </w:r>
+          </w:p>
+          <w:p>
+            <w:pPr>
+              <w:pStyle w:val="ListParagraph"/>
+              <w:jc w:val="both"/>
+            </w:pPr>
+            <w:r>
+              <w:t xml:space="preserve">        }</w:t>
+            </w:r>
+          </w:p>
+          <w:p>
+            <w:pPr>
+              <w:pStyle w:val="ListParagraph"/>
+              <w:jc w:val="both"/>
+            </w:pPr>
+            <w:r>
+              <w:t xml:space="preserve">    }</w:t>
+            </w:r>
+          </w:p>
+          <w:p>
+            <w:pPr>
+              <w:pStyle w:val="ListParagraph"/>
+              <w:jc w:val="both"/>
+            </w:pPr>
+          </w:p>
+          <w:p>
+            <w:pPr>
+              <w:pStyle w:val="ListParagraph"/>
+              <w:jc w:val="both"/>
+            </w:pPr>
+            <w:r>
+              <w:t xml:space="preserve">    // Fungsi helper penyesuaian refleksi class Java di Kotlin</w:t>
+            </w:r>
+          </w:p>
+          <w:p>
+            <w:pPr>
+              <w:pStyle w:val="ListParagraph"/>
+              <w:jc w:val="both"/>
+            </w:pPr>
+            <w:r>
+              <w:t xml:space="preserve">    private fun &lt;T : Any&gt; kotlin.reflect.KClass&lt;T&gt;.getPermittedClass(): Class&lt;T&gt; {</w:t>
+            </w:r>
+          </w:p>
+          <w:p>
+            <w:pPr>
+              <w:pStyle w:val="ListParagraph"/>
+              <w:jc w:val="both"/>
+            </w:pPr>
+            <w:r>
+              <w:lastRenderedPageBreak/>
+              <w:t xml:space="preserve">        return java</w:t>
+            </w:r>
+          </w:p>
+          <w:p>
+            <w:pPr>
+              <w:pStyle w:val="ListParagraph"/>
+              <w:jc w:val="both"/>
+            </w:pPr>
+            <w:r>
+              <w:t xml:space="preserve">    }</w:t>
+            </w:r>
+          </w:p>
+          <w:p>
+            <w:pPr>
+              <w:pStyle w:val="ListParagraph"/>
+              <w:ind w:left="0"/>
+              <w:jc w:val="both"/>
+            </w:pPr>
+            <w:r>
+              <w:t>}</w:t>
+            </w:r>
+          </w:p>
+        </w:tc>
+      </w:tr>
+    </w:tbl>
+    <w:p>
+      <w:pPr>
+        <w:ind w:left="360"/>
+        <w:jc w:val="both"/>
+      </w:pPr>
+    </w:p>
+    <w:p>
+      <w:r>
+        <w:br w:type="page"/>
+      </w:r>
+    </w:p>
+    <w:p>
+      <w:pPr>
+        <w:ind w:left="360"/>
+        <w:jc w:val="both"/>
+      </w:pPr>
+      <w:r>
+        <w:lastRenderedPageBreak/>
+        <w:t>Dokumentas</w:t>
+      </w:r>
+      <w:r>
+        <w:t>i</w:t>
+      </w:r>
+    </w:p>
+    <w:p>
+      <w:pPr>
+        <w:ind w:left="360"/>
+        <w:jc w:val="both"/>
+      </w:pPr>
+      <w:r>
+        <w:drawing>
+          <wp:inline distT="0" distB="0" distL="0" distR="0" wp14:anchorId="1CA04209" wp14:editId="3FE642B7">
+            <wp:extent cx="5943600" cy="5934710"/>
+            <wp:effectExtent l="0" t="0" r="0" b="8890"/>
+            <wp:docPr id="5" name="Picture 5"/>
+            <wp:cNvGraphicFramePr>
+              <a:graphicFrameLocks xmlns:a="http://schemas.openxmlformats.org/drawingml/2006/main" noChangeAspect="1"/>
+            </wp:cNvGraphicFramePr>
+            <a:graphic xmlns:a="http://schemas.openxmlformats.org/drawingml/2006/main">
+              <a:graphicData uri="http://schemas.openxmlformats.org/drawingml/2006/picture">
+                <pic:pic xmlns:pic="http://schemas.openxmlformats.org/drawingml/2006/picture">
+                  <pic:nvPicPr>
+                    <pic:cNvPr id="1" name=""/>
+                    <pic:cNvPicPr/>
+                  </pic:nvPicPr>
+                  <pic:blipFill>
+                    <a:blip r:embed="rId9"/>
+                    <a:stretch>
+                      <a:fillRect/>
+                    </a:stretch>
+                  </pic:blipFill>
+                  <pic:spPr>
+                    <a:xfrm>
+                      <a:off x="0" y="0"/>
+                      <a:ext cx="5943600" cy="5934710"/>
+                    </a:xfrm>
+                    <a:prstGeom prst="rect">
+                      <a:avLst/>
+                    </a:prstGeom>
+                  </pic:spPr>
+                </pic:pic>
+              </a:graphicData>
+            </a:graphic>
+          </wp:inline>
+        </w:drawing>
+      </w:r>
     </w:p>
     <w:sectPr>
       <w:pgSz w:w="12240" w:h="15840"/>
